--- a/docassemble/MATCSeparationAgreement/data/templates/a_divorce_agreement.docx
+++ b/docassemble/MATCSeparationAgreement/data/templates/a_divorce_agreement.docx
@@ -102,21 +102,37 @@
           <w:sz w:val="22"/>
           <w:szCs w:val="22"/>
         </w:rPr>
-        <w:t>{{ trial_court.division }}</w:t>
-      </w:r>
-      <w:proofErr w:type="spellStart"/>
-      <w:proofErr w:type="gramEnd"/>
-      <w:proofErr w:type="gramStart"/>
-      <w:proofErr w:type="spellEnd"/>
-      <w:proofErr w:type="gramEnd"/>
-      <w:r>
-        <w:rPr>
-          <w:rFonts w:ascii="Arial" w:hAnsi="Arial" w:cs="Arial"/>
-          <w:color w:val="156082" w:themeColor="accent1"/>
-          <w:sz w:val="22"/>
-          <w:szCs w:val="22"/>
-        </w:rPr>
-        <w:t xml:space="preserve"> </w:t>
+        <w:t>{{ trial</w:t>
+      </w:r>
+      <w:proofErr w:type="gramEnd"/>
+      <w:r>
+        <w:rPr>
+          <w:rFonts w:ascii="Arial" w:hAnsi="Arial" w:cs="Arial"/>
+          <w:color w:val="156082" w:themeColor="accent1"/>
+          <w:sz w:val="22"/>
+          <w:szCs w:val="22"/>
+        </w:rPr>
+        <w:t>_</w:t>
+      </w:r>
+      <w:proofErr w:type="gramStart"/>
+      <w:r>
+        <w:rPr>
+          <w:rFonts w:ascii="Arial" w:hAnsi="Arial" w:cs="Arial"/>
+          <w:color w:val="156082" w:themeColor="accent1"/>
+          <w:sz w:val="22"/>
+          <w:szCs w:val="22"/>
+        </w:rPr>
+        <w:t>court.division</w:t>
+      </w:r>
+      <w:proofErr w:type="gramEnd"/>
+      <w:r>
+        <w:rPr>
+          <w:rFonts w:ascii="Arial" w:hAnsi="Arial" w:cs="Arial"/>
+          <w:color w:val="156082" w:themeColor="accent1"/>
+          <w:sz w:val="22"/>
+          <w:szCs w:val="22"/>
+        </w:rPr>
+        <w:t xml:space="preserve"> }} </w:t>
       </w:r>
       <w:r>
         <w:rPr>
@@ -167,11 +183,38 @@
           <w:sz w:val="22"/>
           <w:szCs w:val="22"/>
         </w:rPr>
-        <w:t>{{ docket_number }}</w:t>
-      </w:r>
-      <w:proofErr w:type="gramEnd"/>
-      <w:proofErr w:type="gramStart"/>
-      <w:proofErr w:type="gramEnd"/>
+        <w:t>{{ docket</w:t>
+      </w:r>
+      <w:proofErr w:type="gramEnd"/>
+      <w:r>
+        <w:rPr>
+          <w:rFonts w:ascii="Arial" w:hAnsi="Arial" w:cs="Arial"/>
+          <w:color w:val="156082" w:themeColor="accent1"/>
+          <w:sz w:val="22"/>
+          <w:szCs w:val="22"/>
+        </w:rPr>
+        <w:t>_</w:t>
+      </w:r>
+      <w:proofErr w:type="gramStart"/>
+      <w:r>
+        <w:rPr>
+          <w:rFonts w:ascii="Arial" w:hAnsi="Arial" w:cs="Arial"/>
+          <w:color w:val="156082" w:themeColor="accent1"/>
+          <w:sz w:val="22"/>
+          <w:szCs w:val="22"/>
+        </w:rPr>
+        <w:t>number }</w:t>
+      </w:r>
+      <w:proofErr w:type="gramEnd"/>
+      <w:r>
+        <w:rPr>
+          <w:rFonts w:ascii="Arial" w:hAnsi="Arial" w:cs="Arial"/>
+          <w:color w:val="156082" w:themeColor="accent1"/>
+          <w:sz w:val="22"/>
+          <w:szCs w:val="22"/>
+        </w:rPr>
+        <w:t>}</w:t>
+      </w:r>
       <w:r>
         <w:rPr>
           <w:rFonts w:ascii="Arial" w:hAnsi="Arial" w:cs="Arial"/>
@@ -225,13 +268,67 @@
           <w:sz w:val="22"/>
           <w:szCs w:val="22"/>
         </w:rPr>
-        <w:t>{{ users[0].name.full() }}</w:t>
-      </w:r>
-      <w:proofErr w:type="gramEnd"/>
-      <w:proofErr w:type="gramStart"/>
-      <w:proofErr w:type="gramEnd"/>
-      <w:proofErr w:type="gramStart"/>
-      <w:proofErr w:type="gramEnd"/>
+        <w:t xml:space="preserve">{{ </w:t>
+      </w:r>
+      <w:proofErr w:type="spellStart"/>
+      <w:r>
+        <w:rPr>
+          <w:rFonts w:ascii="Arial" w:hAnsi="Arial" w:cs="Arial"/>
+          <w:color w:val="156082" w:themeColor="accent1"/>
+          <w:sz w:val="22"/>
+          <w:szCs w:val="22"/>
+        </w:rPr>
+        <w:t>party_a</w:t>
+      </w:r>
+      <w:r>
+        <w:rPr>
+          <w:rFonts w:ascii="Arial" w:hAnsi="Arial" w:cs="Arial"/>
+          <w:color w:val="156082" w:themeColor="accent1"/>
+          <w:sz w:val="22"/>
+          <w:szCs w:val="22"/>
+        </w:rPr>
+        <w:t>.name</w:t>
+      </w:r>
+      <w:proofErr w:type="gramEnd"/>
+      <w:r>
+        <w:rPr>
+          <w:rFonts w:ascii="Arial" w:hAnsi="Arial" w:cs="Arial"/>
+          <w:color w:val="156082" w:themeColor="accent1"/>
+          <w:sz w:val="22"/>
+          <w:szCs w:val="22"/>
+        </w:rPr>
+        <w:t>.</w:t>
+      </w:r>
+      <w:proofErr w:type="gramStart"/>
+      <w:r>
+        <w:rPr>
+          <w:rFonts w:ascii="Arial" w:hAnsi="Arial" w:cs="Arial"/>
+          <w:color w:val="156082" w:themeColor="accent1"/>
+          <w:sz w:val="22"/>
+          <w:szCs w:val="22"/>
+        </w:rPr>
+        <w:t>full</w:t>
+      </w:r>
+      <w:proofErr w:type="spellEnd"/>
+      <w:r>
+        <w:rPr>
+          <w:rFonts w:ascii="Arial" w:hAnsi="Arial" w:cs="Arial"/>
+          <w:color w:val="156082" w:themeColor="accent1"/>
+          <w:sz w:val="22"/>
+          <w:szCs w:val="22"/>
+        </w:rPr>
+        <w:t>() }</w:t>
+      </w:r>
+      <w:proofErr w:type="gramEnd"/>
+      <w:r>
+        <w:rPr>
+          <w:rFonts w:ascii="Arial" w:hAnsi="Arial" w:cs="Arial"/>
+          <w:color w:val="156082" w:themeColor="accent1"/>
+          <w:sz w:val="22"/>
+          <w:szCs w:val="22"/>
+        </w:rPr>
+        <w:t>}</w:t>
+      </w:r>
     </w:p>
     <w:p>
       <w:pPr>
@@ -312,13 +409,67 @@
           <w:sz w:val="22"/>
           <w:szCs w:val="22"/>
         </w:rPr>
-        <w:t>{{ other_parties[0].name.full() }}</w:t>
-      </w:r>
-      <w:proofErr w:type="gramEnd"/>
-      <w:proofErr w:type="gramStart"/>
-      <w:proofErr w:type="gramEnd"/>
-      <w:proofErr w:type="gramStart"/>
-      <w:proofErr w:type="gramEnd"/>
+        <w:t xml:space="preserve">{{ </w:t>
+      </w:r>
+      <w:proofErr w:type="spellStart"/>
+      <w:r>
+        <w:rPr>
+          <w:rFonts w:ascii="Arial" w:hAnsi="Arial" w:cs="Arial"/>
+          <w:color w:val="156082" w:themeColor="accent1"/>
+          <w:sz w:val="22"/>
+          <w:szCs w:val="22"/>
+        </w:rPr>
+        <w:t>party_b</w:t>
+      </w:r>
+      <w:r>
+        <w:rPr>
+          <w:rFonts w:ascii="Arial" w:hAnsi="Arial" w:cs="Arial"/>
+          <w:color w:val="156082" w:themeColor="accent1"/>
+          <w:sz w:val="22"/>
+          <w:szCs w:val="22"/>
+        </w:rPr>
+        <w:t>.name</w:t>
+      </w:r>
+      <w:proofErr w:type="gramEnd"/>
+      <w:r>
+        <w:rPr>
+          <w:rFonts w:ascii="Arial" w:hAnsi="Arial" w:cs="Arial"/>
+          <w:color w:val="156082" w:themeColor="accent1"/>
+          <w:sz w:val="22"/>
+          <w:szCs w:val="22"/>
+        </w:rPr>
+        <w:t>.</w:t>
+      </w:r>
+      <w:proofErr w:type="gramStart"/>
+      <w:r>
+        <w:rPr>
+          <w:rFonts w:ascii="Arial" w:hAnsi="Arial" w:cs="Arial"/>
+          <w:color w:val="156082" w:themeColor="accent1"/>
+          <w:sz w:val="22"/>
+          <w:szCs w:val="22"/>
+        </w:rPr>
+        <w:t>full</w:t>
+      </w:r>
+      <w:proofErr w:type="spellEnd"/>
+      <w:r>
+        <w:rPr>
+          <w:rFonts w:ascii="Arial" w:hAnsi="Arial" w:cs="Arial"/>
+          <w:color w:val="156082" w:themeColor="accent1"/>
+          <w:sz w:val="22"/>
+          <w:szCs w:val="22"/>
+        </w:rPr>
+        <w:t>() }</w:t>
+      </w:r>
+      <w:proofErr w:type="gramEnd"/>
+      <w:r>
+        <w:rPr>
+          <w:rFonts w:ascii="Arial" w:hAnsi="Arial" w:cs="Arial"/>
+          <w:color w:val="156082" w:themeColor="accent1"/>
+          <w:sz w:val="22"/>
+          <w:szCs w:val="22"/>
+        </w:rPr>
+        <w:t>}</w:t>
+      </w:r>
     </w:p>
     <w:p>
       <w:pPr>
@@ -464,13 +615,67 @@
           <w:sz w:val="22"/>
           <w:szCs w:val="22"/>
         </w:rPr>
-        <w:t>{{ users[0].name.full() }}</w:t>
-      </w:r>
-      <w:proofErr w:type="gramEnd"/>
-      <w:proofErr w:type="gramStart"/>
-      <w:proofErr w:type="gramEnd"/>
-      <w:proofErr w:type="gramStart"/>
-      <w:proofErr w:type="gramEnd"/>
+        <w:t xml:space="preserve">{{ </w:t>
+      </w:r>
+      <w:proofErr w:type="spellStart"/>
+      <w:r>
+        <w:rPr>
+          <w:rFonts w:ascii="Arial" w:hAnsi="Arial" w:cs="Arial"/>
+          <w:color w:val="156082" w:themeColor="accent1"/>
+          <w:sz w:val="22"/>
+          <w:szCs w:val="22"/>
+        </w:rPr>
+        <w:t>party_a</w:t>
+      </w:r>
+      <w:r>
+        <w:rPr>
+          <w:rFonts w:ascii="Arial" w:hAnsi="Arial" w:cs="Arial"/>
+          <w:color w:val="156082" w:themeColor="accent1"/>
+          <w:sz w:val="22"/>
+          <w:szCs w:val="22"/>
+        </w:rPr>
+        <w:t>.name</w:t>
+      </w:r>
+      <w:proofErr w:type="gramEnd"/>
+      <w:r>
+        <w:rPr>
+          <w:rFonts w:ascii="Arial" w:hAnsi="Arial" w:cs="Arial"/>
+          <w:color w:val="156082" w:themeColor="accent1"/>
+          <w:sz w:val="22"/>
+          <w:szCs w:val="22"/>
+        </w:rPr>
+        <w:t>.</w:t>
+      </w:r>
+      <w:proofErr w:type="gramStart"/>
+      <w:r>
+        <w:rPr>
+          <w:rFonts w:ascii="Arial" w:hAnsi="Arial" w:cs="Arial"/>
+          <w:color w:val="156082" w:themeColor="accent1"/>
+          <w:sz w:val="22"/>
+          <w:szCs w:val="22"/>
+        </w:rPr>
+        <w:t>full</w:t>
+      </w:r>
+      <w:proofErr w:type="spellEnd"/>
+      <w:r>
+        <w:rPr>
+          <w:rFonts w:ascii="Arial" w:hAnsi="Arial" w:cs="Arial"/>
+          <w:color w:val="156082" w:themeColor="accent1"/>
+          <w:sz w:val="22"/>
+          <w:szCs w:val="22"/>
+        </w:rPr>
+        <w:t>() }</w:t>
+      </w:r>
+      <w:proofErr w:type="gramEnd"/>
+      <w:r>
+        <w:rPr>
+          <w:rFonts w:ascii="Arial" w:hAnsi="Arial" w:cs="Arial"/>
+          <w:color w:val="156082" w:themeColor="accent1"/>
+          <w:sz w:val="22"/>
+          <w:szCs w:val="22"/>
+        </w:rPr>
+        <w:t>}</w:t>
+      </w:r>
       <w:r>
         <w:rPr>
           <w:rFonts w:ascii="Arial" w:hAnsi="Arial" w:cs="Arial"/>
@@ -544,15 +749,87 @@
           <w:sz w:val="22"/>
           <w:szCs w:val="22"/>
         </w:rPr>
-        <w:t>{{ users[0].address.block() }}</w:t>
-      </w:r>
-      <w:proofErr w:type="gramEnd"/>
-      <w:proofErr w:type="gramStart"/>
+        <w:t xml:space="preserve">{{ </w:t>
+      </w:r>
       <w:proofErr w:type="spellStart"/>
-      <w:proofErr w:type="gramEnd"/>
-      <w:proofErr w:type="gramStart"/>
+      <w:r>
+        <w:rPr>
+          <w:rFonts w:ascii="Arial" w:hAnsi="Arial" w:cs="Arial"/>
+          <w:color w:val="156082" w:themeColor="accent1"/>
+          <w:sz w:val="22"/>
+          <w:szCs w:val="22"/>
+        </w:rPr>
+        <w:t>party</w:t>
+      </w:r>
+      <w:proofErr w:type="gramEnd"/>
+      <w:r>
+        <w:rPr>
+          <w:rFonts w:ascii="Arial" w:hAnsi="Arial" w:cs="Arial"/>
+          <w:color w:val="156082" w:themeColor="accent1"/>
+          <w:sz w:val="22"/>
+          <w:szCs w:val="22"/>
+        </w:rPr>
+        <w:t>_</w:t>
+      </w:r>
+      <w:proofErr w:type="gramStart"/>
+      <w:r>
+        <w:rPr>
+          <w:rFonts w:ascii="Arial" w:hAnsi="Arial" w:cs="Arial"/>
+          <w:color w:val="156082" w:themeColor="accent1"/>
+          <w:sz w:val="22"/>
+          <w:szCs w:val="22"/>
+        </w:rPr>
+        <w:t>a</w:t>
+      </w:r>
+      <w:r>
+        <w:rPr>
+          <w:rFonts w:ascii="Arial" w:hAnsi="Arial" w:cs="Arial"/>
+          <w:color w:val="156082" w:themeColor="accent1"/>
+          <w:sz w:val="22"/>
+          <w:szCs w:val="22"/>
+        </w:rPr>
+        <w:t>.address</w:t>
+      </w:r>
+      <w:proofErr w:type="gramEnd"/>
+      <w:r>
+        <w:rPr>
+          <w:rFonts w:ascii="Arial" w:hAnsi="Arial" w:cs="Arial"/>
+          <w:color w:val="156082" w:themeColor="accent1"/>
+          <w:sz w:val="22"/>
+          <w:szCs w:val="22"/>
+        </w:rPr>
+        <w:t>.</w:t>
+      </w:r>
+      <w:proofErr w:type="gramStart"/>
+      <w:r>
+        <w:rPr>
+          <w:rFonts w:ascii="Arial" w:hAnsi="Arial" w:cs="Arial"/>
+          <w:color w:val="156082" w:themeColor="accent1"/>
+          <w:sz w:val="22"/>
+          <w:szCs w:val="22"/>
+        </w:rPr>
+        <w:t>block</w:t>
+      </w:r>
       <w:proofErr w:type="spellEnd"/>
-      <w:proofErr w:type="gramEnd"/>
+      <w:r>
+        <w:rPr>
+          <w:rFonts w:ascii="Arial" w:hAnsi="Arial" w:cs="Arial"/>
+          <w:color w:val="156082" w:themeColor="accent1"/>
+          <w:sz w:val="22"/>
+          <w:szCs w:val="22"/>
+        </w:rPr>
+        <w:t>() }</w:t>
+      </w:r>
+      <w:proofErr w:type="gramEnd"/>
+      <w:r>
+        <w:rPr>
+          <w:rFonts w:ascii="Arial" w:hAnsi="Arial" w:cs="Arial"/>
+          <w:color w:val="156082" w:themeColor="accent1"/>
+          <w:sz w:val="22"/>
+          <w:szCs w:val="22"/>
+        </w:rPr>
+        <w:t>}</w:t>
+      </w:r>
     </w:p>
     <w:p>
       <w:pPr>
@@ -667,13 +944,67 @@
           <w:sz w:val="22"/>
           <w:szCs w:val="22"/>
         </w:rPr>
-        <w:t>{{ other_parties[0].name.full() }}</w:t>
-      </w:r>
-      <w:proofErr w:type="gramEnd"/>
-      <w:proofErr w:type="gramStart"/>
-      <w:proofErr w:type="gramEnd"/>
-      <w:proofErr w:type="gramStart"/>
-      <w:proofErr w:type="gramEnd"/>
+        <w:t xml:space="preserve">{{ </w:t>
+      </w:r>
+      <w:proofErr w:type="spellStart"/>
+      <w:r>
+        <w:rPr>
+          <w:rFonts w:ascii="Arial" w:hAnsi="Arial" w:cs="Arial"/>
+          <w:color w:val="156082" w:themeColor="accent1"/>
+          <w:sz w:val="22"/>
+          <w:szCs w:val="22"/>
+        </w:rPr>
+        <w:t>party_b</w:t>
+      </w:r>
+      <w:r>
+        <w:rPr>
+          <w:rFonts w:ascii="Arial" w:hAnsi="Arial" w:cs="Arial"/>
+          <w:color w:val="156082" w:themeColor="accent1"/>
+          <w:sz w:val="22"/>
+          <w:szCs w:val="22"/>
+        </w:rPr>
+        <w:t>.name</w:t>
+      </w:r>
+      <w:proofErr w:type="gramEnd"/>
+      <w:r>
+        <w:rPr>
+          <w:rFonts w:ascii="Arial" w:hAnsi="Arial" w:cs="Arial"/>
+          <w:color w:val="156082" w:themeColor="accent1"/>
+          <w:sz w:val="22"/>
+          <w:szCs w:val="22"/>
+        </w:rPr>
+        <w:t>.</w:t>
+      </w:r>
+      <w:proofErr w:type="gramStart"/>
+      <w:r>
+        <w:rPr>
+          <w:rFonts w:ascii="Arial" w:hAnsi="Arial" w:cs="Arial"/>
+          <w:color w:val="156082" w:themeColor="accent1"/>
+          <w:sz w:val="22"/>
+          <w:szCs w:val="22"/>
+        </w:rPr>
+        <w:t>full</w:t>
+      </w:r>
+      <w:proofErr w:type="spellEnd"/>
+      <w:r>
+        <w:rPr>
+          <w:rFonts w:ascii="Arial" w:hAnsi="Arial" w:cs="Arial"/>
+          <w:color w:val="156082" w:themeColor="accent1"/>
+          <w:sz w:val="22"/>
+          <w:szCs w:val="22"/>
+        </w:rPr>
+        <w:t>() }</w:t>
+      </w:r>
+      <w:proofErr w:type="gramEnd"/>
+      <w:r>
+        <w:rPr>
+          <w:rFonts w:ascii="Arial" w:hAnsi="Arial" w:cs="Arial"/>
+          <w:color w:val="156082" w:themeColor="accent1"/>
+          <w:sz w:val="22"/>
+          <w:szCs w:val="22"/>
+        </w:rPr>
+        <w:t>}</w:t>
+      </w:r>
     </w:p>
     <w:p>
       <w:pPr>
@@ -740,15 +1071,87 @@
           <w:sz w:val="22"/>
           <w:szCs w:val="22"/>
         </w:rPr>
-        <w:t>{{ other_parties[0].address.block() }}</w:t>
-      </w:r>
-      <w:proofErr w:type="gramEnd"/>
-      <w:proofErr w:type="gramStart"/>
+        <w:t xml:space="preserve">{{ </w:t>
+      </w:r>
       <w:proofErr w:type="spellStart"/>
-      <w:proofErr w:type="gramEnd"/>
-      <w:proofErr w:type="gramStart"/>
+      <w:r>
+        <w:rPr>
+          <w:rFonts w:ascii="Arial" w:hAnsi="Arial" w:cs="Arial"/>
+          <w:color w:val="156082" w:themeColor="accent1"/>
+          <w:sz w:val="22"/>
+          <w:szCs w:val="22"/>
+        </w:rPr>
+        <w:t>party</w:t>
+      </w:r>
+      <w:proofErr w:type="gramEnd"/>
+      <w:r>
+        <w:rPr>
+          <w:rFonts w:ascii="Arial" w:hAnsi="Arial" w:cs="Arial"/>
+          <w:color w:val="156082" w:themeColor="accent1"/>
+          <w:sz w:val="22"/>
+          <w:szCs w:val="22"/>
+        </w:rPr>
+        <w:t>_</w:t>
+      </w:r>
+      <w:proofErr w:type="gramStart"/>
+      <w:r>
+        <w:rPr>
+          <w:rFonts w:ascii="Arial" w:hAnsi="Arial" w:cs="Arial"/>
+          <w:color w:val="156082" w:themeColor="accent1"/>
+          <w:sz w:val="22"/>
+          <w:szCs w:val="22"/>
+        </w:rPr>
+        <w:t>b</w:t>
+      </w:r>
+      <w:r>
+        <w:rPr>
+          <w:rFonts w:ascii="Arial" w:hAnsi="Arial" w:cs="Arial"/>
+          <w:color w:val="156082" w:themeColor="accent1"/>
+          <w:sz w:val="22"/>
+          <w:szCs w:val="22"/>
+        </w:rPr>
+        <w:t>.address</w:t>
+      </w:r>
+      <w:proofErr w:type="gramEnd"/>
+      <w:r>
+        <w:rPr>
+          <w:rFonts w:ascii="Arial" w:hAnsi="Arial" w:cs="Arial"/>
+          <w:color w:val="156082" w:themeColor="accent1"/>
+          <w:sz w:val="22"/>
+          <w:szCs w:val="22"/>
+        </w:rPr>
+        <w:t>.</w:t>
+      </w:r>
+      <w:proofErr w:type="gramStart"/>
+      <w:r>
+        <w:rPr>
+          <w:rFonts w:ascii="Arial" w:hAnsi="Arial" w:cs="Arial"/>
+          <w:color w:val="156082" w:themeColor="accent1"/>
+          <w:sz w:val="22"/>
+          <w:szCs w:val="22"/>
+        </w:rPr>
+        <w:t>block</w:t>
+      </w:r>
       <w:proofErr w:type="spellEnd"/>
-      <w:proofErr w:type="gramEnd"/>
+      <w:r>
+        <w:rPr>
+          <w:rFonts w:ascii="Arial" w:hAnsi="Arial" w:cs="Arial"/>
+          <w:color w:val="156082" w:themeColor="accent1"/>
+          <w:sz w:val="22"/>
+          <w:szCs w:val="22"/>
+        </w:rPr>
+        <w:t>() }</w:t>
+      </w:r>
+      <w:proofErr w:type="gramEnd"/>
+      <w:r>
+        <w:rPr>
+          <w:rFonts w:ascii="Arial" w:hAnsi="Arial" w:cs="Arial"/>
+          <w:color w:val="156082" w:themeColor="accent1"/>
+          <w:sz w:val="22"/>
+          <w:szCs w:val="22"/>
+        </w:rPr>
+        <w:t>}</w:t>
+      </w:r>
     </w:p>
     <w:p>
       <w:pPr>
@@ -1245,10 +1648,9 @@
           <w:sz w:val="22"/>
           <w:szCs w:val="22"/>
         </w:rPr>
+        <w:lastRenderedPageBreak/>
         <w:t>{% if agreement_merge_fully %}</w:t>
       </w:r>
-      <w:proofErr w:type="spellStart"/>
-      <w:proofErr w:type="spellEnd"/>
     </w:p>
     <w:p>
       <w:pPr>
@@ -1318,8 +1720,6 @@
         </w:rPr>
         <w:t>{% if agreement_merge_none %}</w:t>
       </w:r>
-      <w:proofErr w:type="spellStart"/>
-      <w:proofErr w:type="spellEnd"/>
     </w:p>
     <w:p>
       <w:pPr>
@@ -1389,8 +1789,6 @@
         </w:rPr>
         <w:t>{% if agreement_merge_partial %}</w:t>
       </w:r>
-      <w:proofErr w:type="spellStart"/>
-      <w:proofErr w:type="spellEnd"/>
     </w:p>
     <w:p>
       <w:pPr>
@@ -1440,8 +1838,6 @@
         </w:rPr>
         <w:t>{% if merge_child_issues %}</w:t>
       </w:r>
-      <w:proofErr w:type="spellStart"/>
-      <w:proofErr w:type="spellEnd"/>
     </w:p>
     <w:p>
       <w:pPr>
@@ -1500,8 +1896,6 @@
         </w:rPr>
         <w:t>{% if merge_alimony %}</w:t>
       </w:r>
-      <w:proofErr w:type="spellStart"/>
-      <w:proofErr w:type="spellEnd"/>
     </w:p>
     <w:p>
       <w:pPr>
@@ -1560,8 +1954,6 @@
         </w:rPr>
         <w:t>{% if merge_health_insurance %}</w:t>
       </w:r>
-      <w:proofErr w:type="spellStart"/>
-      <w:proofErr w:type="spellEnd"/>
     </w:p>
     <w:p>
       <w:pPr>
@@ -1620,8 +2012,6 @@
         </w:rPr>
         <w:t>{% if merge_other_description %}</w:t>
       </w:r>
-      <w:proofErr w:type="spellStart"/>
-      <w:proofErr w:type="spellEnd"/>
     </w:p>
     <w:p>
       <w:pPr>
@@ -1658,12 +2048,28 @@
           <w:sz w:val="22"/>
           <w:szCs w:val="22"/>
         </w:rPr>
-        <w:t>{{ merge_other_description }}</w:t>
-      </w:r>
-      <w:proofErr w:type="spellStart"/>
-      <w:proofErr w:type="gramEnd"/>
-      <w:proofErr w:type="gramStart"/>
-      <w:proofErr w:type="spellEnd"/>
+        <w:t>{{ merge</w:t>
+      </w:r>
+      <w:proofErr w:type="gramEnd"/>
+      <w:r>
+        <w:rPr>
+          <w:rFonts w:ascii="Arial" w:hAnsi="Arial" w:cs="Arial"/>
+          <w:color w:val="156082" w:themeColor="accent1"/>
+          <w:sz w:val="22"/>
+          <w:szCs w:val="22"/>
+        </w:rPr>
+        <w:t>_other_</w:t>
+      </w:r>
+      <w:proofErr w:type="gramStart"/>
+      <w:r>
+        <w:rPr>
+          <w:rFonts w:ascii="Arial" w:hAnsi="Arial" w:cs="Arial"/>
+          <w:color w:val="156082" w:themeColor="accent1"/>
+          <w:sz w:val="22"/>
+          <w:szCs w:val="22"/>
+        </w:rPr>
+        <w:t>description }}</w:t>
+      </w:r>
       <w:r>
         <w:rPr>
           <w:rFonts w:ascii="Arial" w:hAnsi="Arial" w:cs="Arial"/>
@@ -1745,8 +2151,6 @@
         </w:rPr>
         <w:t>{% if has_no_children %}</w:t>
       </w:r>
-      <w:proofErr w:type="spellStart"/>
-      <w:proofErr w:type="spellEnd"/>
     </w:p>
     <w:p>
       <w:pPr>
@@ -1805,8 +2209,6 @@
         </w:rPr>
         <w:t>{% if has_children %}</w:t>
       </w:r>
-      <w:proofErr w:type="spellStart"/>
-      <w:proofErr w:type="spellEnd"/>
     </w:p>
     <w:p>
       <w:pPr>
@@ -1876,11 +2278,188 @@
           <w:sz w:val="22"/>
           <w:szCs w:val="22"/>
         </w:rPr>
-        <w:t>{{ child.name_full }}</w:t>
+        <w:t>{{ child.name</w:t>
+      </w:r>
+      <w:proofErr w:type="gramEnd"/>
+      <w:r>
+        <w:rPr>
+          <w:rFonts w:ascii="Arial" w:hAnsi="Arial" w:cs="Arial"/>
+          <w:color w:val="156082" w:themeColor="accent1"/>
+          <w:sz w:val="22"/>
+          <w:szCs w:val="22"/>
+        </w:rPr>
+        <w:t>_</w:t>
+      </w:r>
+      <w:proofErr w:type="gramStart"/>
+      <w:r>
+        <w:rPr>
+          <w:rFonts w:ascii="Arial" w:hAnsi="Arial" w:cs="Arial"/>
+          <w:color w:val="156082" w:themeColor="accent1"/>
+          <w:sz w:val="22"/>
+          <w:szCs w:val="22"/>
+        </w:rPr>
+        <w:t>full }</w:t>
+      </w:r>
+      <w:proofErr w:type="gramEnd"/>
+      <w:r>
+        <w:rPr>
+          <w:rFonts w:ascii="Arial" w:hAnsi="Arial" w:cs="Arial"/>
+          <w:color w:val="156082" w:themeColor="accent1"/>
+          <w:sz w:val="22"/>
+          <w:szCs w:val="22"/>
+        </w:rPr>
+        <w:t xml:space="preserve">} </w:t>
+      </w:r>
+      <w:proofErr w:type="gramStart"/>
+      <w:r>
+        <w:rPr>
+          <w:rFonts w:ascii="Arial" w:hAnsi="Arial" w:cs="Arial"/>
+          <w:color w:val="156082" w:themeColor="accent1"/>
+          <w:sz w:val="22"/>
+          <w:szCs w:val="22"/>
+        </w:rPr>
+        <w:t xml:space="preserve">   {{ child</w:t>
+      </w:r>
+      <w:proofErr w:type="gramEnd"/>
+      <w:r>
+        <w:rPr>
+          <w:rFonts w:ascii="Arial" w:hAnsi="Arial" w:cs="Arial"/>
+          <w:color w:val="156082" w:themeColor="accent1"/>
+          <w:sz w:val="22"/>
+          <w:szCs w:val="22"/>
+        </w:rPr>
+        <w:t>.</w:t>
+      </w:r>
+      <w:proofErr w:type="gramStart"/>
+      <w:r>
+        <w:rPr>
+          <w:rFonts w:ascii="Arial" w:hAnsi="Arial" w:cs="Arial"/>
+          <w:color w:val="156082" w:themeColor="accent1"/>
+          <w:sz w:val="22"/>
+          <w:szCs w:val="22"/>
+        </w:rPr>
+        <w:t>birthdate }</w:t>
+      </w:r>
+      <w:proofErr w:type="gramEnd"/>
+      <w:r>
+        <w:rPr>
+          <w:rFonts w:ascii="Arial" w:hAnsi="Arial" w:cs="Arial"/>
+          <w:color w:val="156082" w:themeColor="accent1"/>
+          <w:sz w:val="22"/>
+          <w:szCs w:val="22"/>
+        </w:rPr>
+        <w:t>}</w:t>
+      </w:r>
+    </w:p>
+    <w:p>
+      <w:pPr>
+        <w:spacing w:after="0" w:line="276" w:lineRule="auto"/>
+        <w:rPr>
+          <w:rFonts w:ascii="Arial" w:hAnsi="Arial" w:cs="Arial"/>
+          <w:color w:val="156082" w:themeColor="accent1"/>
+          <w:sz w:val="22"/>
+          <w:szCs w:val="22"/>
+        </w:rPr>
+      </w:pPr>
+      <w:r>
+        <w:rPr>
+          <w:rFonts w:ascii="Arial" w:hAnsi="Arial" w:cs="Arial"/>
+          <w:color w:val="156082" w:themeColor="accent1"/>
+          <w:sz w:val="22"/>
+          <w:szCs w:val="22"/>
+        </w:rPr>
+        <w:t>{% endfor %}</w:t>
+      </w:r>
+    </w:p>
+    <w:p>
+      <w:pPr>
+        <w:spacing w:after="0" w:line="276" w:lineRule="auto"/>
+        <w:rPr>
+          <w:rFonts w:ascii="Arial" w:hAnsi="Arial" w:cs="Arial"/>
+          <w:color w:val="156082" w:themeColor="accent1"/>
+          <w:sz w:val="22"/>
+          <w:szCs w:val="22"/>
+        </w:rPr>
+      </w:pPr>
+      <w:r>
+        <w:rPr>
+          <w:rFonts w:ascii="Arial" w:hAnsi="Arial" w:cs="Arial"/>
+          <w:color w:val="156082" w:themeColor="accent1"/>
+          <w:sz w:val="22"/>
+          <w:szCs w:val="22"/>
+        </w:rPr>
+        <w:t>{% endif %}</w:t>
+      </w:r>
+    </w:p>
+    <w:p>
+      <w:pPr>
+        <w:spacing w:after="0" w:line="276" w:lineRule="auto"/>
+        <w:rPr>
+          <w:rFonts w:ascii="Arial" w:hAnsi="Arial" w:cs="Arial"/>
+          <w:sz w:val="22"/>
+          <w:szCs w:val="22"/>
+        </w:rPr>
+      </w:pPr>
+    </w:p>
+    <w:p>
+      <w:pPr>
+        <w:spacing w:after="0" w:line="276" w:lineRule="auto"/>
+        <w:rPr>
+          <w:rFonts w:ascii="Arial" w:hAnsi="Arial" w:cs="Arial"/>
+          <w:color w:val="156082" w:themeColor="accent1"/>
+          <w:sz w:val="22"/>
+          <w:szCs w:val="22"/>
+        </w:rPr>
+      </w:pPr>
+      <w:proofErr w:type="gramStart"/>
+      <w:r>
+        <w:rPr>
+          <w:rFonts w:ascii="Arial" w:hAnsi="Arial" w:cs="Arial"/>
+          <w:color w:val="156082" w:themeColor="accent1"/>
+          <w:sz w:val="22"/>
+          <w:szCs w:val="22"/>
+        </w:rPr>
+        <w:t xml:space="preserve">{{ </w:t>
       </w:r>
       <w:proofErr w:type="spellStart"/>
-      <w:proofErr w:type="gramEnd"/>
-      <w:proofErr w:type="gramStart"/>
+      <w:r>
+        <w:rPr>
+          <w:rFonts w:ascii="Arial" w:hAnsi="Arial" w:cs="Arial"/>
+          <w:color w:val="156082" w:themeColor="accent1"/>
+          <w:sz w:val="22"/>
+          <w:szCs w:val="22"/>
+        </w:rPr>
+        <w:t>party</w:t>
+      </w:r>
+      <w:proofErr w:type="gramEnd"/>
+      <w:r>
+        <w:rPr>
+          <w:rFonts w:ascii="Arial" w:hAnsi="Arial" w:cs="Arial"/>
+          <w:color w:val="156082" w:themeColor="accent1"/>
+          <w:sz w:val="22"/>
+          <w:szCs w:val="22"/>
+        </w:rPr>
+        <w:t>_</w:t>
+      </w:r>
+      <w:proofErr w:type="gramStart"/>
+      <w:r>
+        <w:rPr>
+          <w:rFonts w:ascii="Arial" w:hAnsi="Arial" w:cs="Arial"/>
+          <w:color w:val="156082" w:themeColor="accent1"/>
+          <w:sz w:val="22"/>
+          <w:szCs w:val="22"/>
+        </w:rPr>
+        <w:t>a</w:t>
+      </w:r>
+      <w:r>
+        <w:rPr>
+          <w:rFonts w:ascii="Arial" w:hAnsi="Arial" w:cs="Arial"/>
+          <w:color w:val="156082" w:themeColor="accent1"/>
+          <w:sz w:val="22"/>
+          <w:szCs w:val="22"/>
+        </w:rPr>
+        <w:t>.signature</w:t>
+      </w:r>
       <w:proofErr w:type="spellEnd"/>
       <w:proofErr w:type="gramEnd"/>
       <w:r>
@@ -1900,213 +2479,257 @@
           <w:sz w:val="22"/>
           <w:szCs w:val="22"/>
         </w:rPr>
-        <w:t xml:space="preserve">   {{ child.birthdate }}</w:t>
+        <w:t xml:space="preserve">}}   </w:t>
+      </w:r>
+      <w:proofErr w:type="gramEnd"/>
+      <w:r>
+        <w:rPr>
+          <w:rFonts w:ascii="Arial" w:hAnsi="Arial" w:cs="Arial"/>
+          <w:color w:val="156082" w:themeColor="accent1"/>
+          <w:sz w:val="22"/>
+          <w:szCs w:val="22"/>
+        </w:rPr>
+        <w:t xml:space="preserve">           </w:t>
+      </w:r>
+      <w:proofErr w:type="gramStart"/>
+      <w:r>
+        <w:rPr>
+          <w:rFonts w:ascii="Arial" w:hAnsi="Arial" w:cs="Arial"/>
+          <w:color w:val="156082" w:themeColor="accent1"/>
+          <w:sz w:val="22"/>
+          <w:szCs w:val="22"/>
+        </w:rPr>
+        <w:t xml:space="preserve">   {{ </w:t>
       </w:r>
       <w:proofErr w:type="spellStart"/>
-      <w:proofErr w:type="gramEnd"/>
-      <w:proofErr w:type="gramStart"/>
+      <w:r>
+        <w:rPr>
+          <w:rFonts w:ascii="Arial" w:hAnsi="Arial" w:cs="Arial"/>
+          <w:color w:val="156082" w:themeColor="accent1"/>
+          <w:sz w:val="22"/>
+          <w:szCs w:val="22"/>
+        </w:rPr>
+        <w:t>signature</w:t>
+      </w:r>
+      <w:proofErr w:type="gramEnd"/>
+      <w:r>
+        <w:rPr>
+          <w:rFonts w:ascii="Arial" w:hAnsi="Arial" w:cs="Arial"/>
+          <w:color w:val="156082" w:themeColor="accent1"/>
+          <w:sz w:val="22"/>
+          <w:szCs w:val="22"/>
+        </w:rPr>
+        <w:t>_</w:t>
+      </w:r>
+      <w:proofErr w:type="gramStart"/>
+      <w:r>
+        <w:rPr>
+          <w:rFonts w:ascii="Arial" w:hAnsi="Arial" w:cs="Arial"/>
+          <w:color w:val="156082" w:themeColor="accent1"/>
+          <w:sz w:val="22"/>
+          <w:szCs w:val="22"/>
+        </w:rPr>
+        <w:t>date</w:t>
+      </w:r>
       <w:proofErr w:type="spellEnd"/>
-      <w:proofErr w:type="gramEnd"/>
-    </w:p>
-    <w:p>
-      <w:pPr>
-        <w:spacing w:after="0" w:line="276" w:lineRule="auto"/>
-        <w:rPr>
-          <w:rFonts w:ascii="Arial" w:hAnsi="Arial" w:cs="Arial"/>
-          <w:color w:val="156082" w:themeColor="accent1"/>
-          <w:sz w:val="22"/>
-          <w:szCs w:val="22"/>
-        </w:rPr>
-      </w:pPr>
-      <w:r>
-        <w:rPr>
-          <w:rFonts w:ascii="Arial" w:hAnsi="Arial" w:cs="Arial"/>
-          <w:color w:val="156082" w:themeColor="accent1"/>
-          <w:sz w:val="22"/>
-          <w:szCs w:val="22"/>
-        </w:rPr>
-        <w:t>{% endfor %}</w:t>
+      <w:r>
+        <w:rPr>
+          <w:rFonts w:ascii="Arial" w:hAnsi="Arial" w:cs="Arial"/>
+          <w:color w:val="156082" w:themeColor="accent1"/>
+          <w:sz w:val="22"/>
+          <w:szCs w:val="22"/>
+        </w:rPr>
+        <w:t xml:space="preserve"> }</w:t>
+      </w:r>
+      <w:proofErr w:type="gramEnd"/>
+      <w:r>
+        <w:rPr>
+          <w:rFonts w:ascii="Arial" w:hAnsi="Arial" w:cs="Arial"/>
+          <w:color w:val="156082" w:themeColor="accent1"/>
+          <w:sz w:val="22"/>
+          <w:szCs w:val="22"/>
+        </w:rPr>
+        <w:t>}</w:t>
+      </w:r>
+    </w:p>
+    <w:p>
+      <w:pPr>
+        <w:spacing w:after="0" w:line="276" w:lineRule="auto"/>
+        <w:rPr>
+          <w:rFonts w:ascii="Arial" w:hAnsi="Arial" w:cs="Arial"/>
+          <w:sz w:val="22"/>
+          <w:szCs w:val="22"/>
+        </w:rPr>
+      </w:pPr>
+      <w:r>
+        <w:rPr>
+          <w:rFonts w:ascii="Arial" w:hAnsi="Arial" w:cs="Arial"/>
+          <w:sz w:val="22"/>
+          <w:szCs w:val="22"/>
+        </w:rPr>
+        <w:t>Signature of Co-Petitioner/Plaintiff</w:t>
+      </w:r>
+    </w:p>
+    <w:p>
+      <w:pPr>
+        <w:spacing w:after="0" w:line="276" w:lineRule="auto"/>
+        <w:rPr>
+          <w:rFonts w:ascii="Arial" w:hAnsi="Arial" w:cs="Arial"/>
+          <w:sz w:val="22"/>
+          <w:szCs w:val="22"/>
+        </w:rPr>
+      </w:pPr>
+    </w:p>
+    <w:p>
+      <w:pPr>
+        <w:spacing w:after="0" w:line="276" w:lineRule="auto"/>
+        <w:rPr>
+          <w:rFonts w:ascii="Arial" w:hAnsi="Arial" w:cs="Arial"/>
+          <w:color w:val="156082" w:themeColor="accent1"/>
+          <w:sz w:val="22"/>
+          <w:szCs w:val="22"/>
+        </w:rPr>
+      </w:pPr>
+      <w:proofErr w:type="gramStart"/>
+      <w:r>
+        <w:rPr>
+          <w:rFonts w:ascii="Arial" w:hAnsi="Arial" w:cs="Arial"/>
+          <w:color w:val="156082" w:themeColor="accent1"/>
+          <w:sz w:val="22"/>
+          <w:szCs w:val="22"/>
+        </w:rPr>
+        <w:t xml:space="preserve">{{ </w:t>
       </w:r>
       <w:proofErr w:type="spellStart"/>
+      <w:r>
+        <w:rPr>
+          <w:rFonts w:ascii="Arial" w:hAnsi="Arial" w:cs="Arial"/>
+          <w:color w:val="156082" w:themeColor="accent1"/>
+          <w:sz w:val="22"/>
+          <w:szCs w:val="22"/>
+        </w:rPr>
+        <w:t>party</w:t>
+      </w:r>
+      <w:proofErr w:type="gramEnd"/>
+      <w:r>
+        <w:rPr>
+          <w:rFonts w:ascii="Arial" w:hAnsi="Arial" w:cs="Arial"/>
+          <w:color w:val="156082" w:themeColor="accent1"/>
+          <w:sz w:val="22"/>
+          <w:szCs w:val="22"/>
+        </w:rPr>
+        <w:t>_</w:t>
+      </w:r>
+      <w:proofErr w:type="gramStart"/>
+      <w:r>
+        <w:rPr>
+          <w:rFonts w:ascii="Arial" w:hAnsi="Arial" w:cs="Arial"/>
+          <w:color w:val="156082" w:themeColor="accent1"/>
+          <w:sz w:val="22"/>
+          <w:szCs w:val="22"/>
+        </w:rPr>
+        <w:t>b</w:t>
+      </w:r>
+      <w:r>
+        <w:rPr>
+          <w:rFonts w:ascii="Arial" w:hAnsi="Arial" w:cs="Arial"/>
+          <w:color w:val="156082" w:themeColor="accent1"/>
+          <w:sz w:val="22"/>
+          <w:szCs w:val="22"/>
+        </w:rPr>
+        <w:t>.signature</w:t>
+      </w:r>
       <w:proofErr w:type="spellEnd"/>
-    </w:p>
-    <w:p>
-      <w:pPr>
-        <w:spacing w:after="0" w:line="276" w:lineRule="auto"/>
-        <w:rPr>
-          <w:rFonts w:ascii="Arial" w:hAnsi="Arial" w:cs="Arial"/>
-          <w:color w:val="156082" w:themeColor="accent1"/>
-          <w:sz w:val="22"/>
-          <w:szCs w:val="22"/>
-        </w:rPr>
-      </w:pPr>
-      <w:r>
-        <w:rPr>
-          <w:rFonts w:ascii="Arial" w:hAnsi="Arial" w:cs="Arial"/>
-          <w:color w:val="156082" w:themeColor="accent1"/>
-          <w:sz w:val="22"/>
-          <w:szCs w:val="22"/>
-        </w:rPr>
-        <w:t>{% endif %}</w:t>
-      </w:r>
-    </w:p>
-    <w:p>
-      <w:pPr>
-        <w:spacing w:after="0" w:line="276" w:lineRule="auto"/>
-        <w:rPr>
-          <w:rFonts w:ascii="Arial" w:hAnsi="Arial" w:cs="Arial"/>
-          <w:sz w:val="22"/>
-          <w:szCs w:val="22"/>
-        </w:rPr>
-      </w:pPr>
-    </w:p>
-    <w:p>
-      <w:pPr>
-        <w:spacing w:after="0" w:line="276" w:lineRule="auto"/>
-        <w:rPr>
-          <w:rFonts w:ascii="Arial" w:hAnsi="Arial" w:cs="Arial"/>
-          <w:color w:val="156082" w:themeColor="accent1"/>
-          <w:sz w:val="22"/>
-          <w:szCs w:val="22"/>
-        </w:rPr>
-      </w:pPr>
-      <w:proofErr w:type="gramStart"/>
-      <w:r>
-        <w:rPr>
-          <w:rFonts w:ascii="Arial" w:hAnsi="Arial" w:cs="Arial"/>
-          <w:color w:val="156082" w:themeColor="accent1"/>
-          <w:sz w:val="22"/>
-          <w:szCs w:val="22"/>
-        </w:rPr>
-        <w:t>{{ users[0].signature }}</w:t>
-      </w:r>
-      <w:proofErr w:type="gramEnd"/>
-      <w:proofErr w:type="gramStart"/>
-      <w:proofErr w:type="gramEnd"/>
-      <w:proofErr w:type="gramStart"/>
-      <w:r>
-        <w:rPr>
-          <w:rFonts w:ascii="Arial" w:hAnsi="Arial" w:cs="Arial"/>
-          <w:color w:val="156082" w:themeColor="accent1"/>
-          <w:sz w:val="22"/>
-          <w:szCs w:val="22"/>
-        </w:rPr>
-        <w:t xml:space="preserve">   </w:t>
-      </w:r>
-      <w:proofErr w:type="gramEnd"/>
-      <w:r>
-        <w:rPr>
-          <w:rFonts w:ascii="Arial" w:hAnsi="Arial" w:cs="Arial"/>
-          <w:color w:val="156082" w:themeColor="accent1"/>
-          <w:sz w:val="22"/>
-          <w:szCs w:val="22"/>
-        </w:rPr>
-        <w:t xml:space="preserve">           </w:t>
-      </w:r>
-      <w:proofErr w:type="gramStart"/>
-      <w:r>
-        <w:rPr>
-          <w:rFonts w:ascii="Arial" w:hAnsi="Arial" w:cs="Arial"/>
-          <w:color w:val="156082" w:themeColor="accent1"/>
-          <w:sz w:val="22"/>
-          <w:szCs w:val="22"/>
-        </w:rPr>
-        <w:t xml:space="preserve">   {{ signature_date }}</w:t>
+      <w:proofErr w:type="gramEnd"/>
+      <w:r>
+        <w:rPr>
+          <w:rFonts w:ascii="Arial" w:hAnsi="Arial" w:cs="Arial"/>
+          <w:color w:val="156082" w:themeColor="accent1"/>
+          <w:sz w:val="22"/>
+          <w:szCs w:val="22"/>
+        </w:rPr>
+        <w:t xml:space="preserve"> </w:t>
+      </w:r>
+      <w:proofErr w:type="gramStart"/>
+      <w:r>
+        <w:rPr>
+          <w:rFonts w:ascii="Arial" w:hAnsi="Arial" w:cs="Arial"/>
+          <w:color w:val="156082" w:themeColor="accent1"/>
+          <w:sz w:val="22"/>
+          <w:szCs w:val="22"/>
+        </w:rPr>
+        <w:t xml:space="preserve">}}   </w:t>
+      </w:r>
+      <w:proofErr w:type="gramEnd"/>
+      <w:r>
+        <w:rPr>
+          <w:rFonts w:ascii="Arial" w:hAnsi="Arial" w:cs="Arial"/>
+          <w:color w:val="156082" w:themeColor="accent1"/>
+          <w:sz w:val="22"/>
+          <w:szCs w:val="22"/>
+        </w:rPr>
+        <w:t xml:space="preserve">  </w:t>
+      </w:r>
+      <w:proofErr w:type="gramStart"/>
+      <w:r>
+        <w:rPr>
+          <w:rFonts w:ascii="Arial" w:hAnsi="Arial" w:cs="Arial"/>
+          <w:color w:val="156082" w:themeColor="accent1"/>
+          <w:sz w:val="22"/>
+          <w:szCs w:val="22"/>
+        </w:rPr>
+        <w:t xml:space="preserve">   {{ </w:t>
       </w:r>
       <w:proofErr w:type="spellStart"/>
-      <w:proofErr w:type="gramEnd"/>
-      <w:proofErr w:type="gramStart"/>
+      <w:r>
+        <w:rPr>
+          <w:rFonts w:ascii="Arial" w:hAnsi="Arial" w:cs="Arial"/>
+          <w:color w:val="156082" w:themeColor="accent1"/>
+          <w:sz w:val="22"/>
+          <w:szCs w:val="22"/>
+        </w:rPr>
+        <w:t>signature</w:t>
+      </w:r>
+      <w:proofErr w:type="gramEnd"/>
+      <w:r>
+        <w:rPr>
+          <w:rFonts w:ascii="Arial" w:hAnsi="Arial" w:cs="Arial"/>
+          <w:color w:val="156082" w:themeColor="accent1"/>
+          <w:sz w:val="22"/>
+          <w:szCs w:val="22"/>
+        </w:rPr>
+        <w:t>_</w:t>
+      </w:r>
+      <w:proofErr w:type="gramStart"/>
+      <w:r>
+        <w:rPr>
+          <w:rFonts w:ascii="Arial" w:hAnsi="Arial" w:cs="Arial"/>
+          <w:color w:val="156082" w:themeColor="accent1"/>
+          <w:sz w:val="22"/>
+          <w:szCs w:val="22"/>
+        </w:rPr>
+        <w:t>date</w:t>
+      </w:r>
       <w:proofErr w:type="spellEnd"/>
-      <w:proofErr w:type="gramEnd"/>
-    </w:p>
-    <w:p>
-      <w:pPr>
-        <w:spacing w:after="0" w:line="276" w:lineRule="auto"/>
-        <w:rPr>
-          <w:rFonts w:ascii="Arial" w:hAnsi="Arial" w:cs="Arial"/>
-          <w:sz w:val="22"/>
-          <w:szCs w:val="22"/>
-        </w:rPr>
-      </w:pPr>
-      <w:r>
-        <w:rPr>
-          <w:rFonts w:ascii="Arial" w:hAnsi="Arial" w:cs="Arial"/>
-          <w:sz w:val="22"/>
-          <w:szCs w:val="22"/>
-        </w:rPr>
-        <w:t>Signature of Co-Petitioner/Plaintiff</w:t>
-      </w:r>
-    </w:p>
-    <w:p>
-      <w:pPr>
-        <w:spacing w:after="0" w:line="276" w:lineRule="auto"/>
-        <w:rPr>
-          <w:rFonts w:ascii="Arial" w:hAnsi="Arial" w:cs="Arial"/>
-          <w:sz w:val="22"/>
-          <w:szCs w:val="22"/>
-        </w:rPr>
-      </w:pPr>
-    </w:p>
-    <w:p>
-      <w:pPr>
-        <w:spacing w:after="0" w:line="276" w:lineRule="auto"/>
-        <w:rPr>
-          <w:rFonts w:ascii="Arial" w:hAnsi="Arial" w:cs="Arial"/>
-          <w:color w:val="156082" w:themeColor="accent1"/>
-          <w:sz w:val="22"/>
-          <w:szCs w:val="22"/>
-        </w:rPr>
-      </w:pPr>
-      <w:proofErr w:type="gramStart"/>
-      <w:r>
-        <w:rPr>
-          <w:rFonts w:ascii="Arial" w:hAnsi="Arial" w:cs="Arial"/>
-          <w:color w:val="156082" w:themeColor="accent1"/>
-          <w:sz w:val="22"/>
-          <w:szCs w:val="22"/>
-        </w:rPr>
-        <w:t>{{ other_parties[0].signature }}</w:t>
-      </w:r>
-      <w:proofErr w:type="gramEnd"/>
-      <w:proofErr w:type="gramStart"/>
-      <w:proofErr w:type="gramEnd"/>
-      <w:proofErr w:type="gramStart"/>
-      <w:proofErr w:type="gramEnd"/>
-      <w:proofErr w:type="gramStart"/>
-      <w:r>
-        <w:rPr>
-          <w:rFonts w:ascii="Arial" w:hAnsi="Arial" w:cs="Arial"/>
-          <w:color w:val="156082" w:themeColor="accent1"/>
-          <w:sz w:val="22"/>
-          <w:szCs w:val="22"/>
-        </w:rPr>
-        <w:t xml:space="preserve">   </w:t>
-      </w:r>
-      <w:proofErr w:type="gramEnd"/>
-      <w:r>
-        <w:rPr>
-          <w:rFonts w:ascii="Arial" w:hAnsi="Arial" w:cs="Arial"/>
-          <w:color w:val="156082" w:themeColor="accent1"/>
-          <w:sz w:val="22"/>
-          <w:szCs w:val="22"/>
-        </w:rPr>
-        <w:t xml:space="preserve">  </w:t>
-      </w:r>
-      <w:proofErr w:type="gramStart"/>
-      <w:r>
-        <w:rPr>
-          <w:rFonts w:ascii="Arial" w:hAnsi="Arial" w:cs="Arial"/>
-          <w:color w:val="156082" w:themeColor="accent1"/>
-          <w:sz w:val="22"/>
-          <w:szCs w:val="22"/>
-        </w:rPr>
-        <w:t xml:space="preserve">   {{ signature_date }}</w:t>
-      </w:r>
-      <w:proofErr w:type="spellStart"/>
-      <w:proofErr w:type="gramEnd"/>
-      <w:proofErr w:type="gramStart"/>
-      <w:proofErr w:type="spellEnd"/>
-      <w:proofErr w:type="gramEnd"/>
+      <w:r>
+        <w:rPr>
+          <w:rFonts w:ascii="Arial" w:hAnsi="Arial" w:cs="Arial"/>
+          <w:color w:val="156082" w:themeColor="accent1"/>
+          <w:sz w:val="22"/>
+          <w:szCs w:val="22"/>
+        </w:rPr>
+        <w:t xml:space="preserve"> }</w:t>
+      </w:r>
+      <w:proofErr w:type="gramEnd"/>
+      <w:r>
+        <w:rPr>
+          <w:rFonts w:ascii="Arial" w:hAnsi="Arial" w:cs="Arial"/>
+          <w:color w:val="156082" w:themeColor="accent1"/>
+          <w:sz w:val="22"/>
+          <w:szCs w:val="22"/>
+        </w:rPr>
+        <w:t>}</w:t>
+      </w:r>
     </w:p>
     <w:p>
       <w:pPr>
@@ -2638,8 +3261,6 @@
         </w:rPr>
         <w:t>{% if no_real_estate %}</w:t>
       </w:r>
-      <w:proofErr w:type="spellStart"/>
-      <w:proofErr w:type="spellEnd"/>
     </w:p>
     <w:p>
       <w:pPr>
@@ -2713,8 +3334,6 @@
         </w:rPr>
         <w:t>{% if real_estate_transfer %}</w:t>
       </w:r>
-      <w:proofErr w:type="spellStart"/>
-      <w:proofErr w:type="spellEnd"/>
     </w:p>
     <w:p>
       <w:pPr>
@@ -2741,14 +3360,87 @@
           <w:sz w:val="22"/>
           <w:szCs w:val="22"/>
         </w:rPr>
-        <w:t>{{ real_estate_owner_name }}</w:t>
-      </w:r>
-      <w:proofErr w:type="spellStart"/>
-      <w:proofErr w:type="spellEnd"/>
-      <w:r>
-        <w:rPr>
-          <w:rFonts w:ascii="Arial" w:hAnsi="Arial" w:cs="Arial"/>
-          <w:color w:val="156082" w:themeColor="accent1"/>
+        <w:t xml:space="preserve">{{ real_estate_owner_name }} </w:t>
+      </w:r>
+      <w:r>
+        <w:rPr>
+          <w:rFonts w:ascii="Arial" w:hAnsi="Arial" w:cs="Arial"/>
+          <w:sz w:val="22"/>
+          <w:szCs w:val="22"/>
+        </w:rPr>
+        <w:t xml:space="preserve">will be the sole owner of the property located at </w:t>
+      </w:r>
+      <w:r>
+        <w:rPr>
+          <w:rFonts w:ascii="Arial" w:hAnsi="Arial" w:cs="Arial"/>
+          <w:color w:val="156082" w:themeColor="accent1"/>
+          <w:sz w:val="22"/>
+          <w:szCs w:val="22"/>
+        </w:rPr>
+        <w:t>{{ real_estate_address }}</w:t>
+      </w:r>
+      <w:r>
+        <w:rPr>
+          <w:rFonts w:ascii="Arial" w:hAnsi="Arial" w:cs="Arial"/>
+          <w:sz w:val="22"/>
+          <w:szCs w:val="22"/>
+        </w:rPr>
+        <w:t xml:space="preserve">, currently standing in the name of </w:t>
+      </w:r>
+      <w:r>
+        <w:rPr>
+          <w:rFonts w:ascii="Arial" w:hAnsi="Arial" w:cs="Arial"/>
+          <w:color w:val="156082" w:themeColor="accent1"/>
+          <w:sz w:val="22"/>
+          <w:szCs w:val="22"/>
+        </w:rPr>
+        <w:t>{{ real_estate_current_owner }}</w:t>
+      </w:r>
+      <w:r>
+        <w:rPr>
+          <w:rFonts w:ascii="Arial" w:hAnsi="Arial" w:cs="Arial"/>
+          <w:sz w:val="22"/>
+          <w:szCs w:val="22"/>
+        </w:rPr>
+        <w:t xml:space="preserve">, as recorded with the </w:t>
+      </w:r>
+      <w:r>
+        <w:rPr>
+          <w:rFonts w:ascii="Arial" w:hAnsi="Arial" w:cs="Arial"/>
+          <w:color w:val="156082" w:themeColor="accent1"/>
+          <w:sz w:val="22"/>
+          <w:szCs w:val="22"/>
+        </w:rPr>
+        <w:t xml:space="preserve">{{ real_estate_county }} </w:t>
+      </w:r>
+      <w:r>
+        <w:rPr>
+          <w:rFonts w:ascii="Arial" w:hAnsi="Arial" w:cs="Arial"/>
+          <w:sz w:val="22"/>
+          <w:szCs w:val="22"/>
+        </w:rPr>
+        <w:t xml:space="preserve">County Registry of Deeds, Book </w:t>
+      </w:r>
+      <w:r>
+        <w:rPr>
+          <w:rFonts w:ascii="Arial" w:hAnsi="Arial" w:cs="Arial"/>
+          <w:color w:val="156082" w:themeColor="accent1"/>
+          <w:sz w:val="22"/>
+          <w:szCs w:val="22"/>
+        </w:rPr>
+        <w:t>{{ real_estate_book }}</w:t>
+      </w:r>
+      <w:r>
+        <w:rPr>
+          <w:rFonts w:ascii="Arial" w:hAnsi="Arial" w:cs="Arial"/>
+          <w:sz w:val="22"/>
+          <w:szCs w:val="22"/>
+        </w:rPr>
+        <w:t>,</w:t>
+      </w:r>
+      <w:r>
+        <w:rPr>
+          <w:rFonts w:ascii="Arial" w:hAnsi="Arial" w:cs="Arial"/>
           <w:sz w:val="22"/>
           <w:szCs w:val="22"/>
         </w:rPr>
@@ -2760,251 +3452,207 @@
           <w:sz w:val="22"/>
           <w:szCs w:val="22"/>
         </w:rPr>
-        <w:t xml:space="preserve">will be the sole owner of the property located at </w:t>
-      </w:r>
-      <w:r>
-        <w:rPr>
-          <w:rFonts w:ascii="Arial" w:hAnsi="Arial" w:cs="Arial"/>
-          <w:color w:val="156082" w:themeColor="accent1"/>
-          <w:sz w:val="22"/>
-          <w:szCs w:val="22"/>
-        </w:rPr>
-        <w:t>{{ real_estate_address }}</w:t>
-      </w:r>
-      <w:proofErr w:type="spellStart"/>
-      <w:proofErr w:type="spellEnd"/>
-      <w:r>
-        <w:rPr>
-          <w:rFonts w:ascii="Arial" w:hAnsi="Arial" w:cs="Arial"/>
-          <w:sz w:val="22"/>
-          <w:szCs w:val="22"/>
-        </w:rPr>
-        <w:t xml:space="preserve">, currently standing in the name of </w:t>
-      </w:r>
-      <w:r>
-        <w:rPr>
-          <w:rFonts w:ascii="Arial" w:hAnsi="Arial" w:cs="Arial"/>
-          <w:color w:val="156082" w:themeColor="accent1"/>
-          <w:sz w:val="22"/>
-          <w:szCs w:val="22"/>
-        </w:rPr>
-        <w:t>{{ real_estate_current_owner }}</w:t>
-      </w:r>
-      <w:r>
-        <w:rPr>
-          <w:rFonts w:ascii="Arial" w:hAnsi="Arial" w:cs="Arial"/>
-          <w:sz w:val="22"/>
-          <w:szCs w:val="22"/>
-        </w:rPr>
-        <w:t xml:space="preserve">, as recorded with the </w:t>
-      </w:r>
-      <w:r>
-        <w:rPr>
-          <w:rFonts w:ascii="Arial" w:hAnsi="Arial" w:cs="Arial"/>
-          <w:color w:val="156082" w:themeColor="accent1"/>
-          <w:sz w:val="22"/>
-          <w:szCs w:val="22"/>
-        </w:rPr>
-        <w:t>{{ real_estate_county }}</w:t>
-      </w:r>
-      <w:proofErr w:type="spellStart"/>
-      <w:proofErr w:type="spellEnd"/>
-      <w:r>
-        <w:rPr>
-          <w:rFonts w:ascii="Arial" w:hAnsi="Arial" w:cs="Arial"/>
-          <w:color w:val="156082" w:themeColor="accent1"/>
+        <w:t xml:space="preserve"> Page </w:t>
+      </w:r>
+      <w:r>
+        <w:rPr>
+          <w:rFonts w:ascii="Arial" w:hAnsi="Arial" w:cs="Arial"/>
+          <w:color w:val="156082" w:themeColor="accent1"/>
+          <w:sz w:val="22"/>
+          <w:szCs w:val="22"/>
+        </w:rPr>
+        <w:t>{{ real_estate_page }}</w:t>
+      </w:r>
+      <w:r>
+        <w:rPr>
+          <w:rFonts w:ascii="Arial" w:hAnsi="Arial" w:cs="Arial"/>
+          <w:sz w:val="22"/>
+          <w:szCs w:val="22"/>
+        </w:rPr>
+        <w:t>.</w:t>
+      </w:r>
+    </w:p>
+    <w:p>
+      <w:pPr>
+        <w:spacing w:after="0" w:line="276" w:lineRule="auto"/>
+        <w:jc w:val="both"/>
+        <w:rPr>
+          <w:rFonts w:ascii="Arial" w:hAnsi="Arial" w:cs="Arial"/>
+          <w:sz w:val="22"/>
+          <w:szCs w:val="22"/>
+        </w:rPr>
+      </w:pPr>
+      <w:proofErr w:type="gramStart"/>
+      <w:r>
+        <w:rPr>
+          <w:rFonts w:ascii="Arial" w:hAnsi="Arial" w:cs="Arial"/>
+          <w:color w:val="156082" w:themeColor="accent1"/>
+          <w:sz w:val="22"/>
+          <w:szCs w:val="22"/>
+        </w:rPr>
+        <w:t>{{ real</w:t>
+      </w:r>
+      <w:proofErr w:type="gramEnd"/>
+      <w:r>
+        <w:rPr>
+          <w:rFonts w:ascii="Arial" w:hAnsi="Arial" w:cs="Arial"/>
+          <w:color w:val="156082" w:themeColor="accent1"/>
+          <w:sz w:val="22"/>
+          <w:szCs w:val="22"/>
+        </w:rPr>
+        <w:t>_estate_waiver_</w:t>
+      </w:r>
+      <w:proofErr w:type="gramStart"/>
+      <w:r>
+        <w:rPr>
+          <w:rFonts w:ascii="Arial" w:hAnsi="Arial" w:cs="Arial"/>
+          <w:color w:val="156082" w:themeColor="accent1"/>
+          <w:sz w:val="22"/>
+          <w:szCs w:val="22"/>
+        </w:rPr>
+        <w:t>party }</w:t>
+      </w:r>
+      <w:proofErr w:type="gramEnd"/>
+      <w:r>
+        <w:rPr>
+          <w:rFonts w:ascii="Arial" w:hAnsi="Arial" w:cs="Arial"/>
+          <w:color w:val="156082" w:themeColor="accent1"/>
+          <w:sz w:val="22"/>
+          <w:szCs w:val="22"/>
+        </w:rPr>
+        <w:t xml:space="preserve">} </w:t>
+      </w:r>
+      <w:r>
+        <w:rPr>
+          <w:rFonts w:ascii="Arial" w:hAnsi="Arial" w:cs="Arial"/>
+          <w:sz w:val="22"/>
+          <w:szCs w:val="22"/>
+        </w:rPr>
+        <w:t>waives all past, present and future interest in said property.</w:t>
+      </w:r>
+    </w:p>
+    <w:p>
+      <w:pPr>
+        <w:spacing w:after="0" w:line="276" w:lineRule="auto"/>
+        <w:jc w:val="both"/>
+        <w:rPr>
+          <w:rFonts w:ascii="Arial" w:hAnsi="Arial" w:cs="Arial"/>
+          <w:sz w:val="22"/>
+          <w:szCs w:val="22"/>
+        </w:rPr>
+      </w:pPr>
+      <w:r>
+        <w:rPr>
+          <w:rFonts w:ascii="Arial" w:hAnsi="Arial" w:cs="Arial"/>
+          <w:sz w:val="22"/>
+          <w:szCs w:val="22"/>
+        </w:rPr>
+        <w:t xml:space="preserve">The parties agree that </w:t>
+      </w:r>
+      <w:proofErr w:type="gramStart"/>
+      <w:r>
+        <w:rPr>
+          <w:rFonts w:ascii="Arial" w:hAnsi="Arial" w:cs="Arial"/>
+          <w:color w:val="156082" w:themeColor="accent1"/>
+          <w:sz w:val="22"/>
+          <w:szCs w:val="22"/>
+        </w:rPr>
+        <w:t>{{ real</w:t>
+      </w:r>
+      <w:proofErr w:type="gramEnd"/>
+      <w:r>
+        <w:rPr>
+          <w:rFonts w:ascii="Arial" w:hAnsi="Arial" w:cs="Arial"/>
+          <w:color w:val="156082" w:themeColor="accent1"/>
+          <w:sz w:val="22"/>
+          <w:szCs w:val="22"/>
+        </w:rPr>
+        <w:t>_estate_cost_</w:t>
+      </w:r>
+      <w:proofErr w:type="gramStart"/>
+      <w:r>
+        <w:rPr>
+          <w:rFonts w:ascii="Arial" w:hAnsi="Arial" w:cs="Arial"/>
+          <w:color w:val="156082" w:themeColor="accent1"/>
+          <w:sz w:val="22"/>
+          <w:szCs w:val="22"/>
+        </w:rPr>
+        <w:t>responsible }</w:t>
+      </w:r>
+      <w:proofErr w:type="gramEnd"/>
+      <w:r>
+        <w:rPr>
+          <w:rFonts w:ascii="Arial" w:hAnsi="Arial" w:cs="Arial"/>
+          <w:color w:val="156082" w:themeColor="accent1"/>
+          <w:sz w:val="22"/>
+          <w:szCs w:val="22"/>
+        </w:rPr>
+        <w:t xml:space="preserve">} </w:t>
+      </w:r>
+      <w:r>
+        <w:rPr>
+          <w:rFonts w:ascii="Arial" w:hAnsi="Arial" w:cs="Arial"/>
+          <w:sz w:val="22"/>
+          <w:szCs w:val="22"/>
+        </w:rPr>
+        <w:t xml:space="preserve">will be responsible for all costs and expenses associated with said property beginning on </w:t>
+      </w:r>
+      <w:proofErr w:type="gramStart"/>
+      <w:r>
+        <w:rPr>
+          <w:rFonts w:ascii="Arial" w:hAnsi="Arial" w:cs="Arial"/>
+          <w:color w:val="156082" w:themeColor="accent1"/>
+          <w:sz w:val="22"/>
+          <w:szCs w:val="22"/>
+        </w:rPr>
+        <w:t>{{ real</w:t>
+      </w:r>
+      <w:proofErr w:type="gramEnd"/>
+      <w:r>
+        <w:rPr>
+          <w:rFonts w:ascii="Arial" w:hAnsi="Arial" w:cs="Arial"/>
+          <w:color w:val="156082" w:themeColor="accent1"/>
+          <w:sz w:val="22"/>
+          <w:szCs w:val="22"/>
+        </w:rPr>
+        <w:t>_estate_start_</w:t>
+      </w:r>
+      <w:proofErr w:type="gramStart"/>
+      <w:r>
+        <w:rPr>
+          <w:rFonts w:ascii="Arial" w:hAnsi="Arial" w:cs="Arial"/>
+          <w:color w:val="156082" w:themeColor="accent1"/>
+          <w:sz w:val="22"/>
+          <w:szCs w:val="22"/>
+        </w:rPr>
+        <w:t>date }</w:t>
+      </w:r>
+      <w:proofErr w:type="gramEnd"/>
+      <w:r>
+        <w:rPr>
+          <w:rFonts w:ascii="Arial" w:hAnsi="Arial" w:cs="Arial"/>
+          <w:color w:val="156082" w:themeColor="accent1"/>
+          <w:sz w:val="22"/>
+          <w:szCs w:val="22"/>
+        </w:rPr>
+        <w:t>}</w:t>
+      </w:r>
+      <w:r>
+        <w:rPr>
+          <w:rFonts w:ascii="Arial" w:hAnsi="Arial" w:cs="Arial"/>
+          <w:sz w:val="22"/>
+          <w:szCs w:val="22"/>
+        </w:rPr>
+        <w:t>.</w:t>
+      </w:r>
+      <w:r>
+        <w:rPr>
+          <w:rFonts w:ascii="Arial" w:hAnsi="Arial" w:cs="Arial"/>
           <w:sz w:val="22"/>
           <w:szCs w:val="22"/>
         </w:rPr>
         <w:t xml:space="preserve"> </w:t>
       </w:r>
-      <w:r>
-        <w:rPr>
-          <w:rFonts w:ascii="Arial" w:hAnsi="Arial" w:cs="Arial"/>
-          <w:sz w:val="22"/>
-          <w:szCs w:val="22"/>
-        </w:rPr>
-        <w:t xml:space="preserve">County Registry of Deeds, Book </w:t>
-      </w:r>
-      <w:r>
-        <w:rPr>
-          <w:rFonts w:ascii="Arial" w:hAnsi="Arial" w:cs="Arial"/>
-          <w:color w:val="156082" w:themeColor="accent1"/>
-          <w:sz w:val="22"/>
-          <w:szCs w:val="22"/>
-        </w:rPr>
-        <w:t>{{ real_estate_book }}</w:t>
-      </w:r>
-      <w:proofErr w:type="spellStart"/>
-      <w:proofErr w:type="spellEnd"/>
-      <w:r>
-        <w:rPr>
-          <w:rFonts w:ascii="Arial" w:hAnsi="Arial" w:cs="Arial"/>
-          <w:sz w:val="22"/>
-          <w:szCs w:val="22"/>
-        </w:rPr>
-        <w:t>,</w:t>
-      </w:r>
-      <w:r>
-        <w:rPr>
-          <w:rFonts w:ascii="Arial" w:hAnsi="Arial" w:cs="Arial"/>
-          <w:sz w:val="22"/>
-          <w:szCs w:val="22"/>
-        </w:rPr>
-        <w:t xml:space="preserve"> </w:t>
-      </w:r>
-      <w:r>
-        <w:rPr>
-          <w:rFonts w:ascii="Arial" w:hAnsi="Arial" w:cs="Arial"/>
-          <w:sz w:val="22"/>
-          <w:szCs w:val="22"/>
-        </w:rPr>
-        <w:t xml:space="preserve"> Page </w:t>
-      </w:r>
-      <w:r>
-        <w:rPr>
-          <w:rFonts w:ascii="Arial" w:hAnsi="Arial" w:cs="Arial"/>
-          <w:color w:val="156082" w:themeColor="accent1"/>
-          <w:sz w:val="22"/>
-          <w:szCs w:val="22"/>
-        </w:rPr>
-        <w:t>{{ real_estate_page }}</w:t>
-      </w:r>
-      <w:proofErr w:type="spellStart"/>
-      <w:proofErr w:type="spellEnd"/>
-      <w:r>
-        <w:rPr>
-          <w:rFonts w:ascii="Arial" w:hAnsi="Arial" w:cs="Arial"/>
-          <w:sz w:val="22"/>
-          <w:szCs w:val="22"/>
-        </w:rPr>
-        <w:t>.</w:t>
-      </w:r>
-    </w:p>
-    <w:p>
-      <w:pPr>
-        <w:spacing w:after="0" w:line="276" w:lineRule="auto"/>
-        <w:jc w:val="both"/>
-        <w:rPr>
-          <w:rFonts w:ascii="Arial" w:hAnsi="Arial" w:cs="Arial"/>
-          <w:sz w:val="22"/>
-          <w:szCs w:val="22"/>
-        </w:rPr>
-      </w:pPr>
-      <w:proofErr w:type="gramStart"/>
-      <w:r>
-        <w:rPr>
-          <w:rFonts w:ascii="Arial" w:hAnsi="Arial" w:cs="Arial"/>
-          <w:color w:val="156082" w:themeColor="accent1"/>
-          <w:sz w:val="22"/>
-          <w:szCs w:val="22"/>
-        </w:rPr>
-        <w:t>{{ real_estate_waiver_party }}</w:t>
-      </w:r>
-      <w:proofErr w:type="spellStart"/>
-      <w:proofErr w:type="gramEnd"/>
-      <w:proofErr w:type="gramStart"/>
-      <w:proofErr w:type="spellEnd"/>
-      <w:proofErr w:type="gramEnd"/>
-      <w:r>
-        <w:rPr>
-          <w:rFonts w:ascii="Arial" w:hAnsi="Arial" w:cs="Arial"/>
-          <w:color w:val="156082" w:themeColor="accent1"/>
-          <w:sz w:val="22"/>
-          <w:szCs w:val="22"/>
-        </w:rPr>
-        <w:t xml:space="preserve"> </w:t>
-      </w:r>
-      <w:r>
-        <w:rPr>
-          <w:rFonts w:ascii="Arial" w:hAnsi="Arial" w:cs="Arial"/>
-          <w:sz w:val="22"/>
-          <w:szCs w:val="22"/>
-        </w:rPr>
-        <w:t>waives all past, present and future interest in said property.</w:t>
-      </w:r>
-    </w:p>
-    <w:p>
-      <w:pPr>
-        <w:spacing w:after="0" w:line="276" w:lineRule="auto"/>
-        <w:jc w:val="both"/>
-        <w:rPr>
-          <w:rFonts w:ascii="Arial" w:hAnsi="Arial" w:cs="Arial"/>
-          <w:sz w:val="22"/>
-          <w:szCs w:val="22"/>
-        </w:rPr>
-      </w:pPr>
-      <w:r>
-        <w:rPr>
-          <w:rFonts w:ascii="Arial" w:hAnsi="Arial" w:cs="Arial"/>
-          <w:sz w:val="22"/>
-          <w:szCs w:val="22"/>
-        </w:rPr>
-        <w:t xml:space="preserve">The parties agree that </w:t>
-      </w:r>
-      <w:proofErr w:type="gramStart"/>
-      <w:r>
-        <w:rPr>
-          <w:rFonts w:ascii="Arial" w:hAnsi="Arial" w:cs="Arial"/>
-          <w:color w:val="156082" w:themeColor="accent1"/>
-          <w:sz w:val="22"/>
-          <w:szCs w:val="22"/>
-        </w:rPr>
-        <w:t>{{ real_estate_cost_responsible }}</w:t>
-      </w:r>
-      <w:proofErr w:type="spellStart"/>
-      <w:proofErr w:type="gramEnd"/>
-      <w:proofErr w:type="gramStart"/>
-      <w:proofErr w:type="spellEnd"/>
-      <w:proofErr w:type="gramEnd"/>
-      <w:r>
-        <w:rPr>
-          <w:rFonts w:ascii="Arial" w:hAnsi="Arial" w:cs="Arial"/>
-          <w:color w:val="156082" w:themeColor="accent1"/>
-          <w:sz w:val="22"/>
-          <w:szCs w:val="22"/>
-        </w:rPr>
-        <w:t xml:space="preserve"> </w:t>
-      </w:r>
-      <w:r>
-        <w:rPr>
-          <w:rFonts w:ascii="Arial" w:hAnsi="Arial" w:cs="Arial"/>
-          <w:sz w:val="22"/>
-          <w:szCs w:val="22"/>
-        </w:rPr>
-        <w:t xml:space="preserve">will be responsible for all costs and expenses associated with said property beginning on </w:t>
-      </w:r>
-      <w:proofErr w:type="gramStart"/>
-      <w:r>
-        <w:rPr>
-          <w:rFonts w:ascii="Arial" w:hAnsi="Arial" w:cs="Arial"/>
-          <w:color w:val="156082" w:themeColor="accent1"/>
-          <w:sz w:val="22"/>
-          <w:szCs w:val="22"/>
-        </w:rPr>
-        <w:t>{{ real_estate_start_date }}</w:t>
-      </w:r>
-      <w:proofErr w:type="spellStart"/>
-      <w:proofErr w:type="gramEnd"/>
-      <w:proofErr w:type="gramStart"/>
-      <w:proofErr w:type="spellEnd"/>
-      <w:proofErr w:type="gramEnd"/>
-      <w:r>
-        <w:rPr>
-          <w:rFonts w:ascii="Arial" w:hAnsi="Arial" w:cs="Arial"/>
-          <w:sz w:val="22"/>
-          <w:szCs w:val="22"/>
-        </w:rPr>
-        <w:t>.</w:t>
-      </w:r>
-      <w:r>
-        <w:rPr>
-          <w:rFonts w:ascii="Arial" w:hAnsi="Arial" w:cs="Arial"/>
-          <w:sz w:val="22"/>
-          <w:szCs w:val="22"/>
-        </w:rPr>
-        <w:t xml:space="preserve"> </w:t>
-      </w:r>
     </w:p>
     <w:p>
       <w:pPr>
@@ -3059,8 +3707,6 @@
         </w:rPr>
         <w:t>{% if real_estate_custom_terms %}</w:t>
       </w:r>
-      <w:proofErr w:type="spellStart"/>
-      <w:proofErr w:type="spellEnd"/>
     </w:p>
     <w:p>
       <w:pPr>
@@ -3101,8 +3747,6 @@
         </w:rPr>
         <w:t>{% if real_estate_custom_description | trim %}</w:t>
       </w:r>
-      <w:proofErr w:type="spellStart"/>
-      <w:proofErr w:type="spellEnd"/>
     </w:p>
     <w:p>
       <w:r>
@@ -3200,8 +3844,6 @@
         </w:rPr>
         <w:t>{% if personal_property_already_divided %}</w:t>
       </w:r>
-      <w:proofErr w:type="spellStart"/>
-      <w:proofErr w:type="spellEnd"/>
     </w:p>
     <w:p>
       <w:pPr>
@@ -3293,8 +3935,6 @@
         </w:rPr>
         <w:t>{% if personal_property_divide_plan %}</w:t>
       </w:r>
-      <w:proofErr w:type="spellStart"/>
-      <w:proofErr w:type="spellEnd"/>
     </w:p>
     <w:p>
       <w:pPr>
@@ -3323,21 +3963,37 @@
           <w:sz w:val="22"/>
           <w:szCs w:val="22"/>
         </w:rPr>
-        <w:t>{{ personal_property_divide_date }}</w:t>
-      </w:r>
-      <w:proofErr w:type="spellStart"/>
-      <w:proofErr w:type="gramEnd"/>
-      <w:proofErr w:type="gramStart"/>
-      <w:proofErr w:type="spellEnd"/>
-      <w:proofErr w:type="gramEnd"/>
-      <w:r>
-        <w:rPr>
-          <w:rFonts w:ascii="Arial" w:hAnsi="Arial" w:cs="Arial"/>
-          <w:color w:val="156082" w:themeColor="accent1"/>
-          <w:sz w:val="22"/>
-          <w:szCs w:val="22"/>
-        </w:rPr>
-        <w:t>:</w:t>
+        <w:t>{{ personal</w:t>
+      </w:r>
+      <w:proofErr w:type="gramEnd"/>
+      <w:r>
+        <w:rPr>
+          <w:rFonts w:ascii="Arial" w:hAnsi="Arial" w:cs="Arial"/>
+          <w:color w:val="156082" w:themeColor="accent1"/>
+          <w:sz w:val="22"/>
+          <w:szCs w:val="22"/>
+        </w:rPr>
+        <w:t>_property_divide_</w:t>
+      </w:r>
+      <w:proofErr w:type="gramStart"/>
+      <w:r>
+        <w:rPr>
+          <w:rFonts w:ascii="Arial" w:hAnsi="Arial" w:cs="Arial"/>
+          <w:color w:val="156082" w:themeColor="accent1"/>
+          <w:sz w:val="22"/>
+          <w:szCs w:val="22"/>
+        </w:rPr>
+        <w:t>date }</w:t>
+      </w:r>
+      <w:proofErr w:type="gramEnd"/>
+      <w:r>
+        <w:rPr>
+          <w:rFonts w:ascii="Arial" w:hAnsi="Arial" w:cs="Arial"/>
+          <w:color w:val="156082" w:themeColor="accent1"/>
+          <w:sz w:val="22"/>
+          <w:szCs w:val="22"/>
+        </w:rPr>
+        <w:t>}:</w:t>
       </w:r>
     </w:p>
     <w:p>
@@ -3360,8 +4016,6 @@
         </w:rPr>
         <w:t>{% if personal_property_divide_description | trim %}</w:t>
       </w:r>
-      <w:proofErr w:type="spellStart"/>
-      <w:proofErr w:type="spellEnd"/>
     </w:p>
     <w:p>
       <w:r>
@@ -3498,7 +4152,6 @@
           <w:sz w:val="28"/>
           <w:szCs w:val="28"/>
         </w:rPr>
-        <w:lastRenderedPageBreak/>
         <w:t xml:space="preserve">EXHIBIT B </w:t>
       </w:r>
     </w:p>
@@ -3555,8 +4208,6 @@
         </w:rPr>
         <w:t>{% if alimony_waived_all %}</w:t>
       </w:r>
-      <w:proofErr w:type="spellStart"/>
-      <w:proofErr w:type="spellEnd"/>
     </w:p>
     <w:p>
       <w:pPr>
@@ -3630,8 +4281,6 @@
         </w:rPr>
         <w:t>{% if alimony_payment_agreed %}</w:t>
       </w:r>
-      <w:proofErr w:type="spellStart"/>
-      <w:proofErr w:type="spellEnd"/>
     </w:p>
     <w:p>
       <w:pPr>
@@ -3660,13 +4309,94 @@
           <w:sz w:val="22"/>
           <w:szCs w:val="22"/>
         </w:rPr>
-        <w:t>{{ alimony_payer }}</w:t>
-      </w:r>
-      <w:proofErr w:type="spellStart"/>
-      <w:proofErr w:type="gramEnd"/>
-      <w:proofErr w:type="gramStart"/>
-      <w:proofErr w:type="spellEnd"/>
-      <w:proofErr w:type="gramEnd"/>
+        <w:t>{{ alimony</w:t>
+      </w:r>
+      <w:proofErr w:type="gramEnd"/>
+      <w:r>
+        <w:rPr>
+          <w:rFonts w:ascii="Arial" w:hAnsi="Arial" w:cs="Arial"/>
+          <w:color w:val="156082" w:themeColor="accent1"/>
+          <w:sz w:val="22"/>
+          <w:szCs w:val="22"/>
+        </w:rPr>
+        <w:t>_</w:t>
+      </w:r>
+      <w:proofErr w:type="gramStart"/>
+      <w:r>
+        <w:rPr>
+          <w:rFonts w:ascii="Arial" w:hAnsi="Arial" w:cs="Arial"/>
+          <w:color w:val="156082" w:themeColor="accent1"/>
+          <w:sz w:val="22"/>
+          <w:szCs w:val="22"/>
+        </w:rPr>
+        <w:t>payer }</w:t>
+      </w:r>
+      <w:proofErr w:type="gramEnd"/>
+      <w:r>
+        <w:rPr>
+          <w:rFonts w:ascii="Arial" w:hAnsi="Arial" w:cs="Arial"/>
+          <w:color w:val="156082" w:themeColor="accent1"/>
+          <w:sz w:val="22"/>
+          <w:szCs w:val="22"/>
+        </w:rPr>
+        <w:t xml:space="preserve">} </w:t>
+      </w:r>
+      <w:r>
+        <w:rPr>
+          <w:rFonts w:ascii="Arial" w:hAnsi="Arial" w:cs="Arial"/>
+          <w:sz w:val="22"/>
+          <w:szCs w:val="22"/>
+        </w:rPr>
+        <w:t xml:space="preserve">shall pay alimony to </w:t>
+      </w:r>
+      <w:proofErr w:type="gramStart"/>
+      <w:r>
+        <w:rPr>
+          <w:rFonts w:ascii="Arial" w:hAnsi="Arial" w:cs="Arial"/>
+          <w:color w:val="156082" w:themeColor="accent1"/>
+          <w:sz w:val="22"/>
+          <w:szCs w:val="22"/>
+        </w:rPr>
+        <w:t>{{ alimony</w:t>
+      </w:r>
+      <w:proofErr w:type="gramEnd"/>
+      <w:r>
+        <w:rPr>
+          <w:rFonts w:ascii="Arial" w:hAnsi="Arial" w:cs="Arial"/>
+          <w:color w:val="156082" w:themeColor="accent1"/>
+          <w:sz w:val="22"/>
+          <w:szCs w:val="22"/>
+        </w:rPr>
+        <w:t>_</w:t>
+      </w:r>
+      <w:proofErr w:type="gramStart"/>
+      <w:r>
+        <w:rPr>
+          <w:rFonts w:ascii="Arial" w:hAnsi="Arial" w:cs="Arial"/>
+          <w:color w:val="156082" w:themeColor="accent1"/>
+          <w:sz w:val="22"/>
+          <w:szCs w:val="22"/>
+        </w:rPr>
+        <w:t>recipient }</w:t>
+      </w:r>
+      <w:proofErr w:type="gramEnd"/>
+      <w:r>
+        <w:rPr>
+          <w:rFonts w:ascii="Arial" w:hAnsi="Arial" w:cs="Arial"/>
+          <w:color w:val="156082" w:themeColor="accent1"/>
+          <w:sz w:val="22"/>
+          <w:szCs w:val="22"/>
+        </w:rPr>
+        <w:t xml:space="preserve">} </w:t>
+      </w:r>
+      <w:r>
+        <w:rPr>
+          <w:rFonts w:ascii="Arial" w:hAnsi="Arial" w:cs="Arial"/>
+          <w:sz w:val="22"/>
+          <w:szCs w:val="22"/>
+        </w:rPr>
+        <w:t>in the amount of</w:t>
+      </w:r>
       <w:r>
         <w:rPr>
           <w:rFonts w:ascii="Arial" w:hAnsi="Arial" w:cs="Arial"/>
@@ -3676,29 +4406,54 @@
         </w:rPr>
         <w:t xml:space="preserve"> </w:t>
       </w:r>
-      <w:r>
-        <w:rPr>
-          <w:rFonts w:ascii="Arial" w:hAnsi="Arial" w:cs="Arial"/>
-          <w:sz w:val="22"/>
-          <w:szCs w:val="22"/>
-        </w:rPr>
-        <w:t xml:space="preserve">shall pay alimony to </w:t>
-      </w:r>
-      <w:proofErr w:type="gramStart"/>
-      <w:r>
-        <w:rPr>
-          <w:rFonts w:ascii="Arial" w:hAnsi="Arial" w:cs="Arial"/>
-          <w:color w:val="156082" w:themeColor="accent1"/>
-          <w:sz w:val="22"/>
-          <w:szCs w:val="22"/>
-        </w:rPr>
-        <w:t>{{ alimony_recipient }}</w:t>
-      </w:r>
-      <w:proofErr w:type="spellStart"/>
-      <w:proofErr w:type="gramEnd"/>
-      <w:proofErr w:type="gramStart"/>
-      <w:proofErr w:type="spellEnd"/>
-      <w:proofErr w:type="gramEnd"/>
+      <w:proofErr w:type="gramStart"/>
+      <w:r>
+        <w:rPr>
+          <w:rFonts w:ascii="Arial" w:hAnsi="Arial" w:cs="Arial"/>
+          <w:color w:val="156082" w:themeColor="accent1"/>
+          <w:sz w:val="22"/>
+          <w:szCs w:val="22"/>
+        </w:rPr>
+        <w:t>{{ alimony</w:t>
+      </w:r>
+      <w:proofErr w:type="gramEnd"/>
+      <w:r>
+        <w:rPr>
+          <w:rFonts w:ascii="Arial" w:hAnsi="Arial" w:cs="Arial"/>
+          <w:color w:val="156082" w:themeColor="accent1"/>
+          <w:sz w:val="22"/>
+          <w:szCs w:val="22"/>
+        </w:rPr>
+        <w:t>_amount_</w:t>
+      </w:r>
+      <w:proofErr w:type="gramStart"/>
+      <w:r>
+        <w:rPr>
+          <w:rFonts w:ascii="Arial" w:hAnsi="Arial" w:cs="Arial"/>
+          <w:color w:val="156082" w:themeColor="accent1"/>
+          <w:sz w:val="22"/>
+          <w:szCs w:val="22"/>
+        </w:rPr>
+        <w:t>value }</w:t>
+      </w:r>
+      <w:proofErr w:type="gramEnd"/>
+      <w:r>
+        <w:rPr>
+          <w:rFonts w:ascii="Arial" w:hAnsi="Arial" w:cs="Arial"/>
+          <w:color w:val="156082" w:themeColor="accent1"/>
+          <w:sz w:val="22"/>
+          <w:szCs w:val="22"/>
+        </w:rPr>
+        <w:t xml:space="preserve">} </w:t>
+      </w:r>
+      <w:r>
+        <w:rPr>
+          <w:rFonts w:ascii="Arial" w:hAnsi="Arial" w:cs="Arial"/>
+          <w:sz w:val="22"/>
+          <w:szCs w:val="22"/>
+        </w:rPr>
+        <w:t>each</w:t>
+      </w:r>
       <w:r>
         <w:rPr>
           <w:rFonts w:ascii="Arial" w:hAnsi="Arial" w:cs="Arial"/>
@@ -3708,110 +4463,92 @@
         </w:rPr>
         <w:t xml:space="preserve"> </w:t>
       </w:r>
-      <w:r>
-        <w:rPr>
-          <w:rFonts w:ascii="Arial" w:hAnsi="Arial" w:cs="Arial"/>
-          <w:sz w:val="22"/>
-          <w:szCs w:val="22"/>
-        </w:rPr>
-        <w:t>in the amount of</w:t>
-      </w:r>
-      <w:r>
-        <w:rPr>
-          <w:rFonts w:ascii="Arial" w:hAnsi="Arial" w:cs="Arial"/>
-          <w:color w:val="156082" w:themeColor="accent1"/>
-          <w:sz w:val="22"/>
-          <w:szCs w:val="22"/>
-        </w:rPr>
-        <w:t xml:space="preserve"> </w:t>
-      </w:r>
-      <w:proofErr w:type="gramStart"/>
-      <w:r>
-        <w:rPr>
-          <w:rFonts w:ascii="Arial" w:hAnsi="Arial" w:cs="Arial"/>
-          <w:color w:val="156082" w:themeColor="accent1"/>
-          <w:sz w:val="22"/>
-          <w:szCs w:val="22"/>
-        </w:rPr>
-        <w:t>{{ alimony_amount_value }}</w:t>
-      </w:r>
-      <w:proofErr w:type="spellStart"/>
-      <w:proofErr w:type="gramEnd"/>
-      <w:proofErr w:type="gramStart"/>
-      <w:proofErr w:type="spellEnd"/>
-      <w:proofErr w:type="gramEnd"/>
-      <w:r>
-        <w:rPr>
-          <w:rFonts w:ascii="Arial" w:hAnsi="Arial" w:cs="Arial"/>
-          <w:color w:val="156082" w:themeColor="accent1"/>
-          <w:sz w:val="22"/>
-          <w:szCs w:val="22"/>
-        </w:rPr>
-        <w:t xml:space="preserve"> </w:t>
-      </w:r>
-      <w:r>
-        <w:rPr>
-          <w:rFonts w:ascii="Arial" w:hAnsi="Arial" w:cs="Arial"/>
-          <w:sz w:val="22"/>
-          <w:szCs w:val="22"/>
-        </w:rPr>
-        <w:t>each</w:t>
-      </w:r>
-      <w:r>
-        <w:rPr>
-          <w:rFonts w:ascii="Arial" w:hAnsi="Arial" w:cs="Arial"/>
-          <w:color w:val="156082" w:themeColor="accent1"/>
-          <w:sz w:val="22"/>
-          <w:szCs w:val="22"/>
-        </w:rPr>
-        <w:t xml:space="preserve"> </w:t>
-      </w:r>
-      <w:proofErr w:type="gramStart"/>
-      <w:r>
-        <w:rPr>
-          <w:rFonts w:ascii="Arial" w:hAnsi="Arial" w:cs="Arial"/>
-          <w:color w:val="156082" w:themeColor="accent1"/>
-          <w:sz w:val="22"/>
-          <w:szCs w:val="22"/>
-        </w:rPr>
-        <w:t>{{ alimony_frequency }}</w:t>
-      </w:r>
-      <w:proofErr w:type="spellStart"/>
-      <w:proofErr w:type="gramEnd"/>
-      <w:proofErr w:type="gramStart"/>
-      <w:proofErr w:type="spellEnd"/>
-      <w:proofErr w:type="gramEnd"/>
-      <w:r>
-        <w:rPr>
-          <w:rFonts w:ascii="Arial" w:hAnsi="Arial" w:cs="Arial"/>
-          <w:color w:val="156082" w:themeColor="accent1"/>
-          <w:sz w:val="22"/>
-          <w:szCs w:val="22"/>
-        </w:rPr>
-        <w:t xml:space="preserve">. </w:t>
-      </w:r>
-      <w:r>
-        <w:rPr>
-          <w:rFonts w:ascii="Arial" w:hAnsi="Arial" w:cs="Arial"/>
-          <w:sz w:val="22"/>
-          <w:szCs w:val="22"/>
-        </w:rPr>
-        <w:t xml:space="preserve">Alimony is payable on </w:t>
-      </w:r>
-      <w:r>
-        <w:rPr>
-          <w:rFonts w:ascii="Arial" w:hAnsi="Arial" w:cs="Arial"/>
-          <w:color w:val="156082" w:themeColor="accent1"/>
-          <w:sz w:val="22"/>
-          <w:szCs w:val="22"/>
-        </w:rPr>
-        <w:t>{% if alimony_due_on == "friday" %}</w:t>
-      </w:r>
-      <w:proofErr w:type="spellStart"/>
-      <w:proofErr w:type="spellEnd"/>
-      <w:proofErr w:type="spellStart"/>
-      <w:proofErr w:type="spellEnd"/>
-      <w:proofErr w:type="gramStart"/>
+      <w:proofErr w:type="gramStart"/>
+      <w:r>
+        <w:rPr>
+          <w:rFonts w:ascii="Arial" w:hAnsi="Arial" w:cs="Arial"/>
+          <w:color w:val="156082" w:themeColor="accent1"/>
+          <w:sz w:val="22"/>
+          <w:szCs w:val="22"/>
+        </w:rPr>
+        <w:t>{{ alimony</w:t>
+      </w:r>
+      <w:proofErr w:type="gramEnd"/>
+      <w:r>
+        <w:rPr>
+          <w:rFonts w:ascii="Arial" w:hAnsi="Arial" w:cs="Arial"/>
+          <w:color w:val="156082" w:themeColor="accent1"/>
+          <w:sz w:val="22"/>
+          <w:szCs w:val="22"/>
+        </w:rPr>
+        <w:t>_</w:t>
+      </w:r>
+      <w:proofErr w:type="gramStart"/>
+      <w:r>
+        <w:rPr>
+          <w:rFonts w:ascii="Arial" w:hAnsi="Arial" w:cs="Arial"/>
+          <w:color w:val="156082" w:themeColor="accent1"/>
+          <w:sz w:val="22"/>
+          <w:szCs w:val="22"/>
+        </w:rPr>
+        <w:t>frequency }</w:t>
+      </w:r>
+      <w:proofErr w:type="gramEnd"/>
+      <w:r>
+        <w:rPr>
+          <w:rFonts w:ascii="Arial" w:hAnsi="Arial" w:cs="Arial"/>
+          <w:color w:val="156082" w:themeColor="accent1"/>
+          <w:sz w:val="22"/>
+          <w:szCs w:val="22"/>
+        </w:rPr>
+        <w:t xml:space="preserve">}. </w:t>
+      </w:r>
+      <w:r>
+        <w:rPr>
+          <w:rFonts w:ascii="Arial" w:hAnsi="Arial" w:cs="Arial"/>
+          <w:sz w:val="22"/>
+          <w:szCs w:val="22"/>
+        </w:rPr>
+        <w:t xml:space="preserve">Alimony is payable </w:t>
+      </w:r>
+      <w:proofErr w:type="gramStart"/>
+      <w:r>
+        <w:rPr>
+          <w:rFonts w:ascii="Arial" w:hAnsi="Arial" w:cs="Arial"/>
+          <w:sz w:val="22"/>
+          <w:szCs w:val="22"/>
+        </w:rPr>
+        <w:t xml:space="preserve">on </w:t>
+      </w:r>
+      <w:r>
+        <w:rPr>
+          <w:rFonts w:ascii="Arial" w:hAnsi="Arial" w:cs="Arial"/>
+          <w:color w:val="156082" w:themeColor="accent1"/>
+          <w:sz w:val="22"/>
+          <w:szCs w:val="22"/>
+        </w:rPr>
+        <w:t>{%</w:t>
+      </w:r>
+      <w:proofErr w:type="gramEnd"/>
+      <w:r>
+        <w:rPr>
+          <w:rFonts w:ascii="Arial" w:hAnsi="Arial" w:cs="Arial"/>
+          <w:color w:val="156082" w:themeColor="accent1"/>
+          <w:sz w:val="22"/>
+          <w:szCs w:val="22"/>
+        </w:rPr>
+        <w:t xml:space="preserve"> if alimony_due_on == "friday" </w:t>
+      </w:r>
+      <w:proofErr w:type="gramStart"/>
+      <w:r>
+        <w:rPr>
+          <w:rFonts w:ascii="Arial" w:hAnsi="Arial" w:cs="Arial"/>
+          <w:color w:val="156082" w:themeColor="accent1"/>
+          <w:sz w:val="22"/>
+          <w:szCs w:val="22"/>
+        </w:rPr>
+        <w:t>%}</w:t>
+      </w:r>
       <w:r>
         <w:rPr>
           <w:rFonts w:ascii="Arial" w:hAnsi="Arial" w:cs="Arial"/>
@@ -3845,16 +4582,28 @@
           <w:sz w:val="22"/>
           <w:szCs w:val="22"/>
         </w:rPr>
-        <w:t>{% elif alimony_due_on == "first_of_month" %}</w:t>
-      </w:r>
-      <w:proofErr w:type="gramEnd"/>
-      <w:proofErr w:type="spellStart"/>
-      <w:proofErr w:type="spellEnd"/>
-      <w:proofErr w:type="spellStart"/>
-      <w:proofErr w:type="spellEnd"/>
-      <w:proofErr w:type="spellStart"/>
-      <w:proofErr w:type="spellEnd"/>
-      <w:proofErr w:type="gramStart"/>
+        <w:t>{</w:t>
+      </w:r>
+      <w:proofErr w:type="gramEnd"/>
+      <w:r>
+        <w:rPr>
+          <w:rFonts w:ascii="Arial" w:hAnsi="Arial" w:cs="Arial"/>
+          <w:color w:val="156082" w:themeColor="accent1"/>
+          <w:sz w:val="22"/>
+          <w:szCs w:val="22"/>
+        </w:rPr>
+        <w:t xml:space="preserve">% elif alimony_due_on == "first_of_month" </w:t>
+      </w:r>
+      <w:proofErr w:type="gramStart"/>
+      <w:r>
+        <w:rPr>
+          <w:rFonts w:ascii="Arial" w:hAnsi="Arial" w:cs="Arial"/>
+          <w:color w:val="156082" w:themeColor="accent1"/>
+          <w:sz w:val="22"/>
+          <w:szCs w:val="22"/>
+        </w:rPr>
+        <w:t>%}</w:t>
+      </w:r>
       <w:r>
         <w:rPr>
           <w:rFonts w:ascii="Arial" w:hAnsi="Arial" w:cs="Arial"/>
@@ -3888,102 +4637,232 @@
           <w:sz w:val="22"/>
           <w:szCs w:val="22"/>
         </w:rPr>
+        <w:t>{</w:t>
+      </w:r>
+      <w:proofErr w:type="gramEnd"/>
+      <w:r>
+        <w:rPr>
+          <w:rFonts w:ascii="Arial" w:hAnsi="Arial" w:cs="Arial"/>
+          <w:color w:val="156082" w:themeColor="accent1"/>
+          <w:sz w:val="22"/>
+          <w:szCs w:val="22"/>
+        </w:rPr>
+        <w:t xml:space="preserve">% </w:t>
+      </w:r>
+      <w:proofErr w:type="gramStart"/>
+      <w:r>
+        <w:rPr>
+          <w:rFonts w:ascii="Arial" w:hAnsi="Arial" w:cs="Arial"/>
+          <w:color w:val="156082" w:themeColor="accent1"/>
+          <w:sz w:val="22"/>
+          <w:szCs w:val="22"/>
+        </w:rPr>
+        <w:t>endif %}</w:t>
+      </w:r>
+      <w:proofErr w:type="gramEnd"/>
+      <w:r>
+        <w:rPr>
+          <w:rFonts w:ascii="Arial" w:hAnsi="Arial" w:cs="Arial"/>
+          <w:color w:val="156082" w:themeColor="accent1"/>
+          <w:sz w:val="22"/>
+          <w:szCs w:val="22"/>
+        </w:rPr>
+        <w:t>.</w:t>
+      </w:r>
+    </w:p>
+    <w:p>
+      <w:pPr>
+        <w:spacing w:after="0" w:line="276" w:lineRule="auto"/>
+        <w:jc w:val="both"/>
+        <w:rPr>
+          <w:rFonts w:ascii="Arial" w:hAnsi="Arial" w:cs="Arial"/>
+          <w:color w:val="156082" w:themeColor="accent1"/>
+          <w:sz w:val="22"/>
+          <w:szCs w:val="22"/>
+        </w:rPr>
+      </w:pPr>
+    </w:p>
+    <w:p>
+      <w:pPr>
+        <w:spacing w:after="0" w:line="276" w:lineRule="auto"/>
+        <w:jc w:val="both"/>
+        <w:rPr>
+          <w:rFonts w:ascii="Arial" w:hAnsi="Arial" w:cs="Arial"/>
+          <w:color w:val="156082" w:themeColor="accent1"/>
+          <w:sz w:val="22"/>
+          <w:szCs w:val="22"/>
+        </w:rPr>
+      </w:pPr>
+      <w:r>
+        <w:rPr>
+          <w:rFonts w:ascii="Arial" w:hAnsi="Arial" w:cs="Arial"/>
+          <w:sz w:val="22"/>
+          <w:szCs w:val="22"/>
+        </w:rPr>
+        <w:t xml:space="preserve">Alimony shall terminate upon the remarriage of the party receiving the alimony, the death of either party, or as indicated by the laws of Massachusetts or further Order of the </w:t>
+      </w:r>
+      <w:proofErr w:type="gramStart"/>
+      <w:r>
+        <w:rPr>
+          <w:rFonts w:ascii="Arial" w:hAnsi="Arial" w:cs="Arial"/>
+          <w:sz w:val="22"/>
+          <w:szCs w:val="22"/>
+        </w:rPr>
+        <w:t>Court</w:t>
+      </w:r>
+      <w:r>
+        <w:rPr>
+          <w:rFonts w:ascii="Arial" w:hAnsi="Arial" w:cs="Arial"/>
+          <w:color w:val="156082" w:themeColor="accent1"/>
+          <w:sz w:val="22"/>
+          <w:szCs w:val="22"/>
+        </w:rPr>
+        <w:t>{</w:t>
+      </w:r>
+      <w:proofErr w:type="gramEnd"/>
+      <w:r>
+        <w:rPr>
+          <w:rFonts w:ascii="Arial" w:hAnsi="Arial" w:cs="Arial"/>
+          <w:color w:val="156082" w:themeColor="accent1"/>
+          <w:sz w:val="22"/>
+          <w:szCs w:val="22"/>
+        </w:rPr>
+        <w:t xml:space="preserve">% if alimony_end_date %}, </w:t>
+      </w:r>
+      <w:r>
+        <w:rPr>
+          <w:rFonts w:ascii="Arial" w:hAnsi="Arial" w:cs="Arial"/>
+          <w:sz w:val="22"/>
+          <w:szCs w:val="22"/>
+        </w:rPr>
+        <w:t xml:space="preserve">or on </w:t>
+      </w:r>
+      <w:proofErr w:type="gramStart"/>
+      <w:r>
+        <w:rPr>
+          <w:rFonts w:ascii="Arial" w:hAnsi="Arial" w:cs="Arial"/>
+          <w:color w:val="156082" w:themeColor="accent1"/>
+          <w:sz w:val="22"/>
+          <w:szCs w:val="22"/>
+        </w:rPr>
+        <w:t>{{ alimony</w:t>
+      </w:r>
+      <w:proofErr w:type="gramEnd"/>
+      <w:r>
+        <w:rPr>
+          <w:rFonts w:ascii="Arial" w:hAnsi="Arial" w:cs="Arial"/>
+          <w:color w:val="156082" w:themeColor="accent1"/>
+          <w:sz w:val="22"/>
+          <w:szCs w:val="22"/>
+        </w:rPr>
+        <w:t>_end_</w:t>
+      </w:r>
+      <w:proofErr w:type="gramStart"/>
+      <w:r>
+        <w:rPr>
+          <w:rFonts w:ascii="Arial" w:hAnsi="Arial" w:cs="Arial"/>
+          <w:color w:val="156082" w:themeColor="accent1"/>
+          <w:sz w:val="22"/>
+          <w:szCs w:val="22"/>
+        </w:rPr>
+        <w:t>date }}{</w:t>
+      </w:r>
+      <w:proofErr w:type="gramEnd"/>
+      <w:r>
+        <w:rPr>
+          <w:rFonts w:ascii="Arial" w:hAnsi="Arial" w:cs="Arial"/>
+          <w:color w:val="156082" w:themeColor="accent1"/>
+          <w:sz w:val="22"/>
+          <w:szCs w:val="22"/>
+        </w:rPr>
+        <w:t>% endif %}.</w:t>
+      </w:r>
+    </w:p>
+    <w:p>
+      <w:pPr>
+        <w:spacing w:after="0" w:line="276" w:lineRule="auto"/>
+        <w:jc w:val="both"/>
+        <w:rPr>
+          <w:rFonts w:ascii="Arial" w:hAnsi="Arial" w:cs="Arial"/>
+          <w:color w:val="156082" w:themeColor="accent1"/>
+          <w:sz w:val="22"/>
+          <w:szCs w:val="22"/>
+        </w:rPr>
+      </w:pPr>
+      <w:r>
+        <w:rPr>
+          <w:rFonts w:ascii="Arial" w:hAnsi="Arial" w:cs="Arial"/>
+          <w:color w:val="156082" w:themeColor="accent1"/>
+          <w:sz w:val="22"/>
+          <w:szCs w:val="22"/>
+        </w:rPr>
         <w:t>{% endif %}</w:t>
       </w:r>
-      <w:proofErr w:type="gramEnd"/>
-      <w:r>
-        <w:rPr>
-          <w:rFonts w:ascii="Arial" w:hAnsi="Arial" w:cs="Arial"/>
-          <w:color w:val="156082" w:themeColor="accent1"/>
-          <w:sz w:val="22"/>
-          <w:szCs w:val="22"/>
-        </w:rPr>
-        <w:t>.</w:t>
-      </w:r>
-    </w:p>
-    <w:p>
-      <w:pPr>
-        <w:spacing w:after="0" w:line="276" w:lineRule="auto"/>
-        <w:jc w:val="both"/>
-        <w:rPr>
-          <w:rFonts w:ascii="Arial" w:hAnsi="Arial" w:cs="Arial"/>
-          <w:color w:val="156082" w:themeColor="accent1"/>
-          <w:sz w:val="22"/>
-          <w:szCs w:val="22"/>
-        </w:rPr>
-      </w:pPr>
-    </w:p>
-    <w:p>
-      <w:pPr>
-        <w:spacing w:after="0" w:line="276" w:lineRule="auto"/>
-        <w:jc w:val="both"/>
-        <w:rPr>
-          <w:rFonts w:ascii="Arial" w:hAnsi="Arial" w:cs="Arial"/>
-          <w:color w:val="156082" w:themeColor="accent1"/>
-          <w:sz w:val="22"/>
-          <w:szCs w:val="22"/>
-        </w:rPr>
-      </w:pPr>
-      <w:r>
-        <w:rPr>
-          <w:rFonts w:ascii="Arial" w:hAnsi="Arial" w:cs="Arial"/>
-          <w:sz w:val="22"/>
-          <w:szCs w:val="22"/>
-        </w:rPr>
-        <w:t xml:space="preserve">Alimony shall terminate upon the remarriage of the party receiving the alimony, the death of either party, or as indicated by the laws of Massachusetts or further Order of the </w:t>
-      </w:r>
-      <w:proofErr w:type="gramStart"/>
-      <w:r>
-        <w:rPr>
-          <w:rFonts w:ascii="Arial" w:hAnsi="Arial" w:cs="Arial"/>
-          <w:sz w:val="22"/>
-          <w:szCs w:val="22"/>
-        </w:rPr>
-        <w:t>Court</w:t>
-      </w:r>
-      <w:r>
-        <w:rPr>
-          <w:rFonts w:ascii="Arial" w:hAnsi="Arial" w:cs="Arial"/>
-          <w:color w:val="156082" w:themeColor="accent1"/>
-          <w:sz w:val="22"/>
-          <w:szCs w:val="22"/>
-        </w:rPr>
-        <w:t>{% if alimony_end_date %}</w:t>
-      </w:r>
-      <w:proofErr w:type="gramEnd"/>
-      <w:proofErr w:type="spellStart"/>
-      <w:proofErr w:type="spellEnd"/>
-      <w:r>
-        <w:rPr>
-          <w:rFonts w:ascii="Arial" w:hAnsi="Arial" w:cs="Arial"/>
-          <w:color w:val="156082" w:themeColor="accent1"/>
-          <w:sz w:val="22"/>
-          <w:szCs w:val="22"/>
-        </w:rPr>
-        <w:t xml:space="preserve">, </w:t>
-      </w:r>
-      <w:r>
-        <w:rPr>
-          <w:rFonts w:ascii="Arial" w:hAnsi="Arial" w:cs="Arial"/>
-          <w:sz w:val="22"/>
-          <w:szCs w:val="22"/>
-        </w:rPr>
-        <w:t xml:space="preserve">or on </w:t>
-      </w:r>
-      <w:proofErr w:type="gramStart"/>
-      <w:r>
-        <w:rPr>
-          <w:rFonts w:ascii="Arial" w:hAnsi="Arial" w:cs="Arial"/>
-          <w:color w:val="156082" w:themeColor="accent1"/>
-          <w:sz w:val="22"/>
-          <w:szCs w:val="22"/>
-        </w:rPr>
-        <w:t>{{ alimony_end_date }}</w:t>
-      </w:r>
-      <w:proofErr w:type="spellStart"/>
-      <w:proofErr w:type="gramEnd"/>
-      <w:proofErr w:type="gramStart"/>
-      <w:proofErr w:type="spellEnd"/>
+    </w:p>
+    <w:p>
+      <w:pPr>
+        <w:spacing w:after="0" w:line="276" w:lineRule="auto"/>
+        <w:jc w:val="both"/>
+        <w:rPr>
+          <w:rFonts w:ascii="Arial" w:hAnsi="Arial" w:cs="Arial"/>
+          <w:color w:val="156082" w:themeColor="accent1"/>
+          <w:sz w:val="22"/>
+          <w:szCs w:val="22"/>
+        </w:rPr>
+      </w:pPr>
+    </w:p>
+    <w:p>
+      <w:pPr>
+        <w:spacing w:after="0" w:line="276" w:lineRule="auto"/>
+        <w:jc w:val="both"/>
+        <w:rPr>
+          <w:rFonts w:ascii="Arial" w:hAnsi="Arial" w:cs="Arial"/>
+          <w:color w:val="156082" w:themeColor="accent1"/>
+          <w:sz w:val="22"/>
+          <w:szCs w:val="22"/>
+        </w:rPr>
+      </w:pPr>
+      <w:r>
+        <w:rPr>
+          <w:rFonts w:ascii="Arial" w:hAnsi="Arial" w:cs="Arial"/>
+          <w:color w:val="156082" w:themeColor="accent1"/>
+          <w:sz w:val="22"/>
+          <w:szCs w:val="22"/>
+        </w:rPr>
+        <w:t>{% if alimony_waived_future_only %}</w:t>
+      </w:r>
+    </w:p>
+    <w:p>
+      <w:pPr>
+        <w:spacing w:after="0" w:line="276" w:lineRule="auto"/>
+        <w:jc w:val="both"/>
+        <w:rPr>
+          <w:rFonts w:ascii="Arial" w:hAnsi="Arial" w:cs="Arial"/>
+          <w:color w:val="156082" w:themeColor="accent1"/>
+          <w:sz w:val="22"/>
+          <w:szCs w:val="22"/>
+        </w:rPr>
+      </w:pPr>
+      <w:r>
+        <w:rPr>
+          <w:rFonts w:ascii="Arial" w:hAnsi="Arial" w:cs="Arial"/>
+          <w:sz w:val="22"/>
+          <w:szCs w:val="22"/>
+        </w:rPr>
+        <w:t>Past and present alimony is waived. Future alimony is not waived.</w:t>
+      </w:r>
+    </w:p>
+    <w:p>
+      <w:pPr>
+        <w:spacing w:after="0" w:line="276" w:lineRule="auto"/>
+        <w:jc w:val="both"/>
+        <w:rPr>
+          <w:rFonts w:ascii="Arial" w:hAnsi="Arial" w:cs="Arial"/>
+          <w:color w:val="156082" w:themeColor="accent1"/>
+          <w:sz w:val="22"/>
+          <w:szCs w:val="22"/>
+        </w:rPr>
+      </w:pPr>
       <w:r>
         <w:rPr>
           <w:rFonts w:ascii="Arial" w:hAnsi="Arial" w:cs="Arial"/>
@@ -3993,113 +4872,6 @@
         </w:rPr>
         <w:t>{% endif %}</w:t>
       </w:r>
-      <w:proofErr w:type="gramEnd"/>
-      <w:r>
-        <w:rPr>
-          <w:rFonts w:ascii="Arial" w:hAnsi="Arial" w:cs="Arial"/>
-          <w:color w:val="156082" w:themeColor="accent1"/>
-          <w:sz w:val="22"/>
-          <w:szCs w:val="22"/>
-        </w:rPr>
-        <w:t>.</w:t>
-      </w:r>
-    </w:p>
-    <w:p>
-      <w:pPr>
-        <w:spacing w:after="0" w:line="276" w:lineRule="auto"/>
-        <w:jc w:val="both"/>
-        <w:rPr>
-          <w:rFonts w:ascii="Arial" w:hAnsi="Arial" w:cs="Arial"/>
-          <w:color w:val="156082" w:themeColor="accent1"/>
-          <w:sz w:val="22"/>
-          <w:szCs w:val="22"/>
-        </w:rPr>
-      </w:pPr>
-      <w:r>
-        <w:rPr>
-          <w:rFonts w:ascii="Arial" w:hAnsi="Arial" w:cs="Arial"/>
-          <w:color w:val="156082" w:themeColor="accent1"/>
-          <w:sz w:val="22"/>
-          <w:szCs w:val="22"/>
-        </w:rPr>
-        <w:t>{% endif %}</w:t>
-      </w:r>
-    </w:p>
-    <w:p>
-      <w:pPr>
-        <w:spacing w:after="0" w:line="276" w:lineRule="auto"/>
-        <w:jc w:val="both"/>
-        <w:rPr>
-          <w:rFonts w:ascii="Arial" w:hAnsi="Arial" w:cs="Arial"/>
-          <w:color w:val="156082" w:themeColor="accent1"/>
-          <w:sz w:val="22"/>
-          <w:szCs w:val="22"/>
-        </w:rPr>
-      </w:pPr>
-    </w:p>
-    <w:p>
-      <w:pPr>
-        <w:spacing w:after="0" w:line="276" w:lineRule="auto"/>
-        <w:jc w:val="both"/>
-        <w:rPr>
-          <w:rFonts w:ascii="Arial" w:hAnsi="Arial" w:cs="Arial"/>
-          <w:color w:val="156082" w:themeColor="accent1"/>
-          <w:sz w:val="22"/>
-          <w:szCs w:val="22"/>
-        </w:rPr>
-      </w:pPr>
-      <w:r>
-        <w:rPr>
-          <w:rFonts w:ascii="Arial" w:hAnsi="Arial" w:cs="Arial"/>
-          <w:color w:val="156082" w:themeColor="accent1"/>
-          <w:sz w:val="22"/>
-          <w:szCs w:val="22"/>
-        </w:rPr>
-        <w:t>{% if alimony_waived_future_only %}</w:t>
-      </w:r>
-      <w:proofErr w:type="spellStart"/>
-      <w:proofErr w:type="spellEnd"/>
-    </w:p>
-    <w:p>
-      <w:pPr>
-        <w:spacing w:after="0" w:line="276" w:lineRule="auto"/>
-        <w:jc w:val="both"/>
-        <w:rPr>
-          <w:rFonts w:ascii="Arial" w:hAnsi="Arial" w:cs="Arial"/>
-          <w:color w:val="156082" w:themeColor="accent1"/>
-          <w:sz w:val="22"/>
-          <w:szCs w:val="22"/>
-        </w:rPr>
-      </w:pPr>
-      <w:r>
-        <w:rPr>
-          <w:rFonts w:ascii="Arial" w:hAnsi="Arial" w:cs="Arial"/>
-          <w:sz w:val="22"/>
-          <w:szCs w:val="22"/>
-        </w:rPr>
-        <w:t>Past and present alimony is waived. Future alimony is not waived.</w:t>
-      </w:r>
-    </w:p>
-    <w:p>
-      <w:pPr>
-        <w:spacing w:after="0" w:line="276" w:lineRule="auto"/>
-        <w:jc w:val="both"/>
-        <w:rPr>
-          <w:rFonts w:ascii="Arial" w:hAnsi="Arial" w:cs="Arial"/>
-          <w:color w:val="156082" w:themeColor="accent1"/>
-          <w:sz w:val="22"/>
-          <w:szCs w:val="22"/>
-        </w:rPr>
-      </w:pPr>
-      <w:r>
-        <w:rPr>
-          <w:rFonts w:ascii="Arial" w:hAnsi="Arial" w:cs="Arial"/>
-          <w:color w:val="156082" w:themeColor="accent1"/>
-          <w:sz w:val="22"/>
-          <w:szCs w:val="22"/>
-        </w:rPr>
-        <w:t>{% endif %}</w:t>
-      </w:r>
     </w:p>
     <w:p>
       <w:pPr>
@@ -4133,8 +4905,6 @@
         </w:rPr>
         <w:t>{% if alimony_custom_description | trim %}</w:t>
       </w:r>
-      <w:proofErr w:type="spellStart"/>
-      <w:proofErr w:type="spellEnd"/>
     </w:p>
     <w:p>
       <w:pPr>
@@ -4174,13 +4944,38 @@
           <w:sz w:val="22"/>
           <w:szCs w:val="22"/>
         </w:rPr>
-        <w:t>{{ alimony_custom_description }}</w:t>
-      </w:r>
-      <w:proofErr w:type="spellStart"/>
-      <w:proofErr w:type="gramEnd"/>
-      <w:proofErr w:type="gramStart"/>
-      <w:proofErr w:type="spellEnd"/>
-      <w:proofErr w:type="gramEnd"/>
+        <w:t>{{ alimony</w:t>
+      </w:r>
+      <w:proofErr w:type="gramEnd"/>
+      <w:r>
+        <w:rPr>
+          <w:rFonts w:ascii="Arial" w:hAnsi="Arial" w:cs="Arial"/>
+          <w:color w:val="156082" w:themeColor="accent1"/>
+          <w:sz w:val="22"/>
+          <w:szCs w:val="22"/>
+        </w:rPr>
+        <w:t>_custom_</w:t>
+      </w:r>
+      <w:proofErr w:type="gramStart"/>
+      <w:r>
+        <w:rPr>
+          <w:rFonts w:ascii="Arial" w:hAnsi="Arial" w:cs="Arial"/>
+          <w:color w:val="156082" w:themeColor="accent1"/>
+          <w:sz w:val="22"/>
+          <w:szCs w:val="22"/>
+        </w:rPr>
+        <w:t>description }</w:t>
+      </w:r>
+      <w:proofErr w:type="gramEnd"/>
+      <w:r>
+        <w:rPr>
+          <w:rFonts w:ascii="Arial" w:hAnsi="Arial" w:cs="Arial"/>
+          <w:color w:val="156082" w:themeColor="accent1"/>
+          <w:sz w:val="22"/>
+          <w:szCs w:val="22"/>
+        </w:rPr>
+        <w:t>}</w:t>
+      </w:r>
     </w:p>
     <w:p>
       <w:pPr>
@@ -4368,7 +5163,6 @@
           <w:sz w:val="28"/>
           <w:szCs w:val="28"/>
         </w:rPr>
-        <w:lastRenderedPageBreak/>
         <w:t>EXHIBIT C</w:t>
       </w:r>
     </w:p>
@@ -4434,8 +5228,6 @@
         </w:rPr>
         <w:t>{% if health_insurance_self_responsible %}</w:t>
       </w:r>
-      <w:proofErr w:type="spellStart"/>
-      <w:proofErr w:type="spellEnd"/>
     </w:p>
     <w:p>
       <w:pPr>
@@ -4510,8 +5302,6 @@
         </w:rPr>
         <w:t>{% if health_insurance_provider_adult %}</w:t>
       </w:r>
-      <w:proofErr w:type="spellStart"/>
-      <w:proofErr w:type="spellEnd"/>
     </w:p>
     <w:p>
       <w:pPr>
@@ -4539,10 +5329,16 @@
           <w:sz w:val="22"/>
           <w:szCs w:val="22"/>
         </w:rPr>
-        <w:t xml:space="preserve"> {{ health_insurance_provider_adult }}</w:t>
-      </w:r>
-      <w:proofErr w:type="spellStart"/>
-      <w:proofErr w:type="spellEnd"/>
+        <w:t xml:space="preserve"> {{ health_insurance_provider_adult }} </w:t>
+      </w:r>
+      <w:r>
+        <w:rPr>
+          <w:rFonts w:ascii="Arial" w:hAnsi="Arial" w:cs="Arial"/>
+          <w:sz w:val="22"/>
+          <w:szCs w:val="22"/>
+        </w:rPr>
+        <w:t>will provide</w:t>
+      </w:r>
       <w:r>
         <w:rPr>
           <w:rFonts w:ascii="Arial" w:hAnsi="Arial" w:cs="Arial"/>
@@ -4555,6 +5351,504 @@
       <w:r>
         <w:rPr>
           <w:rFonts w:ascii="Arial" w:hAnsi="Arial" w:cs="Arial"/>
+          <w:color w:val="156082" w:themeColor="accent1"/>
+          <w:sz w:val="22"/>
+          <w:szCs w:val="22"/>
+        </w:rPr>
+        <w:t>{% for type in health_insurance_types_adult %}{{ type }}{% if not loop.last %}, {% endif %}{% endfor %}</w:t>
+      </w:r>
+      <w:r>
+        <w:rPr>
+          <w:rFonts w:ascii="Arial" w:hAnsi="Arial" w:cs="Arial"/>
+          <w:color w:val="156082" w:themeColor="accent1"/>
+          <w:sz w:val="22"/>
+          <w:szCs w:val="22"/>
+        </w:rPr>
+        <w:t xml:space="preserve"> </w:t>
+      </w:r>
+      <w:r>
+        <w:rPr>
+          <w:rFonts w:ascii="Arial" w:hAnsi="Arial" w:cs="Arial"/>
+          <w:sz w:val="22"/>
+          <w:szCs w:val="22"/>
+        </w:rPr>
+        <w:t xml:space="preserve">insurance for </w:t>
+      </w:r>
+      <w:r>
+        <w:rPr>
+          <w:rFonts w:ascii="Arial" w:hAnsi="Arial" w:cs="Arial"/>
+          <w:color w:val="156082" w:themeColor="accent1"/>
+          <w:sz w:val="22"/>
+          <w:szCs w:val="22"/>
+        </w:rPr>
+        <w:t xml:space="preserve">{{ health_insurance_recipient_adult }} </w:t>
+      </w:r>
+      <w:r>
+        <w:rPr>
+          <w:rFonts w:ascii="Arial" w:hAnsi="Arial" w:cs="Arial"/>
+          <w:sz w:val="22"/>
+          <w:szCs w:val="22"/>
+        </w:rPr>
+        <w:t>so long as they are eligible and the coverage is available at no additional cost.</w:t>
+      </w:r>
+      <w:r>
+        <w:rPr>
+          <w:rFonts w:ascii="Arial" w:hAnsi="Arial" w:cs="Arial"/>
+          <w:color w:val="156082" w:themeColor="accent1"/>
+          <w:sz w:val="22"/>
+          <w:szCs w:val="22"/>
+        </w:rPr>
+        <w:t>{% if health_insurance_with_cost_allowed %}</w:t>
+      </w:r>
+      <w:r>
+        <w:rPr>
+          <w:rFonts w:ascii="Arial" w:hAnsi="Arial" w:cs="Arial"/>
+          <w:color w:val="156082" w:themeColor="accent1"/>
+          <w:sz w:val="22"/>
+          <w:szCs w:val="22"/>
+        </w:rPr>
+        <w:t xml:space="preserve"> </w:t>
+      </w:r>
+    </w:p>
+    <w:p>
+      <w:pPr>
+        <w:spacing w:after="0" w:line="276" w:lineRule="auto"/>
+        <w:jc w:val="both"/>
+        <w:rPr>
+          <w:rFonts w:ascii="Arial" w:hAnsi="Arial" w:cs="Arial"/>
+          <w:color w:val="156082" w:themeColor="accent1"/>
+          <w:sz w:val="22"/>
+          <w:szCs w:val="22"/>
+        </w:rPr>
+      </w:pPr>
+      <w:r>
+        <w:rPr>
+          <w:rFonts w:ascii="Arial" w:hAnsi="Arial" w:cs="Arial"/>
+          <w:sz w:val="22"/>
+          <w:szCs w:val="22"/>
+        </w:rPr>
+        <w:t xml:space="preserve">If there is an additional cost for said coverage, </w:t>
+      </w:r>
+      <w:proofErr w:type="gramStart"/>
+      <w:r>
+        <w:rPr>
+          <w:rFonts w:ascii="Arial" w:hAnsi="Arial" w:cs="Arial"/>
+          <w:color w:val="156082" w:themeColor="accent1"/>
+          <w:sz w:val="22"/>
+          <w:szCs w:val="22"/>
+        </w:rPr>
+        <w:t>{{ health</w:t>
+      </w:r>
+      <w:proofErr w:type="gramEnd"/>
+      <w:r>
+        <w:rPr>
+          <w:rFonts w:ascii="Arial" w:hAnsi="Arial" w:cs="Arial"/>
+          <w:color w:val="156082" w:themeColor="accent1"/>
+          <w:sz w:val="22"/>
+          <w:szCs w:val="22"/>
+        </w:rPr>
+        <w:t>_insurance_provider_</w:t>
+      </w:r>
+      <w:proofErr w:type="gramStart"/>
+      <w:r>
+        <w:rPr>
+          <w:rFonts w:ascii="Arial" w:hAnsi="Arial" w:cs="Arial"/>
+          <w:color w:val="156082" w:themeColor="accent1"/>
+          <w:sz w:val="22"/>
+          <w:szCs w:val="22"/>
+        </w:rPr>
+        <w:t>adult }</w:t>
+      </w:r>
+      <w:proofErr w:type="gramEnd"/>
+      <w:r>
+        <w:rPr>
+          <w:rFonts w:ascii="Arial" w:hAnsi="Arial" w:cs="Arial"/>
+          <w:color w:val="156082" w:themeColor="accent1"/>
+          <w:sz w:val="22"/>
+          <w:szCs w:val="22"/>
+        </w:rPr>
+        <w:t xml:space="preserve">} </w:t>
+      </w:r>
+      <w:r>
+        <w:rPr>
+          <w:rFonts w:ascii="Arial" w:hAnsi="Arial" w:cs="Arial"/>
+          <w:sz w:val="22"/>
+          <w:szCs w:val="22"/>
+        </w:rPr>
+        <w:t xml:space="preserve">may keep the coverage provided that </w:t>
+      </w:r>
+      <w:proofErr w:type="gramStart"/>
+      <w:r>
+        <w:rPr>
+          <w:rFonts w:ascii="Arial" w:hAnsi="Arial" w:cs="Arial"/>
+          <w:color w:val="156082" w:themeColor="accent1"/>
+          <w:sz w:val="22"/>
+          <w:szCs w:val="22"/>
+        </w:rPr>
+        <w:t>{{ health</w:t>
+      </w:r>
+      <w:proofErr w:type="gramEnd"/>
+      <w:r>
+        <w:rPr>
+          <w:rFonts w:ascii="Arial" w:hAnsi="Arial" w:cs="Arial"/>
+          <w:color w:val="156082" w:themeColor="accent1"/>
+          <w:sz w:val="22"/>
+          <w:szCs w:val="22"/>
+        </w:rPr>
+        <w:t>_insurance_cost_payer_</w:t>
+      </w:r>
+      <w:proofErr w:type="gramStart"/>
+      <w:r>
+        <w:rPr>
+          <w:rFonts w:ascii="Arial" w:hAnsi="Arial" w:cs="Arial"/>
+          <w:color w:val="156082" w:themeColor="accent1"/>
+          <w:sz w:val="22"/>
+          <w:szCs w:val="22"/>
+        </w:rPr>
+        <w:t>adult }</w:t>
+      </w:r>
+      <w:proofErr w:type="gramEnd"/>
+      <w:r>
+        <w:rPr>
+          <w:rFonts w:ascii="Arial" w:hAnsi="Arial" w:cs="Arial"/>
+          <w:color w:val="156082" w:themeColor="accent1"/>
+          <w:sz w:val="22"/>
+          <w:szCs w:val="22"/>
+        </w:rPr>
+        <w:t xml:space="preserve">} </w:t>
+      </w:r>
+      <w:r>
+        <w:rPr>
+          <w:rFonts w:ascii="Arial" w:hAnsi="Arial" w:cs="Arial"/>
+          <w:sz w:val="22"/>
+          <w:szCs w:val="22"/>
+        </w:rPr>
+        <w:t>pays the additional cost.</w:t>
+      </w:r>
+    </w:p>
+    <w:p>
+      <w:pPr>
+        <w:spacing w:after="0" w:line="276" w:lineRule="auto"/>
+        <w:jc w:val="both"/>
+        <w:rPr>
+          <w:rFonts w:ascii="Arial" w:hAnsi="Arial" w:cs="Arial"/>
+          <w:color w:val="156082" w:themeColor="accent1"/>
+          <w:sz w:val="22"/>
+          <w:szCs w:val="22"/>
+        </w:rPr>
+      </w:pPr>
+      <w:r>
+        <w:rPr>
+          <w:rFonts w:ascii="Arial" w:hAnsi="Arial" w:cs="Arial"/>
+          <w:color w:val="156082" w:themeColor="accent1"/>
+          <w:sz w:val="22"/>
+          <w:szCs w:val="22"/>
+        </w:rPr>
+        <w:t>{% endif %}</w:t>
+      </w:r>
+    </w:p>
+    <w:p>
+      <w:pPr>
+        <w:spacing w:after="0" w:line="276" w:lineRule="auto"/>
+        <w:jc w:val="both"/>
+        <w:rPr>
+          <w:rFonts w:ascii="Arial" w:hAnsi="Arial" w:cs="Arial"/>
+          <w:sz w:val="22"/>
+          <w:szCs w:val="22"/>
+        </w:rPr>
+      </w:pPr>
+    </w:p>
+    <w:p>
+      <w:pPr>
+        <w:spacing w:after="0" w:line="276" w:lineRule="auto"/>
+        <w:jc w:val="both"/>
+        <w:rPr>
+          <w:rFonts w:ascii="Arial" w:hAnsi="Arial" w:cs="Arial"/>
+          <w:sz w:val="22"/>
+          <w:szCs w:val="22"/>
+        </w:rPr>
+      </w:pPr>
+      <w:r>
+        <w:rPr>
+          <w:rFonts w:ascii="Arial" w:hAnsi="Arial" w:cs="Arial"/>
+          <w:sz w:val="22"/>
+          <w:szCs w:val="22"/>
+        </w:rPr>
+        <w:t>The parties agree to promptly notify each other in writing of any change(s) in coverage or cost.</w:t>
+      </w:r>
+    </w:p>
+    <w:p>
+      <w:pPr>
+        <w:spacing w:after="0" w:line="276" w:lineRule="auto"/>
+        <w:jc w:val="both"/>
+        <w:rPr>
+          <w:rFonts w:ascii="Arial" w:hAnsi="Arial" w:cs="Arial"/>
+          <w:color w:val="156082" w:themeColor="accent1"/>
+          <w:sz w:val="22"/>
+          <w:szCs w:val="22"/>
+        </w:rPr>
+      </w:pPr>
+      <w:r>
+        <w:rPr>
+          <w:rFonts w:ascii="Arial" w:hAnsi="Arial" w:cs="Arial"/>
+          <w:color w:val="156082" w:themeColor="accent1"/>
+          <w:sz w:val="22"/>
+          <w:szCs w:val="22"/>
+        </w:rPr>
+        <w:t>{% endif %}</w:t>
+      </w:r>
+    </w:p>
+    <w:p>
+      <w:pPr>
+        <w:spacing w:after="0" w:line="276" w:lineRule="auto"/>
+        <w:jc w:val="both"/>
+        <w:rPr>
+          <w:rFonts w:ascii="Arial" w:hAnsi="Arial" w:cs="Arial"/>
+          <w:color w:val="156082" w:themeColor="accent1"/>
+          <w:sz w:val="22"/>
+          <w:szCs w:val="22"/>
+        </w:rPr>
+      </w:pPr>
+    </w:p>
+    <w:p>
+      <w:pPr>
+        <w:spacing w:after="0" w:line="276" w:lineRule="auto"/>
+        <w:jc w:val="both"/>
+        <w:rPr>
+          <w:rFonts w:ascii="Arial" w:hAnsi="Arial" w:cs="Arial"/>
+          <w:color w:val="156082" w:themeColor="accent1"/>
+          <w:sz w:val="22"/>
+          <w:szCs w:val="22"/>
+        </w:rPr>
+      </w:pPr>
+      <w:r>
+        <w:rPr>
+          <w:rFonts w:ascii="Arial" w:hAnsi="Arial" w:cs="Arial"/>
+          <w:color w:val="156082" w:themeColor="accent1"/>
+          <w:sz w:val="22"/>
+          <w:szCs w:val="22"/>
+        </w:rPr>
+        <w:t>{% if uninsured_expenses_self_responsible %}</w:t>
+      </w:r>
+    </w:p>
+    <w:p>
+      <w:pPr>
+        <w:spacing w:after="0" w:line="276" w:lineRule="auto"/>
+        <w:jc w:val="both"/>
+        <w:rPr>
+          <w:rFonts w:ascii="Arial" w:hAnsi="Arial" w:cs="Arial"/>
+          <w:sz w:val="22"/>
+          <w:szCs w:val="22"/>
+        </w:rPr>
+      </w:pPr>
+      <w:r>
+        <w:rPr>
+          <w:rFonts w:ascii="Arial" w:hAnsi="Arial" w:cs="Arial"/>
+          <w:sz w:val="22"/>
+          <w:szCs w:val="22"/>
+        </w:rPr>
+        <w:t>The parties will each be responsible for their own uninsured medical, dental, and/or vision expenses.</w:t>
+      </w:r>
+      <w:r>
+        <w:rPr>
+          <w:rFonts w:ascii="Arial" w:hAnsi="Arial" w:cs="Arial"/>
+          <w:sz w:val="22"/>
+          <w:szCs w:val="22"/>
+        </w:rPr>
+        <w:t xml:space="preserve"> </w:t>
+      </w:r>
+    </w:p>
+    <w:p>
+      <w:pPr>
+        <w:spacing w:after="0" w:line="276" w:lineRule="auto"/>
+        <w:jc w:val="both"/>
+        <w:rPr>
+          <w:rFonts w:ascii="Arial" w:hAnsi="Arial" w:cs="Arial"/>
+          <w:sz w:val="22"/>
+          <w:szCs w:val="22"/>
+        </w:rPr>
+      </w:pPr>
+      <w:r>
+        <w:rPr>
+          <w:rFonts w:ascii="Arial" w:hAnsi="Arial" w:cs="Arial"/>
+          <w:color w:val="156082" w:themeColor="accent1"/>
+          <w:sz w:val="22"/>
+          <w:szCs w:val="22"/>
+        </w:rPr>
+        <w:t>{% endif %}</w:t>
+      </w:r>
+    </w:p>
+    <w:p>
+      <w:pPr>
+        <w:spacing w:after="0" w:line="276" w:lineRule="auto"/>
+        <w:jc w:val="both"/>
+        <w:rPr>
+          <w:rFonts w:ascii="Arial" w:hAnsi="Arial" w:cs="Arial"/>
+          <w:color w:val="156082" w:themeColor="accent1"/>
+          <w:sz w:val="22"/>
+          <w:szCs w:val="22"/>
+        </w:rPr>
+      </w:pPr>
+    </w:p>
+    <w:p>
+      <w:pPr>
+        <w:spacing w:after="0" w:line="276" w:lineRule="auto"/>
+        <w:jc w:val="both"/>
+        <w:rPr>
+          <w:rFonts w:ascii="Arial" w:hAnsi="Arial" w:cs="Arial"/>
+          <w:color w:val="156082" w:themeColor="accent1"/>
+          <w:sz w:val="22"/>
+          <w:szCs w:val="22"/>
+        </w:rPr>
+      </w:pPr>
+      <w:r>
+        <w:rPr>
+          <w:rFonts w:ascii="Arial" w:hAnsi="Arial" w:cs="Arial"/>
+          <w:color w:val="156082" w:themeColor="accent1"/>
+          <w:sz w:val="22"/>
+          <w:szCs w:val="22"/>
+        </w:rPr>
+        <w:t>{% if health_insurance_custom_terms_adult %}</w:t>
+      </w:r>
+    </w:p>
+    <w:p>
+      <w:pPr>
+        <w:spacing w:after="0" w:line="276" w:lineRule="auto"/>
+        <w:jc w:val="both"/>
+        <w:rPr>
+          <w:rFonts w:ascii="Arial" w:hAnsi="Arial" w:cs="Arial"/>
+          <w:sz w:val="22"/>
+          <w:szCs w:val="22"/>
+        </w:rPr>
+      </w:pPr>
+      <w:r>
+        <w:rPr>
+          <w:rFonts w:ascii="Arial" w:hAnsi="Arial" w:cs="Arial"/>
+          <w:sz w:val="22"/>
+          <w:szCs w:val="22"/>
+        </w:rPr>
+        <w:t xml:space="preserve">The parties agree that:  </w:t>
+      </w:r>
+    </w:p>
+    <w:p>
+      <w:pPr>
+        <w:spacing w:after="0" w:line="276" w:lineRule="auto"/>
+        <w:jc w:val="both"/>
+        <w:rPr>
+          <w:rFonts w:ascii="Arial" w:hAnsi="Arial" w:cs="Arial"/>
+          <w:color w:val="156082" w:themeColor="accent1"/>
+          <w:sz w:val="22"/>
+          <w:szCs w:val="22"/>
+        </w:rPr>
+      </w:pPr>
+      <w:proofErr w:type="gramStart"/>
+      <w:r>
+        <w:rPr>
+          <w:rFonts w:ascii="Arial" w:hAnsi="Arial" w:cs="Arial"/>
+          <w:color w:val="156082" w:themeColor="accent1"/>
+          <w:sz w:val="22"/>
+          <w:szCs w:val="22"/>
+        </w:rPr>
+        <w:t>{{ health</w:t>
+      </w:r>
+      <w:proofErr w:type="gramEnd"/>
+      <w:r>
+        <w:rPr>
+          <w:rFonts w:ascii="Arial" w:hAnsi="Arial" w:cs="Arial"/>
+          <w:color w:val="156082" w:themeColor="accent1"/>
+          <w:sz w:val="22"/>
+          <w:szCs w:val="22"/>
+        </w:rPr>
+        <w:t>_insurance_custom_description_</w:t>
+      </w:r>
+      <w:proofErr w:type="gramStart"/>
+      <w:r>
+        <w:rPr>
+          <w:rFonts w:ascii="Arial" w:hAnsi="Arial" w:cs="Arial"/>
+          <w:color w:val="156082" w:themeColor="accent1"/>
+          <w:sz w:val="22"/>
+          <w:szCs w:val="22"/>
+        </w:rPr>
+        <w:t>adult }</w:t>
+      </w:r>
+      <w:proofErr w:type="gramEnd"/>
+      <w:r>
+        <w:rPr>
+          <w:rFonts w:ascii="Arial" w:hAnsi="Arial" w:cs="Arial"/>
+          <w:color w:val="156082" w:themeColor="accent1"/>
+          <w:sz w:val="22"/>
+          <w:szCs w:val="22"/>
+        </w:rPr>
+        <w:t>}</w:t>
+      </w:r>
+      <w:r>
+        <w:rPr>
+          <w:rFonts w:ascii="Arial" w:hAnsi="Arial" w:cs="Arial"/>
+          <w:sz w:val="22"/>
+          <w:szCs w:val="22"/>
+        </w:rPr>
+        <w:t xml:space="preserve"> </w:t>
+      </w:r>
+      <w:r>
+        <w:rPr>
+          <w:rFonts w:ascii="Arial" w:hAnsi="Arial" w:cs="Arial"/>
+          <w:color w:val="156082" w:themeColor="accent1"/>
+          <w:sz w:val="22"/>
+          <w:szCs w:val="22"/>
+        </w:rPr>
+        <w:t xml:space="preserve">{% </w:t>
+      </w:r>
+      <w:proofErr w:type="gramStart"/>
+      <w:r>
+        <w:rPr>
+          <w:rFonts w:ascii="Arial" w:hAnsi="Arial" w:cs="Arial"/>
+          <w:color w:val="156082" w:themeColor="accent1"/>
+          <w:sz w:val="22"/>
+          <w:szCs w:val="22"/>
+        </w:rPr>
+        <w:t>endif %}</w:t>
+      </w:r>
+      <w:proofErr w:type="gramEnd"/>
+    </w:p>
+    <w:p>
+      <w:pPr>
+        <w:spacing w:after="0" w:line="276" w:lineRule="auto"/>
+        <w:jc w:val="both"/>
+        <w:rPr>
+          <w:rFonts w:ascii="Arial" w:hAnsi="Arial" w:cs="Arial"/>
+          <w:color w:val="156082" w:themeColor="accent1"/>
+          <w:sz w:val="22"/>
+          <w:szCs w:val="22"/>
+        </w:rPr>
+      </w:pPr>
+      <w:r>
+        <w:rPr>
+          <w:rFonts w:ascii="Arial" w:hAnsi="Arial" w:cs="Arial"/>
+          <w:color w:val="156082" w:themeColor="accent1"/>
+          <w:sz w:val="22"/>
+          <w:szCs w:val="22"/>
+        </w:rPr>
+        <w:t>{% if health_insurance_provided_for_children %}{{ health_insurance_provider_children }}</w:t>
+      </w:r>
+      <w:r>
+        <w:rPr>
+          <w:rFonts w:ascii="Arial" w:hAnsi="Arial" w:cs="Arial"/>
+          <w:sz w:val="22"/>
+          <w:szCs w:val="22"/>
+        </w:rPr>
+        <w:t xml:space="preserve"> </w:t>
+      </w:r>
+      <w:r>
+        <w:rPr>
+          <w:rFonts w:ascii="Arial" w:hAnsi="Arial" w:cs="Arial"/>
+          <w:sz w:val="22"/>
+          <w:szCs w:val="22"/>
+        </w:rPr>
+        <w:t xml:space="preserve"> </w:t>
+      </w:r>
+      <w:r>
+        <w:rPr>
+          <w:rFonts w:ascii="Arial" w:hAnsi="Arial" w:cs="Arial"/>
           <w:sz w:val="22"/>
           <w:szCs w:val="22"/>
         </w:rPr>
@@ -4563,7 +5857,6 @@
       <w:r>
         <w:rPr>
           <w:rFonts w:ascii="Arial" w:hAnsi="Arial" w:cs="Arial"/>
-          <w:color w:val="156082" w:themeColor="accent1"/>
           <w:sz w:val="22"/>
           <w:szCs w:val="22"/>
         </w:rPr>
@@ -4576,32 +5869,8 @@
           <w:sz w:val="22"/>
           <w:szCs w:val="22"/>
         </w:rPr>
-        <w:t>{% for type in health_insurance_types_adult %}</w:t>
-      </w:r>
-      <w:proofErr w:type="spellStart"/>
-      <w:proofErr w:type="spellEnd"/>
-      <w:r>
-        <w:rPr>
-          <w:rFonts w:ascii="Arial" w:hAnsi="Arial" w:cs="Arial"/>
-          <w:color w:val="156082" w:themeColor="accent1"/>
-          <w:sz w:val="22"/>
-          <w:szCs w:val="22"/>
-        </w:rPr>
-        <w:t>{{ type }}{% if not loop.last %}</w:t>
-      </w:r>
-      <w:proofErr w:type="spellStart"/>
-      <w:proofErr w:type="spellEnd"/>
-      <w:r>
-        <w:rPr>
-          <w:rFonts w:ascii="Arial" w:hAnsi="Arial" w:cs="Arial"/>
-          <w:color w:val="156082" w:themeColor="accent1"/>
-          <w:sz w:val="22"/>
-          <w:szCs w:val="22"/>
-        </w:rPr>
-        <w:t>, {% endif %}{% endfor %}</w:t>
-      </w:r>
-      <w:proofErr w:type="spellStart"/>
-      <w:proofErr w:type="spellEnd"/>
+        <w:t>{% for type in health_insurance_types_children %}{{ type }}{% if not loop.last %}, {% endif %}{% endfor %}</w:t>
+      </w:r>
       <w:r>
         <w:rPr>
           <w:rFonts w:ascii="Arial" w:hAnsi="Arial" w:cs="Arial"/>
@@ -4617,19 +5886,8 @@
           <w:sz w:val="22"/>
           <w:szCs w:val="22"/>
         </w:rPr>
-        <w:t xml:space="preserve">insurance for </w:t>
-      </w:r>
-      <w:r>
-        <w:rPr>
-          <w:rFonts w:ascii="Arial" w:hAnsi="Arial" w:cs="Arial"/>
-          <w:color w:val="156082" w:themeColor="accent1"/>
-          <w:sz w:val="22"/>
-          <w:szCs w:val="22"/>
-        </w:rPr>
-        <w:t>{{ health_insurance_recipient_adult }}</w:t>
-      </w:r>
-      <w:proofErr w:type="spellStart"/>
-      <w:proofErr w:type="spellEnd"/>
+        <w:t>insurance for each child of the marriage until</w:t>
+      </w:r>
       <w:r>
         <w:rPr>
           <w:rFonts w:ascii="Arial" w:hAnsi="Arial" w:cs="Arial"/>
@@ -4642,22 +5900,20 @@
       <w:r>
         <w:rPr>
           <w:rFonts w:ascii="Arial" w:hAnsi="Arial" w:cs="Arial"/>
-          <w:sz w:val="22"/>
-          <w:szCs w:val="22"/>
-        </w:rPr>
-        <w:t>so long as they are eligible and the coverage is available at no additional cost.</w:t>
-      </w:r>
-      <w:r>
-        <w:rPr>
-          <w:rFonts w:ascii="Arial" w:hAnsi="Arial" w:cs="Arial"/>
-          <w:color w:val="156082" w:themeColor="accent1"/>
-          <w:sz w:val="22"/>
-          <w:szCs w:val="22"/>
-        </w:rPr>
-        <w:t>{% if health_insurance_with_cost_allowed %}</w:t>
-      </w:r>
-      <w:proofErr w:type="spellStart"/>
-      <w:proofErr w:type="spellEnd"/>
+          <w:color w:val="156082" w:themeColor="accent1"/>
+          <w:sz w:val="22"/>
+          <w:szCs w:val="22"/>
+        </w:rPr>
+        <w:t>{% if health_insurance_until == "emancipation" %}emancipation of the child(ren){% else %}age 25{% endif %}</w:t>
+      </w:r>
+      <w:r>
+        <w:rPr>
+          <w:rFonts w:ascii="Arial" w:hAnsi="Arial" w:cs="Arial"/>
+          <w:sz w:val="22"/>
+          <w:szCs w:val="22"/>
+        </w:rPr>
+        <w:t>,</w:t>
+      </w:r>
       <w:r>
         <w:rPr>
           <w:rFonts w:ascii="Arial" w:hAnsi="Arial" w:cs="Arial"/>
@@ -4667,109 +5923,34 @@
         </w:rPr>
         <w:t xml:space="preserve"> </w:t>
       </w:r>
-    </w:p>
-    <w:p>
-      <w:pPr>
-        <w:spacing w:after="0" w:line="276" w:lineRule="auto"/>
-        <w:jc w:val="both"/>
-        <w:rPr>
-          <w:rFonts w:ascii="Arial" w:hAnsi="Arial" w:cs="Arial"/>
-          <w:color w:val="156082" w:themeColor="accent1"/>
-          <w:sz w:val="22"/>
-          <w:szCs w:val="22"/>
-        </w:rPr>
-      </w:pPr>
-      <w:r>
-        <w:rPr>
-          <w:rFonts w:ascii="Arial" w:hAnsi="Arial" w:cs="Arial"/>
-          <w:sz w:val="22"/>
-          <w:szCs w:val="22"/>
-        </w:rPr>
-        <w:t xml:space="preserve">If there is an additional cost for said coverage, </w:t>
-      </w:r>
-      <w:proofErr w:type="gramStart"/>
-      <w:r>
-        <w:rPr>
-          <w:rFonts w:ascii="Arial" w:hAnsi="Arial" w:cs="Arial"/>
-          <w:color w:val="156082" w:themeColor="accent1"/>
-          <w:sz w:val="22"/>
-          <w:szCs w:val="22"/>
-        </w:rPr>
-        <w:t>{{ health_insurance_provider_adult }}</w:t>
-      </w:r>
-      <w:proofErr w:type="spellStart"/>
-      <w:proofErr w:type="gramEnd"/>
-      <w:proofErr w:type="gramStart"/>
-      <w:proofErr w:type="spellEnd"/>
-      <w:proofErr w:type="gramEnd"/>
-      <w:r>
-        <w:rPr>
-          <w:rFonts w:ascii="Arial" w:hAnsi="Arial" w:cs="Arial"/>
-          <w:color w:val="156082" w:themeColor="accent1"/>
-          <w:sz w:val="22"/>
-          <w:szCs w:val="22"/>
-        </w:rPr>
-        <w:t xml:space="preserve"> </w:t>
-      </w:r>
-      <w:r>
-        <w:rPr>
-          <w:rFonts w:ascii="Arial" w:hAnsi="Arial" w:cs="Arial"/>
-          <w:sz w:val="22"/>
-          <w:szCs w:val="22"/>
-        </w:rPr>
-        <w:t xml:space="preserve">may keep the coverage provided that </w:t>
-      </w:r>
-      <w:proofErr w:type="gramStart"/>
-      <w:r>
-        <w:rPr>
-          <w:rFonts w:ascii="Arial" w:hAnsi="Arial" w:cs="Arial"/>
-          <w:color w:val="156082" w:themeColor="accent1"/>
-          <w:sz w:val="22"/>
-          <w:szCs w:val="22"/>
-        </w:rPr>
-        <w:t>{{ health_insurance_cost_payer_adult }}</w:t>
-      </w:r>
-      <w:proofErr w:type="spellStart"/>
-      <w:proofErr w:type="gramEnd"/>
-      <w:proofErr w:type="gramStart"/>
-      <w:proofErr w:type="spellEnd"/>
-      <w:proofErr w:type="gramEnd"/>
-      <w:r>
-        <w:rPr>
-          <w:rFonts w:ascii="Arial" w:hAnsi="Arial" w:cs="Arial"/>
-          <w:color w:val="156082" w:themeColor="accent1"/>
-          <w:sz w:val="22"/>
-          <w:szCs w:val="22"/>
-        </w:rPr>
-        <w:t xml:space="preserve"> </w:t>
-      </w:r>
-      <w:r>
-        <w:rPr>
-          <w:rFonts w:ascii="Arial" w:hAnsi="Arial" w:cs="Arial"/>
-          <w:sz w:val="22"/>
-          <w:szCs w:val="22"/>
-        </w:rPr>
-        <w:t>pays the additional cost.</w:t>
-      </w:r>
-    </w:p>
-    <w:p>
-      <w:pPr>
-        <w:spacing w:after="0" w:line="276" w:lineRule="auto"/>
-        <w:jc w:val="both"/>
-        <w:rPr>
-          <w:rFonts w:ascii="Arial" w:hAnsi="Arial" w:cs="Arial"/>
-          <w:color w:val="156082" w:themeColor="accent1"/>
-          <w:sz w:val="22"/>
-          <w:szCs w:val="22"/>
-        </w:rPr>
-      </w:pPr>
-      <w:r>
-        <w:rPr>
-          <w:rFonts w:ascii="Arial" w:hAnsi="Arial" w:cs="Arial"/>
-          <w:color w:val="156082" w:themeColor="accent1"/>
-          <w:sz w:val="22"/>
-          <w:szCs w:val="22"/>
-        </w:rPr>
+      <w:r>
+        <w:rPr>
+          <w:rFonts w:ascii="Arial" w:hAnsi="Arial" w:cs="Arial"/>
+          <w:sz w:val="22"/>
+          <w:szCs w:val="22"/>
+        </w:rPr>
+        <w:t>so long as it is available at a reasonable cost.</w:t>
+      </w:r>
+    </w:p>
+    <w:p>
+      <w:pPr>
+        <w:spacing w:after="0" w:line="276" w:lineRule="auto"/>
+        <w:jc w:val="both"/>
+        <w:rPr>
+          <w:rFonts w:ascii="Arial" w:hAnsi="Arial" w:cs="Arial"/>
+          <w:color w:val="156082" w:themeColor="accent1"/>
+          <w:sz w:val="22"/>
+          <w:szCs w:val="22"/>
+        </w:rPr>
+      </w:pPr>
+      <w:r>
+        <w:rPr>
+          <w:rFonts w:ascii="Arial" w:hAnsi="Arial" w:cs="Arial"/>
+          <w:color w:val="156082" w:themeColor="accent1"/>
+          <w:sz w:val="22"/>
+          <w:szCs w:val="22"/>
+        </w:rPr>
+        <w:lastRenderedPageBreak/>
         <w:t>{% endif %}</w:t>
       </w:r>
     </w:p>
@@ -4779,28 +5960,50 @@
         <w:jc w:val="both"/>
         <w:rPr>
           <w:rFonts w:ascii="Arial" w:hAnsi="Arial" w:cs="Arial"/>
-          <w:sz w:val="22"/>
-          <w:szCs w:val="22"/>
-        </w:rPr>
-      </w:pPr>
-    </w:p>
-    <w:p>
-      <w:pPr>
-        <w:spacing w:after="0" w:line="276" w:lineRule="auto"/>
-        <w:jc w:val="both"/>
-        <w:rPr>
-          <w:rFonts w:ascii="Arial" w:hAnsi="Arial" w:cs="Arial"/>
-          <w:sz w:val="22"/>
-          <w:szCs w:val="22"/>
-        </w:rPr>
-      </w:pPr>
-      <w:r>
-        <w:rPr>
-          <w:rFonts w:ascii="Arial" w:hAnsi="Arial" w:cs="Arial"/>
-          <w:sz w:val="22"/>
-          <w:szCs w:val="22"/>
-        </w:rPr>
-        <w:t>The parties agree to promptly notify each other in writing of any change(s) in coverage or cost.</w:t>
+          <w:color w:val="156082" w:themeColor="accent1"/>
+          <w:sz w:val="22"/>
+          <w:szCs w:val="22"/>
+        </w:rPr>
+      </w:pPr>
+    </w:p>
+    <w:p>
+      <w:pPr>
+        <w:spacing w:after="0" w:line="276" w:lineRule="auto"/>
+        <w:jc w:val="both"/>
+        <w:rPr>
+          <w:rFonts w:ascii="Arial" w:hAnsi="Arial" w:cs="Arial"/>
+          <w:color w:val="156082" w:themeColor="accent1"/>
+          <w:sz w:val="22"/>
+          <w:szCs w:val="22"/>
+        </w:rPr>
+      </w:pPr>
+      <w:r>
+        <w:rPr>
+          <w:rFonts w:ascii="Arial" w:hAnsi="Arial" w:cs="Arial"/>
+          <w:color w:val="156082" w:themeColor="accent1"/>
+          <w:sz w:val="22"/>
+          <w:szCs w:val="22"/>
+        </w:rPr>
+        <w:t>{% if uninsured_expenses_split_children %}</w:t>
+      </w:r>
+    </w:p>
+    <w:p>
+      <w:pPr>
+        <w:spacing w:after="0" w:line="276" w:lineRule="auto"/>
+        <w:jc w:val="both"/>
+        <w:rPr>
+          <w:rFonts w:ascii="Arial" w:hAnsi="Arial" w:cs="Arial"/>
+          <w:sz w:val="22"/>
+          <w:szCs w:val="22"/>
+        </w:rPr>
+      </w:pPr>
+      <w:r>
+        <w:rPr>
+          <w:rFonts w:ascii="Arial" w:hAnsi="Arial" w:cs="Arial"/>
+          <w:sz w:val="22"/>
+          <w:szCs w:val="22"/>
+        </w:rPr>
+        <w:t>The parties will each pay one-half of any reasonable uninsured medical or dental expenses of each child of the parties until emancipation of the child(ren). Written proof of each invoice and paid receipt is to be provided to the other party promptly and within 10 days of receipt.</w:t>
       </w:r>
     </w:p>
     <w:p>
@@ -4842,452 +6045,6 @@
         <w:jc w:val="both"/>
         <w:rPr>
           <w:rFonts w:ascii="Arial" w:hAnsi="Arial" w:cs="Arial"/>
-          <w:color w:val="156082" w:themeColor="accent1"/>
-          <w:sz w:val="22"/>
-          <w:szCs w:val="22"/>
-        </w:rPr>
-      </w:pPr>
-      <w:r>
-        <w:rPr>
-          <w:rFonts w:ascii="Arial" w:hAnsi="Arial" w:cs="Arial"/>
-          <w:color w:val="156082" w:themeColor="accent1"/>
-          <w:sz w:val="22"/>
-          <w:szCs w:val="22"/>
-        </w:rPr>
-        <w:t>{% if uninsured_expenses_self_responsible %}</w:t>
-      </w:r>
-      <w:proofErr w:type="spellStart"/>
-      <w:proofErr w:type="spellEnd"/>
-    </w:p>
-    <w:p>
-      <w:pPr>
-        <w:spacing w:after="0" w:line="276" w:lineRule="auto"/>
-        <w:jc w:val="both"/>
-        <w:rPr>
-          <w:rFonts w:ascii="Arial" w:hAnsi="Arial" w:cs="Arial"/>
-          <w:sz w:val="22"/>
-          <w:szCs w:val="22"/>
-        </w:rPr>
-      </w:pPr>
-      <w:r>
-        <w:rPr>
-          <w:rFonts w:ascii="Arial" w:hAnsi="Arial" w:cs="Arial"/>
-          <w:sz w:val="22"/>
-          <w:szCs w:val="22"/>
-        </w:rPr>
-        <w:t>The parties will each be responsible for their own uninsured medical, dental, and/or vision expenses.</w:t>
-      </w:r>
-      <w:r>
-        <w:rPr>
-          <w:rFonts w:ascii="Arial" w:hAnsi="Arial" w:cs="Arial"/>
-          <w:sz w:val="22"/>
-          <w:szCs w:val="22"/>
-        </w:rPr>
-        <w:t xml:space="preserve"> </w:t>
-      </w:r>
-    </w:p>
-    <w:p>
-      <w:pPr>
-        <w:spacing w:after="0" w:line="276" w:lineRule="auto"/>
-        <w:jc w:val="both"/>
-        <w:rPr>
-          <w:rFonts w:ascii="Arial" w:hAnsi="Arial" w:cs="Arial"/>
-          <w:sz w:val="22"/>
-          <w:szCs w:val="22"/>
-        </w:rPr>
-      </w:pPr>
-      <w:r>
-        <w:rPr>
-          <w:rFonts w:ascii="Arial" w:hAnsi="Arial" w:cs="Arial"/>
-          <w:color w:val="156082" w:themeColor="accent1"/>
-          <w:sz w:val="22"/>
-          <w:szCs w:val="22"/>
-        </w:rPr>
-        <w:t>{% endif %}</w:t>
-      </w:r>
-    </w:p>
-    <w:p>
-      <w:pPr>
-        <w:spacing w:after="0" w:line="276" w:lineRule="auto"/>
-        <w:jc w:val="both"/>
-        <w:rPr>
-          <w:rFonts w:ascii="Arial" w:hAnsi="Arial" w:cs="Arial"/>
-          <w:color w:val="156082" w:themeColor="accent1"/>
-          <w:sz w:val="22"/>
-          <w:szCs w:val="22"/>
-        </w:rPr>
-      </w:pPr>
-    </w:p>
-    <w:p>
-      <w:pPr>
-        <w:spacing w:after="0" w:line="276" w:lineRule="auto"/>
-        <w:jc w:val="both"/>
-        <w:rPr>
-          <w:rFonts w:ascii="Arial" w:hAnsi="Arial" w:cs="Arial"/>
-          <w:color w:val="156082" w:themeColor="accent1"/>
-          <w:sz w:val="22"/>
-          <w:szCs w:val="22"/>
-        </w:rPr>
-      </w:pPr>
-      <w:r>
-        <w:rPr>
-          <w:rFonts w:ascii="Arial" w:hAnsi="Arial" w:cs="Arial"/>
-          <w:color w:val="156082" w:themeColor="accent1"/>
-          <w:sz w:val="22"/>
-          <w:szCs w:val="22"/>
-        </w:rPr>
-        <w:t>{% if health_insurance_custom_terms_adult %}</w:t>
-      </w:r>
-      <w:proofErr w:type="spellStart"/>
-      <w:proofErr w:type="spellEnd"/>
-    </w:p>
-    <w:p>
-      <w:pPr>
-        <w:spacing w:after="0" w:line="276" w:lineRule="auto"/>
-        <w:jc w:val="both"/>
-        <w:rPr>
-          <w:rFonts w:ascii="Arial" w:hAnsi="Arial" w:cs="Arial"/>
-          <w:sz w:val="22"/>
-          <w:szCs w:val="22"/>
-        </w:rPr>
-      </w:pPr>
-      <w:r>
-        <w:rPr>
-          <w:rFonts w:ascii="Arial" w:hAnsi="Arial" w:cs="Arial"/>
-          <w:sz w:val="22"/>
-          <w:szCs w:val="22"/>
-        </w:rPr>
-        <w:t xml:space="preserve">The parties agree that:  </w:t>
-      </w:r>
-    </w:p>
-    <w:p>
-      <w:pPr>
-        <w:spacing w:after="0" w:line="276" w:lineRule="auto"/>
-        <w:jc w:val="both"/>
-        <w:rPr>
-          <w:rFonts w:ascii="Arial" w:hAnsi="Arial" w:cs="Arial"/>
-          <w:color w:val="156082" w:themeColor="accent1"/>
-          <w:sz w:val="22"/>
-          <w:szCs w:val="22"/>
-        </w:rPr>
-      </w:pPr>
-      <w:proofErr w:type="gramStart"/>
-      <w:r>
-        <w:rPr>
-          <w:rFonts w:ascii="Arial" w:hAnsi="Arial" w:cs="Arial"/>
-          <w:color w:val="156082" w:themeColor="accent1"/>
-          <w:sz w:val="22"/>
-          <w:szCs w:val="22"/>
-        </w:rPr>
-        <w:t>{{ health_insurance_custom_description_adult }}</w:t>
-      </w:r>
-      <w:proofErr w:type="spellStart"/>
-      <w:proofErr w:type="gramEnd"/>
-      <w:proofErr w:type="gramStart"/>
-      <w:proofErr w:type="spellEnd"/>
-      <w:proofErr w:type="gramEnd"/>
-      <w:r>
-        <w:rPr>
-          <w:rFonts w:ascii="Arial" w:hAnsi="Arial" w:cs="Arial"/>
-          <w:sz w:val="22"/>
-          <w:szCs w:val="22"/>
-        </w:rPr>
-        <w:t xml:space="preserve"> </w:t>
-      </w:r>
-      <w:r>
-        <w:rPr>
-          <w:rFonts w:ascii="Arial" w:hAnsi="Arial" w:cs="Arial"/>
-          <w:color w:val="156082" w:themeColor="accent1"/>
-          <w:sz w:val="22"/>
-          <w:szCs w:val="22"/>
-        </w:rPr>
-        <w:t>{% endif %}</w:t>
-      </w:r>
-    </w:p>
-    <w:p>
-      <w:pPr>
-        <w:spacing w:after="0" w:line="276" w:lineRule="auto"/>
-        <w:jc w:val="both"/>
-        <w:rPr>
-          <w:rFonts w:ascii="Arial" w:hAnsi="Arial" w:cs="Arial"/>
-          <w:color w:val="156082" w:themeColor="accent1"/>
-          <w:sz w:val="22"/>
-          <w:szCs w:val="22"/>
-        </w:rPr>
-      </w:pPr>
-      <w:r>
-        <w:rPr>
-          <w:rFonts w:ascii="Arial" w:hAnsi="Arial" w:cs="Arial"/>
-          <w:color w:val="156082" w:themeColor="accent1"/>
-          <w:sz w:val="22"/>
-          <w:szCs w:val="22"/>
-        </w:rPr>
-        <w:t>{% if health_insurance_provided_for_children %}</w:t>
-      </w:r>
-      <w:proofErr w:type="spellStart"/>
-      <w:proofErr w:type="spellEnd"/>
-      <w:r>
-        <w:rPr>
-          <w:rFonts w:ascii="Arial" w:hAnsi="Arial" w:cs="Arial"/>
-          <w:color w:val="156082" w:themeColor="accent1"/>
-          <w:sz w:val="22"/>
-          <w:szCs w:val="22"/>
-        </w:rPr>
-        <w:t>{{ health_insurance_provider_children }}</w:t>
-      </w:r>
-      <w:proofErr w:type="spellStart"/>
-      <w:proofErr w:type="spellEnd"/>
-      <w:r>
-        <w:rPr>
-          <w:rFonts w:ascii="Arial" w:hAnsi="Arial" w:cs="Arial"/>
-          <w:sz w:val="22"/>
-          <w:szCs w:val="22"/>
-        </w:rPr>
-        <w:t xml:space="preserve"> </w:t>
-      </w:r>
-      <w:r>
-        <w:rPr>
-          <w:rFonts w:ascii="Arial" w:hAnsi="Arial" w:cs="Arial"/>
-          <w:sz w:val="22"/>
-          <w:szCs w:val="22"/>
-        </w:rPr>
-        <w:t xml:space="preserve"> </w:t>
-      </w:r>
-      <w:r>
-        <w:rPr>
-          <w:rFonts w:ascii="Arial" w:hAnsi="Arial" w:cs="Arial"/>
-          <w:sz w:val="22"/>
-          <w:szCs w:val="22"/>
-        </w:rPr>
-        <w:t>will provide</w:t>
-      </w:r>
-      <w:r>
-        <w:rPr>
-          <w:rFonts w:ascii="Arial" w:hAnsi="Arial" w:cs="Arial"/>
-          <w:sz w:val="22"/>
-          <w:szCs w:val="22"/>
-        </w:rPr>
-        <w:t xml:space="preserve"> </w:t>
-      </w:r>
-      <w:r>
-        <w:rPr>
-          <w:rFonts w:ascii="Arial" w:hAnsi="Arial" w:cs="Arial"/>
-          <w:color w:val="156082" w:themeColor="accent1"/>
-          <w:sz w:val="22"/>
-          <w:szCs w:val="22"/>
-        </w:rPr>
-        <w:t>{% for type in health_insurance_types_children %}</w:t>
-      </w:r>
-      <w:proofErr w:type="spellStart"/>
-      <w:proofErr w:type="spellEnd"/>
-      <w:r>
-        <w:rPr>
-          <w:rFonts w:ascii="Arial" w:hAnsi="Arial" w:cs="Arial"/>
-          <w:color w:val="156082" w:themeColor="accent1"/>
-          <w:sz w:val="22"/>
-          <w:szCs w:val="22"/>
-        </w:rPr>
-        <w:t>{{ type }}{% if not loop.last %}</w:t>
-      </w:r>
-      <w:proofErr w:type="spellStart"/>
-      <w:proofErr w:type="spellEnd"/>
-      <w:r>
-        <w:rPr>
-          <w:rFonts w:ascii="Arial" w:hAnsi="Arial" w:cs="Arial"/>
-          <w:color w:val="156082" w:themeColor="accent1"/>
-          <w:sz w:val="22"/>
-          <w:szCs w:val="22"/>
-        </w:rPr>
-        <w:t>, {% endif %}{% endfor %}</w:t>
-      </w:r>
-      <w:proofErr w:type="spellStart"/>
-      <w:proofErr w:type="spellEnd"/>
-      <w:r>
-        <w:rPr>
-          <w:rFonts w:ascii="Arial" w:hAnsi="Arial" w:cs="Arial"/>
-          <w:color w:val="156082" w:themeColor="accent1"/>
-          <w:sz w:val="22"/>
-          <w:szCs w:val="22"/>
-        </w:rPr>
-        <w:t xml:space="preserve"> </w:t>
-      </w:r>
-      <w:r>
-        <w:rPr>
-          <w:rFonts w:ascii="Arial" w:hAnsi="Arial" w:cs="Arial"/>
-          <w:sz w:val="22"/>
-          <w:szCs w:val="22"/>
-        </w:rPr>
-        <w:t>insurance for each child of the marriage until</w:t>
-      </w:r>
-      <w:r>
-        <w:rPr>
-          <w:rFonts w:ascii="Arial" w:hAnsi="Arial" w:cs="Arial"/>
-          <w:color w:val="156082" w:themeColor="accent1"/>
-          <w:sz w:val="22"/>
-          <w:szCs w:val="22"/>
-        </w:rPr>
-        <w:t xml:space="preserve"> </w:t>
-      </w:r>
-      <w:r>
-        <w:rPr>
-          <w:rFonts w:ascii="Arial" w:hAnsi="Arial" w:cs="Arial"/>
-          <w:color w:val="156082" w:themeColor="accent1"/>
-          <w:sz w:val="22"/>
-          <w:szCs w:val="22"/>
-        </w:rPr>
-        <w:t>{% if health_insurance_until == "emancipation" %}</w:t>
-      </w:r>
-      <w:proofErr w:type="spellStart"/>
-      <w:proofErr w:type="spellEnd"/>
-      <w:r>
-        <w:rPr>
-          <w:rFonts w:ascii="Arial" w:hAnsi="Arial" w:cs="Arial"/>
-          <w:color w:val="156082" w:themeColor="accent1"/>
-          <w:sz w:val="22"/>
-          <w:szCs w:val="22"/>
-        </w:rPr>
-        <w:t>emancipation of the child(ren){% else %}age 25{% endif %}</w:t>
-      </w:r>
-      <w:r>
-        <w:rPr>
-          <w:rFonts w:ascii="Arial" w:hAnsi="Arial" w:cs="Arial"/>
-          <w:sz w:val="22"/>
-          <w:szCs w:val="22"/>
-        </w:rPr>
-        <w:t>,</w:t>
-      </w:r>
-      <w:r>
-        <w:rPr>
-          <w:rFonts w:ascii="Arial" w:hAnsi="Arial" w:cs="Arial"/>
-          <w:color w:val="156082" w:themeColor="accent1"/>
-          <w:sz w:val="22"/>
-          <w:szCs w:val="22"/>
-        </w:rPr>
-        <w:t xml:space="preserve"> </w:t>
-      </w:r>
-      <w:r>
-        <w:rPr>
-          <w:rFonts w:ascii="Arial" w:hAnsi="Arial" w:cs="Arial"/>
-          <w:sz w:val="22"/>
-          <w:szCs w:val="22"/>
-        </w:rPr>
-        <w:t>so long as it is available at a reasonable cost.</w:t>
-      </w:r>
-    </w:p>
-    <w:p>
-      <w:pPr>
-        <w:spacing w:after="0" w:line="276" w:lineRule="auto"/>
-        <w:jc w:val="both"/>
-        <w:rPr>
-          <w:rFonts w:ascii="Arial" w:hAnsi="Arial" w:cs="Arial"/>
-          <w:color w:val="156082" w:themeColor="accent1"/>
-          <w:sz w:val="22"/>
-          <w:szCs w:val="22"/>
-        </w:rPr>
-      </w:pPr>
-      <w:r>
-        <w:rPr>
-          <w:rFonts w:ascii="Arial" w:hAnsi="Arial" w:cs="Arial"/>
-          <w:color w:val="156082" w:themeColor="accent1"/>
-          <w:sz w:val="22"/>
-          <w:szCs w:val="22"/>
-        </w:rPr>
-        <w:t>{% endif %}</w:t>
-      </w:r>
-    </w:p>
-    <w:p>
-      <w:pPr>
-        <w:spacing w:after="0" w:line="276" w:lineRule="auto"/>
-        <w:jc w:val="both"/>
-        <w:rPr>
-          <w:rFonts w:ascii="Arial" w:hAnsi="Arial" w:cs="Arial"/>
-          <w:color w:val="156082" w:themeColor="accent1"/>
-          <w:sz w:val="22"/>
-          <w:szCs w:val="22"/>
-        </w:rPr>
-      </w:pPr>
-    </w:p>
-    <w:p>
-      <w:pPr>
-        <w:spacing w:after="0" w:line="276" w:lineRule="auto"/>
-        <w:jc w:val="both"/>
-        <w:rPr>
-          <w:rFonts w:ascii="Arial" w:hAnsi="Arial" w:cs="Arial"/>
-          <w:color w:val="156082" w:themeColor="accent1"/>
-          <w:sz w:val="22"/>
-          <w:szCs w:val="22"/>
-        </w:rPr>
-      </w:pPr>
-      <w:r>
-        <w:rPr>
-          <w:rFonts w:ascii="Arial" w:hAnsi="Arial" w:cs="Arial"/>
-          <w:color w:val="156082" w:themeColor="accent1"/>
-          <w:sz w:val="22"/>
-          <w:szCs w:val="22"/>
-        </w:rPr>
-        <w:t>{% if uninsured_expenses_split_children %}</w:t>
-      </w:r>
-      <w:proofErr w:type="spellStart"/>
-      <w:proofErr w:type="spellEnd"/>
-    </w:p>
-    <w:p>
-      <w:pPr>
-        <w:spacing w:after="0" w:line="276" w:lineRule="auto"/>
-        <w:jc w:val="both"/>
-        <w:rPr>
-          <w:rFonts w:ascii="Arial" w:hAnsi="Arial" w:cs="Arial"/>
-          <w:sz w:val="22"/>
-          <w:szCs w:val="22"/>
-        </w:rPr>
-      </w:pPr>
-      <w:r>
-        <w:rPr>
-          <w:rFonts w:ascii="Arial" w:hAnsi="Arial" w:cs="Arial"/>
-          <w:sz w:val="22"/>
-          <w:szCs w:val="22"/>
-        </w:rPr>
-        <w:t>The parties will each pay one-half of any reasonable uninsured medical or dental expenses of each child of the parties until emancipation of the child(ren). Written proof of each invoice and paid receipt is to be provided to the other party promptly and within 10 days of receipt.</w:t>
-      </w:r>
-    </w:p>
-    <w:p>
-      <w:pPr>
-        <w:spacing w:after="0" w:line="276" w:lineRule="auto"/>
-        <w:jc w:val="both"/>
-        <w:rPr>
-          <w:rFonts w:ascii="Arial" w:hAnsi="Arial" w:cs="Arial"/>
-          <w:color w:val="156082" w:themeColor="accent1"/>
-          <w:sz w:val="22"/>
-          <w:szCs w:val="22"/>
-        </w:rPr>
-      </w:pPr>
-      <w:r>
-        <w:rPr>
-          <w:rFonts w:ascii="Arial" w:hAnsi="Arial" w:cs="Arial"/>
-          <w:color w:val="156082" w:themeColor="accent1"/>
-          <w:sz w:val="22"/>
-          <w:szCs w:val="22"/>
-        </w:rPr>
-        <w:t>{% endif %}</w:t>
-      </w:r>
-    </w:p>
-    <w:p>
-      <w:pPr>
-        <w:spacing w:after="0" w:line="276" w:lineRule="auto"/>
-        <w:jc w:val="both"/>
-        <w:rPr>
-          <w:rFonts w:ascii="Arial" w:hAnsi="Arial" w:cs="Arial"/>
-          <w:color w:val="156082" w:themeColor="accent1"/>
-          <w:sz w:val="22"/>
-          <w:szCs w:val="22"/>
-        </w:rPr>
-      </w:pPr>
-    </w:p>
-    <w:p>
-      <w:pPr>
-        <w:spacing w:after="0" w:line="276" w:lineRule="auto"/>
-        <w:jc w:val="both"/>
-        <w:rPr>
-          <w:rFonts w:ascii="Arial" w:hAnsi="Arial" w:cs="Arial"/>
           <w:sz w:val="22"/>
           <w:szCs w:val="22"/>
         </w:rPr>
@@ -5301,8 +6058,6 @@
         </w:rPr>
         <w:t>{% if health_insurance_custom_terms_children %}</w:t>
       </w:r>
-      <w:proofErr w:type="spellStart"/>
-      <w:proofErr w:type="spellEnd"/>
     </w:p>
     <w:p>
       <w:pPr>
@@ -5338,13 +6093,38 @@
           <w:sz w:val="22"/>
           <w:szCs w:val="22"/>
         </w:rPr>
-        <w:t>{{ health_insurance_custom_description_children }}</w:t>
-      </w:r>
-      <w:proofErr w:type="spellStart"/>
-      <w:proofErr w:type="gramEnd"/>
-      <w:proofErr w:type="gramStart"/>
-      <w:proofErr w:type="spellEnd"/>
-      <w:proofErr w:type="gramEnd"/>
+        <w:t>{{ health</w:t>
+      </w:r>
+      <w:proofErr w:type="gramEnd"/>
+      <w:r>
+        <w:rPr>
+          <w:rFonts w:ascii="Arial" w:hAnsi="Arial" w:cs="Arial"/>
+          <w:color w:val="156082" w:themeColor="accent1"/>
+          <w:sz w:val="22"/>
+          <w:szCs w:val="22"/>
+        </w:rPr>
+        <w:t>_insurance_custom_description_</w:t>
+      </w:r>
+      <w:proofErr w:type="gramStart"/>
+      <w:r>
+        <w:rPr>
+          <w:rFonts w:ascii="Arial" w:hAnsi="Arial" w:cs="Arial"/>
+          <w:color w:val="156082" w:themeColor="accent1"/>
+          <w:sz w:val="22"/>
+          <w:szCs w:val="22"/>
+        </w:rPr>
+        <w:t>children }</w:t>
+      </w:r>
+      <w:proofErr w:type="gramEnd"/>
+      <w:r>
+        <w:rPr>
+          <w:rFonts w:ascii="Arial" w:hAnsi="Arial" w:cs="Arial"/>
+          <w:color w:val="156082" w:themeColor="accent1"/>
+          <w:sz w:val="22"/>
+          <w:szCs w:val="22"/>
+        </w:rPr>
+        <w:t>}</w:t>
+      </w:r>
     </w:p>
     <w:p>
       <w:pPr>
@@ -5770,7 +6550,6 @@
           <w:sz w:val="28"/>
           <w:szCs w:val="28"/>
         </w:rPr>
-        <w:lastRenderedPageBreak/>
         <w:t>EXHIBIT D</w:t>
       </w:r>
     </w:p>
@@ -5827,8 +6606,6 @@
         </w:rPr>
         <w:t>{% if taxes_file_separately %}</w:t>
       </w:r>
-      <w:proofErr w:type="spellStart"/>
-      <w:proofErr w:type="spellEnd"/>
     </w:p>
     <w:p>
       <w:pPr>
@@ -5902,8 +6679,6 @@
         </w:rPr>
         <w:t>{% if tax_debt_responsibility_set %}</w:t>
       </w:r>
-      <w:proofErr w:type="spellStart"/>
-      <w:proofErr w:type="spellEnd"/>
     </w:p>
     <w:p>
       <w:pPr>
@@ -5931,21 +6706,37 @@
           <w:sz w:val="22"/>
           <w:szCs w:val="22"/>
         </w:rPr>
-        <w:t>{{ tax_debt_responsible_party }}</w:t>
-      </w:r>
-      <w:proofErr w:type="spellStart"/>
-      <w:proofErr w:type="gramEnd"/>
-      <w:proofErr w:type="gramStart"/>
-      <w:proofErr w:type="spellEnd"/>
-      <w:proofErr w:type="gramEnd"/>
-      <w:r>
-        <w:rPr>
-          <w:rFonts w:ascii="Arial" w:hAnsi="Arial" w:cs="Arial"/>
-          <w:color w:val="156082" w:themeColor="accent1"/>
-          <w:sz w:val="22"/>
-          <w:szCs w:val="22"/>
-        </w:rPr>
-        <w:t xml:space="preserve"> </w:t>
+        <w:t>{{ tax</w:t>
+      </w:r>
+      <w:proofErr w:type="gramEnd"/>
+      <w:r>
+        <w:rPr>
+          <w:rFonts w:ascii="Arial" w:hAnsi="Arial" w:cs="Arial"/>
+          <w:color w:val="156082" w:themeColor="accent1"/>
+          <w:sz w:val="22"/>
+          <w:szCs w:val="22"/>
+        </w:rPr>
+        <w:t>_debt_responsible_</w:t>
+      </w:r>
+      <w:proofErr w:type="gramStart"/>
+      <w:r>
+        <w:rPr>
+          <w:rFonts w:ascii="Arial" w:hAnsi="Arial" w:cs="Arial"/>
+          <w:color w:val="156082" w:themeColor="accent1"/>
+          <w:sz w:val="22"/>
+          <w:szCs w:val="22"/>
+        </w:rPr>
+        <w:t>party }</w:t>
+      </w:r>
+      <w:proofErr w:type="gramEnd"/>
+      <w:r>
+        <w:rPr>
+          <w:rFonts w:ascii="Arial" w:hAnsi="Arial" w:cs="Arial"/>
+          <w:color w:val="156082" w:themeColor="accent1"/>
+          <w:sz w:val="22"/>
+          <w:szCs w:val="22"/>
+        </w:rPr>
+        <w:t xml:space="preserve">} </w:t>
       </w:r>
       <w:r>
         <w:rPr>
@@ -6009,8 +6800,6 @@
         </w:rPr>
         <w:t>{% if taxes_fully_reported %}</w:t>
       </w:r>
-      <w:proofErr w:type="spellStart"/>
-      <w:proofErr w:type="spellEnd"/>
     </w:p>
     <w:p>
       <w:pPr>
@@ -6084,8 +6873,6 @@
         </w:rPr>
         <w:t>{% if taxes_custom_terms %}</w:t>
       </w:r>
-      <w:proofErr w:type="spellStart"/>
-      <w:proofErr w:type="spellEnd"/>
     </w:p>
     <w:p>
       <w:pPr>
@@ -6125,13 +6912,38 @@
           <w:sz w:val="22"/>
           <w:szCs w:val="22"/>
         </w:rPr>
-        <w:t>{{ taxes_custom_description }}</w:t>
-      </w:r>
-      <w:proofErr w:type="spellStart"/>
-      <w:proofErr w:type="gramEnd"/>
-      <w:proofErr w:type="gramStart"/>
-      <w:proofErr w:type="spellEnd"/>
-      <w:proofErr w:type="gramEnd"/>
+        <w:t>{{ taxes</w:t>
+      </w:r>
+      <w:proofErr w:type="gramEnd"/>
+      <w:r>
+        <w:rPr>
+          <w:rFonts w:ascii="Arial" w:hAnsi="Arial" w:cs="Arial"/>
+          <w:color w:val="156082" w:themeColor="accent1"/>
+          <w:sz w:val="22"/>
+          <w:szCs w:val="22"/>
+        </w:rPr>
+        <w:t>_custom_</w:t>
+      </w:r>
+      <w:proofErr w:type="gramStart"/>
+      <w:r>
+        <w:rPr>
+          <w:rFonts w:ascii="Arial" w:hAnsi="Arial" w:cs="Arial"/>
+          <w:color w:val="156082" w:themeColor="accent1"/>
+          <w:sz w:val="22"/>
+          <w:szCs w:val="22"/>
+        </w:rPr>
+        <w:t>description }</w:t>
+      </w:r>
+      <w:proofErr w:type="gramEnd"/>
+      <w:r>
+        <w:rPr>
+          <w:rFonts w:ascii="Arial" w:hAnsi="Arial" w:cs="Arial"/>
+          <w:color w:val="156082" w:themeColor="accent1"/>
+          <w:sz w:val="22"/>
+          <w:szCs w:val="22"/>
+        </w:rPr>
+        <w:t>}</w:t>
+      </w:r>
     </w:p>
     <w:p>
       <w:pPr>
@@ -6186,8 +6998,6 @@
         </w:rPr>
         <w:t>{% if child_tax_claim_single_party %}</w:t>
       </w:r>
-      <w:proofErr w:type="spellStart"/>
-      <w:proofErr w:type="spellEnd"/>
     </w:p>
     <w:p>
       <w:pPr>
@@ -6216,21 +7026,37 @@
           <w:sz w:val="22"/>
           <w:szCs w:val="22"/>
         </w:rPr>
-        <w:t>{{ child_tax_single_party }}</w:t>
-      </w:r>
-      <w:proofErr w:type="spellStart"/>
-      <w:proofErr w:type="gramEnd"/>
-      <w:proofErr w:type="gramStart"/>
-      <w:proofErr w:type="spellEnd"/>
-      <w:proofErr w:type="gramEnd"/>
-      <w:r>
-        <w:rPr>
-          <w:rFonts w:ascii="Arial" w:hAnsi="Arial" w:cs="Arial"/>
-          <w:color w:val="156082" w:themeColor="accent1"/>
-          <w:sz w:val="22"/>
-          <w:szCs w:val="22"/>
-        </w:rPr>
-        <w:t xml:space="preserve"> </w:t>
+        <w:t>{{ child</w:t>
+      </w:r>
+      <w:proofErr w:type="gramEnd"/>
+      <w:r>
+        <w:rPr>
+          <w:rFonts w:ascii="Arial" w:hAnsi="Arial" w:cs="Arial"/>
+          <w:color w:val="156082" w:themeColor="accent1"/>
+          <w:sz w:val="22"/>
+          <w:szCs w:val="22"/>
+        </w:rPr>
+        <w:t>_tax_single_</w:t>
+      </w:r>
+      <w:proofErr w:type="gramStart"/>
+      <w:r>
+        <w:rPr>
+          <w:rFonts w:ascii="Arial" w:hAnsi="Arial" w:cs="Arial"/>
+          <w:color w:val="156082" w:themeColor="accent1"/>
+          <w:sz w:val="22"/>
+          <w:szCs w:val="22"/>
+        </w:rPr>
+        <w:t>party }</w:t>
+      </w:r>
+      <w:proofErr w:type="gramEnd"/>
+      <w:r>
+        <w:rPr>
+          <w:rFonts w:ascii="Arial" w:hAnsi="Arial" w:cs="Arial"/>
+          <w:color w:val="156082" w:themeColor="accent1"/>
+          <w:sz w:val="22"/>
+          <w:szCs w:val="22"/>
+        </w:rPr>
+        <w:t xml:space="preserve">} </w:t>
       </w:r>
       <w:r>
         <w:rPr>
@@ -6294,8 +7120,6 @@
         </w:rPr>
         <w:t>{% if child_tax_claim_split_years %}</w:t>
       </w:r>
-      <w:proofErr w:type="spellStart"/>
-      <w:proofErr w:type="spellEnd"/>
     </w:p>
     <w:p>
       <w:pPr>
@@ -6323,21 +7147,37 @@
           <w:sz w:val="22"/>
           <w:szCs w:val="22"/>
         </w:rPr>
-        <w:t>{{ child_tax_odd_year_party }}</w:t>
-      </w:r>
-      <w:proofErr w:type="spellStart"/>
-      <w:proofErr w:type="gramEnd"/>
-      <w:proofErr w:type="gramStart"/>
-      <w:proofErr w:type="spellEnd"/>
-      <w:proofErr w:type="gramEnd"/>
-      <w:r>
-        <w:rPr>
-          <w:rFonts w:ascii="Arial" w:hAnsi="Arial" w:cs="Arial"/>
-          <w:color w:val="156082" w:themeColor="accent1"/>
-          <w:sz w:val="22"/>
-          <w:szCs w:val="22"/>
-        </w:rPr>
-        <w:t xml:space="preserve"> </w:t>
+        <w:t>{{ child</w:t>
+      </w:r>
+      <w:proofErr w:type="gramEnd"/>
+      <w:r>
+        <w:rPr>
+          <w:rFonts w:ascii="Arial" w:hAnsi="Arial" w:cs="Arial"/>
+          <w:color w:val="156082" w:themeColor="accent1"/>
+          <w:sz w:val="22"/>
+          <w:szCs w:val="22"/>
+        </w:rPr>
+        <w:t>_tax_odd_year_</w:t>
+      </w:r>
+      <w:proofErr w:type="gramStart"/>
+      <w:r>
+        <w:rPr>
+          <w:rFonts w:ascii="Arial" w:hAnsi="Arial" w:cs="Arial"/>
+          <w:color w:val="156082" w:themeColor="accent1"/>
+          <w:sz w:val="22"/>
+          <w:szCs w:val="22"/>
+        </w:rPr>
+        <w:t>party }</w:t>
+      </w:r>
+      <w:proofErr w:type="gramEnd"/>
+      <w:r>
+        <w:rPr>
+          <w:rFonts w:ascii="Arial" w:hAnsi="Arial" w:cs="Arial"/>
+          <w:color w:val="156082" w:themeColor="accent1"/>
+          <w:sz w:val="22"/>
+          <w:szCs w:val="22"/>
+        </w:rPr>
+        <w:t xml:space="preserve">} </w:t>
       </w:r>
       <w:r>
         <w:rPr>
@@ -6355,21 +7195,37 @@
           <w:sz w:val="22"/>
           <w:szCs w:val="22"/>
         </w:rPr>
-        <w:t>{{ child_tax_even_year_party }}</w:t>
-      </w:r>
-      <w:proofErr w:type="spellStart"/>
-      <w:proofErr w:type="gramEnd"/>
-      <w:proofErr w:type="gramStart"/>
-      <w:proofErr w:type="spellEnd"/>
-      <w:proofErr w:type="gramEnd"/>
-      <w:r>
-        <w:rPr>
-          <w:rFonts w:ascii="Arial" w:hAnsi="Arial" w:cs="Arial"/>
-          <w:color w:val="156082" w:themeColor="accent1"/>
-          <w:sz w:val="22"/>
-          <w:szCs w:val="22"/>
-        </w:rPr>
-        <w:t xml:space="preserve"> </w:t>
+        <w:t>{{ child</w:t>
+      </w:r>
+      <w:proofErr w:type="gramEnd"/>
+      <w:r>
+        <w:rPr>
+          <w:rFonts w:ascii="Arial" w:hAnsi="Arial" w:cs="Arial"/>
+          <w:color w:val="156082" w:themeColor="accent1"/>
+          <w:sz w:val="22"/>
+          <w:szCs w:val="22"/>
+        </w:rPr>
+        <w:t>_tax_even_year_</w:t>
+      </w:r>
+      <w:proofErr w:type="gramStart"/>
+      <w:r>
+        <w:rPr>
+          <w:rFonts w:ascii="Arial" w:hAnsi="Arial" w:cs="Arial"/>
+          <w:color w:val="156082" w:themeColor="accent1"/>
+          <w:sz w:val="22"/>
+          <w:szCs w:val="22"/>
+        </w:rPr>
+        <w:t>party }</w:t>
+      </w:r>
+      <w:proofErr w:type="gramEnd"/>
+      <w:r>
+        <w:rPr>
+          <w:rFonts w:ascii="Arial" w:hAnsi="Arial" w:cs="Arial"/>
+          <w:color w:val="156082" w:themeColor="accent1"/>
+          <w:sz w:val="22"/>
+          <w:szCs w:val="22"/>
+        </w:rPr>
+        <w:t xml:space="preserve">} </w:t>
       </w:r>
       <w:r>
         <w:rPr>
@@ -6398,6 +7254,7 @@
           <w:sz w:val="22"/>
           <w:szCs w:val="22"/>
         </w:rPr>
+        <w:lastRenderedPageBreak/>
         <w:t>{% endif %}</w:t>
       </w:r>
     </w:p>
@@ -6433,8 +7290,6 @@
         </w:rPr>
         <w:t>{% if child_tax_claim_custom_terms %}</w:t>
       </w:r>
-      <w:proofErr w:type="spellStart"/>
-      <w:proofErr w:type="spellEnd"/>
     </w:p>
     <w:p>
       <w:pPr>
@@ -6474,13 +7329,38 @@
           <w:sz w:val="22"/>
           <w:szCs w:val="22"/>
         </w:rPr>
-        <w:t>{{ child_tax_claim_custom_description }}</w:t>
-      </w:r>
-      <w:proofErr w:type="spellStart"/>
-      <w:proofErr w:type="gramEnd"/>
-      <w:proofErr w:type="gramStart"/>
-      <w:proofErr w:type="spellEnd"/>
-      <w:proofErr w:type="gramEnd"/>
+        <w:t>{{ child</w:t>
+      </w:r>
+      <w:proofErr w:type="gramEnd"/>
+      <w:r>
+        <w:rPr>
+          <w:rFonts w:ascii="Arial" w:hAnsi="Arial" w:cs="Arial"/>
+          <w:color w:val="156082" w:themeColor="accent1"/>
+          <w:sz w:val="22"/>
+          <w:szCs w:val="22"/>
+        </w:rPr>
+        <w:t>_tax_claim_custom_</w:t>
+      </w:r>
+      <w:proofErr w:type="gramStart"/>
+      <w:r>
+        <w:rPr>
+          <w:rFonts w:ascii="Arial" w:hAnsi="Arial" w:cs="Arial"/>
+          <w:color w:val="156082" w:themeColor="accent1"/>
+          <w:sz w:val="22"/>
+          <w:szCs w:val="22"/>
+        </w:rPr>
+        <w:t>description }</w:t>
+      </w:r>
+      <w:proofErr w:type="gramEnd"/>
+      <w:r>
+        <w:rPr>
+          <w:rFonts w:ascii="Arial" w:hAnsi="Arial" w:cs="Arial"/>
+          <w:color w:val="156082" w:themeColor="accent1"/>
+          <w:sz w:val="22"/>
+          <w:szCs w:val="22"/>
+        </w:rPr>
+        <w:t>}</w:t>
+      </w:r>
     </w:p>
     <w:p>
       <w:pPr>
@@ -6544,7 +7424,6 @@
           <w:sz w:val="28"/>
           <w:szCs w:val="28"/>
         </w:rPr>
-        <w:lastRenderedPageBreak/>
         <w:t xml:space="preserve">EXHIBIT E </w:t>
       </w:r>
     </w:p>
@@ -6602,26 +7481,331 @@
         </w:rPr>
         <w:t>{% if no_marital_debt %}</w:t>
       </w:r>
+    </w:p>
+    <w:p>
+      <w:pPr>
+        <w:spacing w:after="0" w:line="276" w:lineRule="auto"/>
+        <w:jc w:val="both"/>
+        <w:rPr>
+          <w:rFonts w:ascii="Arial" w:hAnsi="Arial" w:cs="Arial"/>
+          <w:sz w:val="22"/>
+          <w:szCs w:val="22"/>
+        </w:rPr>
+      </w:pPr>
+      <w:r>
+        <w:rPr>
+          <w:rFonts w:ascii="Arial" w:hAnsi="Arial" w:cs="Arial"/>
+          <w:sz w:val="22"/>
+          <w:szCs w:val="22"/>
+        </w:rPr>
+        <w:t>The parties agree that there are no marital liabilities or debts.</w:t>
+      </w:r>
+    </w:p>
+    <w:p>
+      <w:pPr>
+        <w:spacing w:after="0" w:line="276" w:lineRule="auto"/>
+        <w:jc w:val="both"/>
+        <w:rPr>
+          <w:rFonts w:ascii="Arial" w:hAnsi="Arial" w:cs="Arial"/>
+          <w:color w:val="156082" w:themeColor="accent1"/>
+          <w:sz w:val="22"/>
+          <w:szCs w:val="22"/>
+        </w:rPr>
+      </w:pPr>
+      <w:r>
+        <w:rPr>
+          <w:rFonts w:ascii="Arial" w:hAnsi="Arial" w:cs="Arial"/>
+          <w:color w:val="156082" w:themeColor="accent1"/>
+          <w:sz w:val="22"/>
+          <w:szCs w:val="22"/>
+        </w:rPr>
+        <w:t>{% endif %}</w:t>
+      </w:r>
+    </w:p>
+    <w:p>
+      <w:pPr>
+        <w:spacing w:after="0" w:line="276" w:lineRule="auto"/>
+        <w:jc w:val="both"/>
+        <w:rPr>
+          <w:rFonts w:ascii="Arial" w:hAnsi="Arial" w:cs="Arial"/>
+          <w:color w:val="156082" w:themeColor="accent1"/>
+          <w:sz w:val="22"/>
+          <w:szCs w:val="22"/>
+        </w:rPr>
+      </w:pPr>
+    </w:p>
+    <w:p>
+      <w:pPr>
+        <w:spacing w:after="0" w:line="276" w:lineRule="auto"/>
+        <w:jc w:val="both"/>
+        <w:rPr>
+          <w:rFonts w:ascii="Arial" w:hAnsi="Arial" w:cs="Arial"/>
+          <w:color w:val="156082" w:themeColor="accent1"/>
+          <w:sz w:val="22"/>
+          <w:szCs w:val="22"/>
+        </w:rPr>
+      </w:pPr>
+      <w:r>
+        <w:rPr>
+          <w:rFonts w:ascii="Arial" w:hAnsi="Arial" w:cs="Arial"/>
+          <w:color w:val="156082" w:themeColor="accent1"/>
+          <w:sz w:val="22"/>
+          <w:szCs w:val="22"/>
+        </w:rPr>
+        <w:t>{% if individual_debt_responsible_each %}</w:t>
+      </w:r>
+    </w:p>
+    <w:p>
+      <w:pPr>
+        <w:spacing w:after="0" w:line="276" w:lineRule="auto"/>
+        <w:jc w:val="both"/>
+        <w:rPr>
+          <w:rFonts w:ascii="Arial" w:hAnsi="Arial" w:cs="Arial"/>
+          <w:sz w:val="22"/>
+          <w:szCs w:val="22"/>
+        </w:rPr>
+      </w:pPr>
+      <w:r>
+        <w:rPr>
+          <w:rFonts w:ascii="Arial" w:hAnsi="Arial" w:cs="Arial"/>
+          <w:sz w:val="22"/>
+          <w:szCs w:val="22"/>
+        </w:rPr>
+        <w:t>The parties agree that they shall each be responsible for any liabilities or debts held in their individual names.</w:t>
+      </w:r>
+    </w:p>
+    <w:p>
+      <w:pPr>
+        <w:spacing w:after="0" w:line="276" w:lineRule="auto"/>
+        <w:jc w:val="both"/>
+        <w:rPr>
+          <w:rFonts w:ascii="Arial" w:hAnsi="Arial" w:cs="Arial"/>
+          <w:color w:val="156082" w:themeColor="accent1"/>
+          <w:sz w:val="22"/>
+          <w:szCs w:val="22"/>
+        </w:rPr>
+      </w:pPr>
+      <w:r>
+        <w:rPr>
+          <w:rFonts w:ascii="Arial" w:hAnsi="Arial" w:cs="Arial"/>
+          <w:color w:val="156082" w:themeColor="accent1"/>
+          <w:sz w:val="22"/>
+          <w:szCs w:val="22"/>
+        </w:rPr>
+        <w:t>{% endif %}</w:t>
+      </w:r>
+    </w:p>
+    <w:p>
+      <w:pPr>
+        <w:spacing w:after="0" w:line="276" w:lineRule="auto"/>
+        <w:jc w:val="both"/>
+        <w:rPr>
+          <w:rFonts w:ascii="Arial" w:hAnsi="Arial" w:cs="Arial"/>
+          <w:color w:val="156082" w:themeColor="accent1"/>
+          <w:sz w:val="22"/>
+          <w:szCs w:val="22"/>
+        </w:rPr>
+      </w:pPr>
+    </w:p>
+    <w:p>
+      <w:pPr>
+        <w:spacing w:after="0" w:line="276" w:lineRule="auto"/>
+        <w:jc w:val="both"/>
+        <w:rPr>
+          <w:rFonts w:ascii="Arial" w:hAnsi="Arial" w:cs="Arial"/>
+          <w:color w:val="156082" w:themeColor="accent1"/>
+          <w:sz w:val="22"/>
+          <w:szCs w:val="22"/>
+        </w:rPr>
+      </w:pPr>
+      <w:r>
+        <w:rPr>
+          <w:rFonts w:ascii="Arial" w:hAnsi="Arial" w:cs="Arial"/>
+          <w:color w:val="156082" w:themeColor="accent1"/>
+          <w:sz w:val="22"/>
+          <w:szCs w:val="22"/>
+        </w:rPr>
+        <w:t xml:space="preserve">{% if </w:t>
+      </w:r>
       <w:proofErr w:type="spellStart"/>
+      <w:r>
+        <w:rPr>
+          <w:rFonts w:ascii="Arial" w:hAnsi="Arial" w:cs="Arial"/>
+          <w:color w:val="156082" w:themeColor="accent1"/>
+          <w:sz w:val="22"/>
+          <w:szCs w:val="22"/>
+        </w:rPr>
+        <w:t>party_</w:t>
+      </w:r>
+      <w:proofErr w:type="gramStart"/>
+      <w:r>
+        <w:rPr>
+          <w:rFonts w:ascii="Arial" w:hAnsi="Arial" w:cs="Arial"/>
+          <w:color w:val="156082" w:themeColor="accent1"/>
+          <w:sz w:val="22"/>
+          <w:szCs w:val="22"/>
+        </w:rPr>
+        <w:t>a</w:t>
+      </w:r>
+      <w:r>
+        <w:rPr>
+          <w:rFonts w:ascii="Arial" w:hAnsi="Arial" w:cs="Arial"/>
+          <w:color w:val="156082" w:themeColor="accent1"/>
+          <w:sz w:val="22"/>
+          <w:szCs w:val="22"/>
+        </w:rPr>
+        <w:t>.debt</w:t>
+      </w:r>
+      <w:proofErr w:type="gramEnd"/>
+      <w:r>
+        <w:rPr>
+          <w:rFonts w:ascii="Arial" w:hAnsi="Arial" w:cs="Arial"/>
+          <w:color w:val="156082" w:themeColor="accent1"/>
+          <w:sz w:val="22"/>
+          <w:szCs w:val="22"/>
+        </w:rPr>
+        <w:t>_</w:t>
+      </w:r>
+      <w:proofErr w:type="gramStart"/>
+      <w:r>
+        <w:rPr>
+          <w:rFonts w:ascii="Arial" w:hAnsi="Arial" w:cs="Arial"/>
+          <w:color w:val="156082" w:themeColor="accent1"/>
+          <w:sz w:val="22"/>
+          <w:szCs w:val="22"/>
+        </w:rPr>
+        <w:t>listed</w:t>
+      </w:r>
       <w:proofErr w:type="spellEnd"/>
-    </w:p>
-    <w:p>
-      <w:pPr>
-        <w:spacing w:after="0" w:line="276" w:lineRule="auto"/>
-        <w:jc w:val="both"/>
-        <w:rPr>
-          <w:rFonts w:ascii="Arial" w:hAnsi="Arial" w:cs="Arial"/>
-          <w:sz w:val="22"/>
-          <w:szCs w:val="22"/>
-        </w:rPr>
-      </w:pPr>
-      <w:r>
-        <w:rPr>
-          <w:rFonts w:ascii="Arial" w:hAnsi="Arial" w:cs="Arial"/>
-          <w:sz w:val="22"/>
-          <w:szCs w:val="22"/>
-        </w:rPr>
-        <w:t>The parties agree that there are no marital liabilities or debts.</w:t>
+      <w:r>
+        <w:rPr>
+          <w:rFonts w:ascii="Arial" w:hAnsi="Arial" w:cs="Arial"/>
+          <w:color w:val="156082" w:themeColor="accent1"/>
+          <w:sz w:val="22"/>
+          <w:szCs w:val="22"/>
+        </w:rPr>
+        <w:t xml:space="preserve"> %}</w:t>
+      </w:r>
+      <w:proofErr w:type="gramEnd"/>
+    </w:p>
+    <w:p>
+      <w:pPr>
+        <w:spacing w:after="0" w:line="276" w:lineRule="auto"/>
+        <w:jc w:val="both"/>
+        <w:rPr>
+          <w:rFonts w:ascii="Arial" w:hAnsi="Arial" w:cs="Arial"/>
+          <w:sz w:val="22"/>
+          <w:szCs w:val="22"/>
+        </w:rPr>
+      </w:pPr>
+      <w:r>
+        <w:rPr>
+          <w:rFonts w:ascii="Arial" w:hAnsi="Arial" w:cs="Arial"/>
+          <w:sz w:val="22"/>
+          <w:szCs w:val="22"/>
+        </w:rPr>
+        <w:t xml:space="preserve">The parties agree that Party A shall be responsible for the following liability or debt:  </w:t>
+      </w:r>
+    </w:p>
+    <w:p>
+      <w:pPr>
+        <w:spacing w:after="0" w:line="276" w:lineRule="auto"/>
+        <w:jc w:val="both"/>
+        <w:rPr>
+          <w:rFonts w:ascii="Arial" w:hAnsi="Arial" w:cs="Arial"/>
+          <w:color w:val="156082" w:themeColor="accent1"/>
+          <w:sz w:val="22"/>
+          <w:szCs w:val="22"/>
+        </w:rPr>
+      </w:pPr>
+      <w:proofErr w:type="gramStart"/>
+      <w:r>
+        <w:rPr>
+          <w:rFonts w:ascii="Arial" w:hAnsi="Arial" w:cs="Arial"/>
+          <w:color w:val="156082" w:themeColor="accent1"/>
+          <w:sz w:val="22"/>
+          <w:szCs w:val="22"/>
+        </w:rPr>
+        <w:t xml:space="preserve">{{ </w:t>
+      </w:r>
+      <w:proofErr w:type="spellStart"/>
+      <w:r>
+        <w:rPr>
+          <w:rFonts w:ascii="Arial" w:hAnsi="Arial" w:cs="Arial"/>
+          <w:color w:val="156082" w:themeColor="accent1"/>
+          <w:sz w:val="22"/>
+          <w:szCs w:val="22"/>
+        </w:rPr>
+        <w:t>party</w:t>
+      </w:r>
+      <w:proofErr w:type="gramEnd"/>
+      <w:r>
+        <w:rPr>
+          <w:rFonts w:ascii="Arial" w:hAnsi="Arial" w:cs="Arial"/>
+          <w:color w:val="156082" w:themeColor="accent1"/>
+          <w:sz w:val="22"/>
+          <w:szCs w:val="22"/>
+        </w:rPr>
+        <w:t>_</w:t>
+      </w:r>
+      <w:proofErr w:type="gramStart"/>
+      <w:r>
+        <w:rPr>
+          <w:rFonts w:ascii="Arial" w:hAnsi="Arial" w:cs="Arial"/>
+          <w:color w:val="156082" w:themeColor="accent1"/>
+          <w:sz w:val="22"/>
+          <w:szCs w:val="22"/>
+        </w:rPr>
+        <w:t>a</w:t>
+      </w:r>
+      <w:r>
+        <w:rPr>
+          <w:rFonts w:ascii="Arial" w:hAnsi="Arial" w:cs="Arial"/>
+          <w:color w:val="156082" w:themeColor="accent1"/>
+          <w:sz w:val="22"/>
+          <w:szCs w:val="22"/>
+        </w:rPr>
+        <w:t>.debt</w:t>
+      </w:r>
+      <w:proofErr w:type="gramEnd"/>
+      <w:r>
+        <w:rPr>
+          <w:rFonts w:ascii="Arial" w:hAnsi="Arial" w:cs="Arial"/>
+          <w:color w:val="156082" w:themeColor="accent1"/>
+          <w:sz w:val="22"/>
+          <w:szCs w:val="22"/>
+        </w:rPr>
+        <w:t>_</w:t>
+      </w:r>
+      <w:proofErr w:type="gramStart"/>
+      <w:r>
+        <w:rPr>
+          <w:rFonts w:ascii="Arial" w:hAnsi="Arial" w:cs="Arial"/>
+          <w:color w:val="156082" w:themeColor="accent1"/>
+          <w:sz w:val="22"/>
+          <w:szCs w:val="22"/>
+        </w:rPr>
+        <w:t>description</w:t>
+      </w:r>
+      <w:proofErr w:type="spellEnd"/>
+      <w:r>
+        <w:rPr>
+          <w:rFonts w:ascii="Arial" w:hAnsi="Arial" w:cs="Arial"/>
+          <w:color w:val="156082" w:themeColor="accent1"/>
+          <w:sz w:val="22"/>
+          <w:szCs w:val="22"/>
+        </w:rPr>
+        <w:t xml:space="preserve"> }</w:t>
+      </w:r>
+      <w:proofErr w:type="gramEnd"/>
+      <w:r>
+        <w:rPr>
+          <w:rFonts w:ascii="Arial" w:hAnsi="Arial" w:cs="Arial"/>
+          <w:color w:val="156082" w:themeColor="accent1"/>
+          <w:sz w:val="22"/>
+          <w:szCs w:val="22"/>
+        </w:rPr>
+        <w:t>}</w:t>
       </w:r>
     </w:p>
     <w:p>
@@ -6675,28 +7859,187 @@
           <w:sz w:val="22"/>
           <w:szCs w:val="22"/>
         </w:rPr>
-        <w:t>{% if individual_debt_responsible_each %}</w:t>
+        <w:t xml:space="preserve">{% if </w:t>
       </w:r>
       <w:proofErr w:type="spellStart"/>
+      <w:r>
+        <w:rPr>
+          <w:rFonts w:ascii="Arial" w:hAnsi="Arial" w:cs="Arial"/>
+          <w:color w:val="156082" w:themeColor="accent1"/>
+          <w:sz w:val="22"/>
+          <w:szCs w:val="22"/>
+        </w:rPr>
+        <w:t>party_</w:t>
+      </w:r>
+      <w:proofErr w:type="gramStart"/>
+      <w:r>
+        <w:rPr>
+          <w:rFonts w:ascii="Arial" w:hAnsi="Arial" w:cs="Arial"/>
+          <w:color w:val="156082" w:themeColor="accent1"/>
+          <w:sz w:val="22"/>
+          <w:szCs w:val="22"/>
+        </w:rPr>
+        <w:t>b</w:t>
+      </w:r>
+      <w:r>
+        <w:rPr>
+          <w:rFonts w:ascii="Arial" w:hAnsi="Arial" w:cs="Arial"/>
+          <w:color w:val="156082" w:themeColor="accent1"/>
+          <w:sz w:val="22"/>
+          <w:szCs w:val="22"/>
+        </w:rPr>
+        <w:t>.debt</w:t>
+      </w:r>
+      <w:proofErr w:type="gramEnd"/>
+      <w:r>
+        <w:rPr>
+          <w:rFonts w:ascii="Arial" w:hAnsi="Arial" w:cs="Arial"/>
+          <w:color w:val="156082" w:themeColor="accent1"/>
+          <w:sz w:val="22"/>
+          <w:szCs w:val="22"/>
+        </w:rPr>
+        <w:t>_</w:t>
+      </w:r>
+      <w:proofErr w:type="gramStart"/>
+      <w:r>
+        <w:rPr>
+          <w:rFonts w:ascii="Arial" w:hAnsi="Arial" w:cs="Arial"/>
+          <w:color w:val="156082" w:themeColor="accent1"/>
+          <w:sz w:val="22"/>
+          <w:szCs w:val="22"/>
+        </w:rPr>
+        <w:t>listed</w:t>
+      </w:r>
       <w:proofErr w:type="spellEnd"/>
-    </w:p>
-    <w:p>
-      <w:pPr>
-        <w:spacing w:after="0" w:line="276" w:lineRule="auto"/>
-        <w:jc w:val="both"/>
-        <w:rPr>
-          <w:rFonts w:ascii="Arial" w:hAnsi="Arial" w:cs="Arial"/>
-          <w:sz w:val="22"/>
-          <w:szCs w:val="22"/>
-        </w:rPr>
-      </w:pPr>
-      <w:r>
-        <w:rPr>
-          <w:rFonts w:ascii="Arial" w:hAnsi="Arial" w:cs="Arial"/>
-          <w:sz w:val="22"/>
-          <w:szCs w:val="22"/>
-        </w:rPr>
-        <w:t>The parties agree that they shall each be responsible for any liabilities or debts held in their individual names.</w:t>
+      <w:r>
+        <w:rPr>
+          <w:rFonts w:ascii="Arial" w:hAnsi="Arial" w:cs="Arial"/>
+          <w:color w:val="156082" w:themeColor="accent1"/>
+          <w:sz w:val="22"/>
+          <w:szCs w:val="22"/>
+        </w:rPr>
+        <w:t xml:space="preserve"> %}</w:t>
+      </w:r>
+      <w:proofErr w:type="gramEnd"/>
+    </w:p>
+    <w:p>
+      <w:pPr>
+        <w:spacing w:after="0" w:line="276" w:lineRule="auto"/>
+        <w:jc w:val="both"/>
+        <w:rPr>
+          <w:rFonts w:ascii="Arial" w:hAnsi="Arial" w:cs="Arial"/>
+          <w:sz w:val="22"/>
+          <w:szCs w:val="22"/>
+        </w:rPr>
+      </w:pPr>
+      <w:r>
+        <w:rPr>
+          <w:rFonts w:ascii="Arial" w:hAnsi="Arial" w:cs="Arial"/>
+          <w:sz w:val="22"/>
+          <w:szCs w:val="22"/>
+        </w:rPr>
+        <w:t xml:space="preserve">The parties agree that Party B shall be responsible for the following liability or debt:  </w:t>
+      </w:r>
+    </w:p>
+    <w:p>
+      <w:pPr>
+        <w:spacing w:after="0" w:line="276" w:lineRule="auto"/>
+        <w:jc w:val="both"/>
+        <w:rPr>
+          <w:rFonts w:ascii="Arial" w:hAnsi="Arial" w:cs="Arial"/>
+          <w:color w:val="156082" w:themeColor="accent1"/>
+          <w:sz w:val="22"/>
+          <w:szCs w:val="22"/>
+        </w:rPr>
+      </w:pPr>
+      <w:proofErr w:type="gramStart"/>
+      <w:r>
+        <w:rPr>
+          <w:rFonts w:ascii="Arial" w:hAnsi="Arial" w:cs="Arial"/>
+          <w:color w:val="156082" w:themeColor="accent1"/>
+          <w:sz w:val="22"/>
+          <w:szCs w:val="22"/>
+        </w:rPr>
+        <w:t xml:space="preserve">{{ </w:t>
+      </w:r>
+      <w:proofErr w:type="spellStart"/>
+      <w:r>
+        <w:rPr>
+          <w:rFonts w:ascii="Arial" w:hAnsi="Arial" w:cs="Arial"/>
+          <w:color w:val="156082" w:themeColor="accent1"/>
+          <w:sz w:val="22"/>
+          <w:szCs w:val="22"/>
+        </w:rPr>
+        <w:t>party</w:t>
+      </w:r>
+      <w:proofErr w:type="gramEnd"/>
+      <w:r>
+        <w:rPr>
+          <w:rFonts w:ascii="Arial" w:hAnsi="Arial" w:cs="Arial"/>
+          <w:color w:val="156082" w:themeColor="accent1"/>
+          <w:sz w:val="22"/>
+          <w:szCs w:val="22"/>
+        </w:rPr>
+        <w:t>_</w:t>
+      </w:r>
+      <w:proofErr w:type="gramStart"/>
+      <w:r>
+        <w:rPr>
+          <w:rFonts w:ascii="Arial" w:hAnsi="Arial" w:cs="Arial"/>
+          <w:color w:val="156082" w:themeColor="accent1"/>
+          <w:sz w:val="22"/>
+          <w:szCs w:val="22"/>
+        </w:rPr>
+        <w:t>b</w:t>
+      </w:r>
+      <w:r>
+        <w:rPr>
+          <w:rFonts w:ascii="Arial" w:hAnsi="Arial" w:cs="Arial"/>
+          <w:color w:val="156082" w:themeColor="accent1"/>
+          <w:sz w:val="22"/>
+          <w:szCs w:val="22"/>
+        </w:rPr>
+        <w:t>.debt</w:t>
+      </w:r>
+      <w:proofErr w:type="gramEnd"/>
+      <w:r>
+        <w:rPr>
+          <w:rFonts w:ascii="Arial" w:hAnsi="Arial" w:cs="Arial"/>
+          <w:color w:val="156082" w:themeColor="accent1"/>
+          <w:sz w:val="22"/>
+          <w:szCs w:val="22"/>
+        </w:rPr>
+        <w:t>_</w:t>
+      </w:r>
+      <w:proofErr w:type="gramStart"/>
+      <w:r>
+        <w:rPr>
+          <w:rFonts w:ascii="Arial" w:hAnsi="Arial" w:cs="Arial"/>
+          <w:color w:val="156082" w:themeColor="accent1"/>
+          <w:sz w:val="22"/>
+          <w:szCs w:val="22"/>
+        </w:rPr>
+        <w:t>description</w:t>
+      </w:r>
+      <w:proofErr w:type="spellEnd"/>
+      <w:r>
+        <w:rPr>
+          <w:rFonts w:ascii="Arial" w:hAnsi="Arial" w:cs="Arial"/>
+          <w:color w:val="156082" w:themeColor="accent1"/>
+          <w:sz w:val="22"/>
+          <w:szCs w:val="22"/>
+        </w:rPr>
+        <w:t xml:space="preserve"> }</w:t>
+      </w:r>
+      <w:proofErr w:type="gramEnd"/>
+      <w:r>
+        <w:rPr>
+          <w:rFonts w:ascii="Arial" w:hAnsi="Arial" w:cs="Arial"/>
+          <w:color w:val="156082" w:themeColor="accent1"/>
+          <w:sz w:val="22"/>
+          <w:szCs w:val="22"/>
+        </w:rPr>
+        <w:t>}</w:t>
       </w:r>
     </w:p>
     <w:p>
@@ -6750,228 +8093,8 @@
           <w:sz w:val="22"/>
           <w:szCs w:val="22"/>
         </w:rPr>
-        <w:t>{% if users[0].debt_listed %}</w:t>
-      </w:r>
-      <w:proofErr w:type="gramStart"/>
-      <w:proofErr w:type="gramEnd"/>
-      <w:proofErr w:type="gramStart"/>
-      <w:proofErr w:type="spellStart"/>
-      <w:proofErr w:type="gramEnd"/>
-      <w:proofErr w:type="spellEnd"/>
-    </w:p>
-    <w:p>
-      <w:pPr>
-        <w:spacing w:after="0" w:line="276" w:lineRule="auto"/>
-        <w:jc w:val="both"/>
-        <w:rPr>
-          <w:rFonts w:ascii="Arial" w:hAnsi="Arial" w:cs="Arial"/>
-          <w:sz w:val="22"/>
-          <w:szCs w:val="22"/>
-        </w:rPr>
-      </w:pPr>
-      <w:r>
-        <w:rPr>
-          <w:rFonts w:ascii="Arial" w:hAnsi="Arial" w:cs="Arial"/>
-          <w:sz w:val="22"/>
-          <w:szCs w:val="22"/>
-        </w:rPr>
-        <w:t xml:space="preserve">The parties agree that Party A shall be responsible for the following liability or debt:  </w:t>
-      </w:r>
-    </w:p>
-    <w:p>
-      <w:pPr>
-        <w:spacing w:after="0" w:line="276" w:lineRule="auto"/>
-        <w:jc w:val="both"/>
-        <w:rPr>
-          <w:rFonts w:ascii="Arial" w:hAnsi="Arial" w:cs="Arial"/>
-          <w:color w:val="156082" w:themeColor="accent1"/>
-          <w:sz w:val="22"/>
-          <w:szCs w:val="22"/>
-        </w:rPr>
-      </w:pPr>
-      <w:proofErr w:type="gramStart"/>
-      <w:r>
-        <w:rPr>
-          <w:rFonts w:ascii="Arial" w:hAnsi="Arial" w:cs="Arial"/>
-          <w:color w:val="156082" w:themeColor="accent1"/>
-          <w:sz w:val="22"/>
-          <w:szCs w:val="22"/>
-        </w:rPr>
-        <w:t>{{ users[0].debt_description }}</w:t>
-      </w:r>
-      <w:proofErr w:type="gramEnd"/>
-      <w:proofErr w:type="gramStart"/>
-      <w:proofErr w:type="spellStart"/>
-      <w:proofErr w:type="gramEnd"/>
-      <w:proofErr w:type="gramStart"/>
-      <w:proofErr w:type="spellEnd"/>
-      <w:proofErr w:type="gramEnd"/>
-    </w:p>
-    <w:p>
-      <w:pPr>
-        <w:spacing w:after="0" w:line="276" w:lineRule="auto"/>
-        <w:jc w:val="both"/>
-        <w:rPr>
-          <w:rFonts w:ascii="Arial" w:hAnsi="Arial" w:cs="Arial"/>
-          <w:color w:val="156082" w:themeColor="accent1"/>
-          <w:sz w:val="22"/>
-          <w:szCs w:val="22"/>
-        </w:rPr>
-      </w:pPr>
-      <w:r>
-        <w:rPr>
-          <w:rFonts w:ascii="Arial" w:hAnsi="Arial" w:cs="Arial"/>
-          <w:color w:val="156082" w:themeColor="accent1"/>
-          <w:sz w:val="22"/>
-          <w:szCs w:val="22"/>
-        </w:rPr>
-        <w:t>{% endif %}</w:t>
-      </w:r>
-    </w:p>
-    <w:p>
-      <w:pPr>
-        <w:spacing w:after="0" w:line="276" w:lineRule="auto"/>
-        <w:jc w:val="both"/>
-        <w:rPr>
-          <w:rFonts w:ascii="Arial" w:hAnsi="Arial" w:cs="Arial"/>
-          <w:color w:val="156082" w:themeColor="accent1"/>
-          <w:sz w:val="22"/>
-          <w:szCs w:val="22"/>
-        </w:rPr>
-      </w:pPr>
-    </w:p>
-    <w:p>
-      <w:pPr>
-        <w:spacing w:after="0" w:line="276" w:lineRule="auto"/>
-        <w:jc w:val="both"/>
-        <w:rPr>
-          <w:rFonts w:ascii="Arial" w:hAnsi="Arial" w:cs="Arial"/>
-          <w:color w:val="156082" w:themeColor="accent1"/>
-          <w:sz w:val="22"/>
-          <w:szCs w:val="22"/>
-        </w:rPr>
-      </w:pPr>
-      <w:r>
-        <w:rPr>
-          <w:rFonts w:ascii="Arial" w:hAnsi="Arial" w:cs="Arial"/>
-          <w:color w:val="156082" w:themeColor="accent1"/>
-          <w:sz w:val="22"/>
-          <w:szCs w:val="22"/>
-        </w:rPr>
-        <w:t>{% if other_parties[0].debt_listed %}</w:t>
-      </w:r>
-      <w:proofErr w:type="gramStart"/>
-      <w:proofErr w:type="gramEnd"/>
-      <w:proofErr w:type="gramStart"/>
-      <w:proofErr w:type="spellStart"/>
-      <w:proofErr w:type="gramEnd"/>
-      <w:proofErr w:type="spellEnd"/>
-    </w:p>
-    <w:p>
-      <w:pPr>
-        <w:spacing w:after="0" w:line="276" w:lineRule="auto"/>
-        <w:jc w:val="both"/>
-        <w:rPr>
-          <w:rFonts w:ascii="Arial" w:hAnsi="Arial" w:cs="Arial"/>
-          <w:sz w:val="22"/>
-          <w:szCs w:val="22"/>
-        </w:rPr>
-      </w:pPr>
-      <w:r>
-        <w:rPr>
-          <w:rFonts w:ascii="Arial" w:hAnsi="Arial" w:cs="Arial"/>
-          <w:sz w:val="22"/>
-          <w:szCs w:val="22"/>
-        </w:rPr>
-        <w:t xml:space="preserve">The parties agree that Party B shall be responsible for the following liability or debt:  </w:t>
-      </w:r>
-    </w:p>
-    <w:p>
-      <w:pPr>
-        <w:spacing w:after="0" w:line="276" w:lineRule="auto"/>
-        <w:jc w:val="both"/>
-        <w:rPr>
-          <w:rFonts w:ascii="Arial" w:hAnsi="Arial" w:cs="Arial"/>
-          <w:color w:val="156082" w:themeColor="accent1"/>
-          <w:sz w:val="22"/>
-          <w:szCs w:val="22"/>
-        </w:rPr>
-      </w:pPr>
-      <w:proofErr w:type="gramStart"/>
-      <w:r>
-        <w:rPr>
-          <w:rFonts w:ascii="Arial" w:hAnsi="Arial" w:cs="Arial"/>
-          <w:color w:val="156082" w:themeColor="accent1"/>
-          <w:sz w:val="22"/>
-          <w:szCs w:val="22"/>
-        </w:rPr>
-        <w:t>{{ other_parties[0].debt_description }}</w:t>
-      </w:r>
-      <w:proofErr w:type="gramEnd"/>
-      <w:proofErr w:type="gramStart"/>
-      <w:proofErr w:type="gramEnd"/>
-      <w:proofErr w:type="gramStart"/>
-      <w:proofErr w:type="spellStart"/>
-      <w:proofErr w:type="gramEnd"/>
-      <w:proofErr w:type="gramStart"/>
-      <w:proofErr w:type="spellEnd"/>
-      <w:proofErr w:type="gramEnd"/>
-    </w:p>
-    <w:p>
-      <w:pPr>
-        <w:spacing w:after="0" w:line="276" w:lineRule="auto"/>
-        <w:jc w:val="both"/>
-        <w:rPr>
-          <w:rFonts w:ascii="Arial" w:hAnsi="Arial" w:cs="Arial"/>
-          <w:color w:val="156082" w:themeColor="accent1"/>
-          <w:sz w:val="22"/>
-          <w:szCs w:val="22"/>
-        </w:rPr>
-      </w:pPr>
-      <w:r>
-        <w:rPr>
-          <w:rFonts w:ascii="Arial" w:hAnsi="Arial" w:cs="Arial"/>
-          <w:color w:val="156082" w:themeColor="accent1"/>
-          <w:sz w:val="22"/>
-          <w:szCs w:val="22"/>
-        </w:rPr>
-        <w:t>{% endif %}</w:t>
-      </w:r>
-    </w:p>
-    <w:p>
-      <w:pPr>
-        <w:spacing w:after="0" w:line="276" w:lineRule="auto"/>
-        <w:jc w:val="both"/>
-        <w:rPr>
-          <w:rFonts w:ascii="Arial" w:hAnsi="Arial" w:cs="Arial"/>
-          <w:color w:val="156082" w:themeColor="accent1"/>
-          <w:sz w:val="22"/>
-          <w:szCs w:val="22"/>
-        </w:rPr>
-      </w:pPr>
-    </w:p>
-    <w:p>
-      <w:pPr>
-        <w:spacing w:after="0" w:line="276" w:lineRule="auto"/>
-        <w:jc w:val="both"/>
-        <w:rPr>
-          <w:rFonts w:ascii="Arial" w:hAnsi="Arial" w:cs="Arial"/>
-          <w:color w:val="156082" w:themeColor="accent1"/>
-          <w:sz w:val="22"/>
-          <w:szCs w:val="22"/>
-        </w:rPr>
-      </w:pPr>
-      <w:r>
-        <w:rPr>
-          <w:rFonts w:ascii="Arial" w:hAnsi="Arial" w:cs="Arial"/>
-          <w:color w:val="156082" w:themeColor="accent1"/>
-          <w:sz w:val="22"/>
-          <w:szCs w:val="22"/>
-        </w:rPr>
         <w:t>{% if debt_custom_terms %}</w:t>
       </w:r>
-      <w:proofErr w:type="spellStart"/>
-      <w:proofErr w:type="spellEnd"/>
     </w:p>
     <w:p>
       <w:pPr>
@@ -7010,12 +8133,28 @@
           <w:sz w:val="22"/>
           <w:szCs w:val="22"/>
         </w:rPr>
-        <w:t>{% if debt_custom_description | trim  %}</w:t>
-      </w:r>
-      <w:proofErr w:type="spellStart"/>
-      <w:proofErr w:type="spellEnd"/>
-      <w:proofErr w:type="gramStart"/>
-      <w:proofErr w:type="gramEnd"/>
+        <w:t xml:space="preserve">{% if debt_custom_description | </w:t>
+      </w:r>
+      <w:proofErr w:type="gramStart"/>
+      <w:r>
+        <w:rPr>
+          <w:rFonts w:ascii="Arial" w:hAnsi="Arial" w:cs="Arial"/>
+          <w:color w:val="156082" w:themeColor="accent1"/>
+          <w:sz w:val="22"/>
+          <w:szCs w:val="22"/>
+        </w:rPr>
+        <w:t>trim  %</w:t>
+      </w:r>
+      <w:proofErr w:type="gramEnd"/>
+      <w:r>
+        <w:rPr>
+          <w:rFonts w:ascii="Arial" w:hAnsi="Arial" w:cs="Arial"/>
+          <w:color w:val="156082" w:themeColor="accent1"/>
+          <w:sz w:val="22"/>
+          <w:szCs w:val="22"/>
+        </w:rPr>
+        <w:t>}</w:t>
+      </w:r>
     </w:p>
     <w:p>
       <w:r>
@@ -7233,7 +8372,6 @@
           <w:sz w:val="28"/>
           <w:szCs w:val="28"/>
         </w:rPr>
-        <w:lastRenderedPageBreak/>
         <w:t>EXHIBIT F</w:t>
       </w:r>
     </w:p>
@@ -7298,8 +8436,6 @@
         </w:rPr>
         <w:t>{% if no_retirement_benefits %}</w:t>
       </w:r>
-      <w:proofErr w:type="spellStart"/>
-      <w:proofErr w:type="spellEnd"/>
     </w:p>
     <w:p>
       <w:pPr>
@@ -7373,8 +8509,6 @@
         </w:rPr>
         <w:t>{% if retirement_interest_waived %}</w:t>
       </w:r>
-      <w:proofErr w:type="spellStart"/>
-      <w:proofErr w:type="spellEnd"/>
     </w:p>
     <w:p>
       <w:pPr>
@@ -7448,8 +8582,6 @@
         </w:rPr>
         <w:t>{% if retirement_benefits_divided %}</w:t>
       </w:r>
-      <w:proofErr w:type="spellStart"/>
-      <w:proofErr w:type="spellEnd"/>
     </w:p>
     <w:p>
       <w:pPr>
@@ -7489,13 +8621,38 @@
           <w:sz w:val="22"/>
           <w:szCs w:val="22"/>
         </w:rPr>
-        <w:t>{{ retirement_division_description }}</w:t>
-      </w:r>
-      <w:proofErr w:type="spellStart"/>
-      <w:proofErr w:type="gramEnd"/>
-      <w:proofErr w:type="gramStart"/>
-      <w:proofErr w:type="spellEnd"/>
-      <w:proofErr w:type="gramEnd"/>
+        <w:t>{{ retirement</w:t>
+      </w:r>
+      <w:proofErr w:type="gramEnd"/>
+      <w:r>
+        <w:rPr>
+          <w:rFonts w:ascii="Arial" w:hAnsi="Arial" w:cs="Arial"/>
+          <w:color w:val="156082" w:themeColor="accent1"/>
+          <w:sz w:val="22"/>
+          <w:szCs w:val="22"/>
+        </w:rPr>
+        <w:t>_division_</w:t>
+      </w:r>
+      <w:proofErr w:type="gramStart"/>
+      <w:r>
+        <w:rPr>
+          <w:rFonts w:ascii="Arial" w:hAnsi="Arial" w:cs="Arial"/>
+          <w:color w:val="156082" w:themeColor="accent1"/>
+          <w:sz w:val="22"/>
+          <w:szCs w:val="22"/>
+        </w:rPr>
+        <w:t>description }</w:t>
+      </w:r>
+      <w:proofErr w:type="gramEnd"/>
+      <w:r>
+        <w:rPr>
+          <w:rFonts w:ascii="Arial" w:hAnsi="Arial" w:cs="Arial"/>
+          <w:color w:val="156082" w:themeColor="accent1"/>
+          <w:sz w:val="22"/>
+          <w:szCs w:val="22"/>
+        </w:rPr>
+        <w:t>}</w:t>
+      </w:r>
     </w:p>
     <w:p>
       <w:pPr>
@@ -7810,7 +8967,6 @@
           <w:sz w:val="28"/>
           <w:szCs w:val="28"/>
         </w:rPr>
-        <w:lastRenderedPageBreak/>
         <w:t xml:space="preserve">EXHIBIT G </w:t>
       </w:r>
     </w:p>
@@ -7879,8 +9035,6 @@
         </w:rPr>
         <w:t>{% if no_life_insurance %}</w:t>
       </w:r>
-      <w:proofErr w:type="spellStart"/>
-      <w:proofErr w:type="spellEnd"/>
     </w:p>
     <w:p>
       <w:pPr>
@@ -8106,8 +9260,6 @@
         </w:rPr>
         <w:t>{% if life_insurance_custom_terms %}</w:t>
       </w:r>
-      <w:proofErr w:type="spellStart"/>
-      <w:proofErr w:type="spellEnd"/>
     </w:p>
     <w:p>
       <w:pPr>
@@ -8149,13 +9301,38 @@
           <w:sz w:val="22"/>
           <w:szCs w:val="22"/>
         </w:rPr>
-        <w:t>{{ life_insurance_custom_description }}</w:t>
-      </w:r>
-      <w:proofErr w:type="spellStart"/>
-      <w:proofErr w:type="gramEnd"/>
-      <w:proofErr w:type="gramStart"/>
-      <w:proofErr w:type="spellEnd"/>
-      <w:proofErr w:type="gramEnd"/>
+        <w:t>{{ life</w:t>
+      </w:r>
+      <w:proofErr w:type="gramEnd"/>
+      <w:r>
+        <w:rPr>
+          <w:rFonts w:ascii="Arial" w:hAnsi="Arial" w:cs="Arial"/>
+          <w:color w:val="156082" w:themeColor="accent1"/>
+          <w:sz w:val="22"/>
+          <w:szCs w:val="22"/>
+        </w:rPr>
+        <w:t>_insurance_custom_</w:t>
+      </w:r>
+      <w:proofErr w:type="gramStart"/>
+      <w:r>
+        <w:rPr>
+          <w:rFonts w:ascii="Arial" w:hAnsi="Arial" w:cs="Arial"/>
+          <w:color w:val="156082" w:themeColor="accent1"/>
+          <w:sz w:val="22"/>
+          <w:szCs w:val="22"/>
+        </w:rPr>
+        <w:t>description }</w:t>
+      </w:r>
+      <w:proofErr w:type="gramEnd"/>
+      <w:r>
+        <w:rPr>
+          <w:rFonts w:ascii="Arial" w:hAnsi="Arial" w:cs="Arial"/>
+          <w:color w:val="156082" w:themeColor="accent1"/>
+          <w:sz w:val="22"/>
+          <w:szCs w:val="22"/>
+        </w:rPr>
+        <w:t>}</w:t>
+      </w:r>
     </w:p>
     <w:p>
       <w:pPr>
@@ -8378,7 +9555,6 @@
           <w:sz w:val="28"/>
           <w:szCs w:val="28"/>
         </w:rPr>
-        <w:lastRenderedPageBreak/>
         <w:t>EXHIBIT H</w:t>
       </w:r>
     </w:p>
@@ -8444,8 +9620,6 @@
         </w:rPr>
         <w:t>{% if has_children %}</w:t>
       </w:r>
-      <w:proofErr w:type="spellStart"/>
-      <w:proofErr w:type="spellEnd"/>
     </w:p>
     <w:p>
       <w:pPr>
@@ -8501,8 +9675,6 @@
         </w:rPr>
         <w:t>{% if custody_joint_legal_split_physical %}</w:t>
       </w:r>
-      <w:proofErr w:type="spellStart"/>
-      <w:proofErr w:type="spellEnd"/>
     </w:p>
     <w:p>
       <w:pPr>
@@ -8530,17 +9702,49 @@
           <w:sz w:val="22"/>
           <w:szCs w:val="22"/>
         </w:rPr>
-        <w:t>{{ physical_custody_holder }}</w:t>
-      </w:r>
-      <w:proofErr w:type="spellStart"/>
-      <w:proofErr w:type="gramEnd"/>
-      <w:proofErr w:type="gramStart"/>
-      <w:proofErr w:type="spellEnd"/>
-      <w:proofErr w:type="gramEnd"/>
-      <w:r>
-        <w:rPr>
-          <w:rFonts w:ascii="Arial" w:hAnsi="Arial" w:cs="Arial"/>
-          <w:color w:val="156082" w:themeColor="accent1"/>
+        <w:t>{{ physical</w:t>
+      </w:r>
+      <w:proofErr w:type="gramEnd"/>
+      <w:r>
+        <w:rPr>
+          <w:rFonts w:ascii="Arial" w:hAnsi="Arial" w:cs="Arial"/>
+          <w:color w:val="156082" w:themeColor="accent1"/>
+          <w:sz w:val="22"/>
+          <w:szCs w:val="22"/>
+        </w:rPr>
+        <w:t>_custody_</w:t>
+      </w:r>
+      <w:proofErr w:type="gramStart"/>
+      <w:r>
+        <w:rPr>
+          <w:rFonts w:ascii="Arial" w:hAnsi="Arial" w:cs="Arial"/>
+          <w:color w:val="156082" w:themeColor="accent1"/>
+          <w:sz w:val="22"/>
+          <w:szCs w:val="22"/>
+        </w:rPr>
+        <w:t>holder }</w:t>
+      </w:r>
+      <w:proofErr w:type="gramEnd"/>
+      <w:r>
+        <w:rPr>
+          <w:rFonts w:ascii="Arial" w:hAnsi="Arial" w:cs="Arial"/>
+          <w:color w:val="156082" w:themeColor="accent1"/>
+          <w:sz w:val="22"/>
+          <w:szCs w:val="22"/>
+        </w:rPr>
+        <w:t xml:space="preserve">} </w:t>
+      </w:r>
+      <w:r>
+        <w:rPr>
+          <w:rFonts w:ascii="Arial" w:hAnsi="Arial" w:cs="Arial"/>
+          <w:sz w:val="22"/>
+          <w:szCs w:val="22"/>
+        </w:rPr>
+        <w:t>shall have physical custody.</w:t>
+      </w:r>
+      <w:r>
+        <w:rPr>
+          <w:rFonts w:ascii="Arial" w:hAnsi="Arial" w:cs="Arial"/>
           <w:sz w:val="22"/>
           <w:szCs w:val="22"/>
         </w:rPr>
@@ -8549,10 +9753,51 @@
       <w:r>
         <w:rPr>
           <w:rFonts w:ascii="Arial" w:hAnsi="Arial" w:cs="Arial"/>
-          <w:sz w:val="22"/>
-          <w:szCs w:val="22"/>
-        </w:rPr>
-        <w:t>shall have physical custody.</w:t>
+          <w:color w:val="156082" w:themeColor="accent1"/>
+          <w:sz w:val="22"/>
+          <w:szCs w:val="22"/>
+        </w:rPr>
+        <w:t>{% endif %}</w:t>
+      </w:r>
+    </w:p>
+    <w:p>
+      <w:pPr>
+        <w:spacing w:after="0" w:line="276" w:lineRule="auto"/>
+        <w:jc w:val="both"/>
+        <w:rPr>
+          <w:rFonts w:ascii="Arial" w:hAnsi="Arial" w:cs="Arial"/>
+          <w:color w:val="156082" w:themeColor="accent1"/>
+          <w:sz w:val="22"/>
+          <w:szCs w:val="22"/>
+        </w:rPr>
+      </w:pPr>
+      <w:r>
+        <w:rPr>
+          <w:rFonts w:ascii="Arial" w:hAnsi="Arial" w:cs="Arial"/>
+          <w:color w:val="156082" w:themeColor="accent1"/>
+          <w:sz w:val="22"/>
+          <w:szCs w:val="22"/>
+        </w:rPr>
+        <w:t>{% if custody_joint_legal_physical %}</w:t>
+      </w:r>
+    </w:p>
+    <w:p>
+      <w:pPr>
+        <w:spacing w:after="0" w:line="276" w:lineRule="auto"/>
+        <w:jc w:val="both"/>
+        <w:rPr>
+          <w:rFonts w:ascii="Arial" w:hAnsi="Arial" w:cs="Arial"/>
+          <w:sz w:val="22"/>
+          <w:szCs w:val="22"/>
+        </w:rPr>
+      </w:pPr>
+      <w:r>
+        <w:rPr>
+          <w:rFonts w:ascii="Arial" w:hAnsi="Arial" w:cs="Arial"/>
+          <w:sz w:val="22"/>
+          <w:szCs w:val="22"/>
+        </w:rPr>
+        <w:t>The parties shall have joint legal and physical custody of the minor child(ren).</w:t>
       </w:r>
       <w:r>
         <w:rPr>
@@ -8590,37 +9835,78 @@
           <w:sz w:val="22"/>
           <w:szCs w:val="22"/>
         </w:rPr>
-        <w:t>{% if custody_joint_legal_physical %}</w:t>
-      </w:r>
-      <w:proofErr w:type="spellStart"/>
-      <w:proofErr w:type="spellEnd"/>
-    </w:p>
-    <w:p>
-      <w:pPr>
-        <w:spacing w:after="0" w:line="276" w:lineRule="auto"/>
-        <w:jc w:val="both"/>
-        <w:rPr>
-          <w:rFonts w:ascii="Arial" w:hAnsi="Arial" w:cs="Arial"/>
-          <w:sz w:val="22"/>
-          <w:szCs w:val="22"/>
-        </w:rPr>
-      </w:pPr>
-      <w:r>
-        <w:rPr>
-          <w:rFonts w:ascii="Arial" w:hAnsi="Arial" w:cs="Arial"/>
-          <w:sz w:val="22"/>
-          <w:szCs w:val="22"/>
-        </w:rPr>
-        <w:t>The parties shall have joint legal and physical custody of the minor child(ren).</w:t>
-      </w:r>
-      <w:r>
-        <w:rPr>
-          <w:rFonts w:ascii="Arial" w:hAnsi="Arial" w:cs="Arial"/>
-          <w:sz w:val="22"/>
-          <w:szCs w:val="22"/>
-        </w:rPr>
-        <w:t xml:space="preserve"> </w:t>
-      </w:r>
+        <w:t>{% if custody_sole %}</w:t>
+      </w:r>
+    </w:p>
+    <w:p>
+      <w:pPr>
+        <w:spacing w:after="0" w:line="276" w:lineRule="auto"/>
+        <w:jc w:val="both"/>
+        <w:rPr>
+          <w:rFonts w:ascii="Arial" w:hAnsi="Arial" w:cs="Arial"/>
+          <w:sz w:val="22"/>
+          <w:szCs w:val="22"/>
+        </w:rPr>
+      </w:pPr>
+      <w:proofErr w:type="gramStart"/>
+      <w:r>
+        <w:rPr>
+          <w:rFonts w:ascii="Arial" w:hAnsi="Arial" w:cs="Arial"/>
+          <w:color w:val="156082" w:themeColor="accent1"/>
+          <w:sz w:val="22"/>
+          <w:szCs w:val="22"/>
+        </w:rPr>
+        <w:t>{{ sole</w:t>
+      </w:r>
+      <w:proofErr w:type="gramEnd"/>
+      <w:r>
+        <w:rPr>
+          <w:rFonts w:ascii="Arial" w:hAnsi="Arial" w:cs="Arial"/>
+          <w:color w:val="156082" w:themeColor="accent1"/>
+          <w:sz w:val="22"/>
+          <w:szCs w:val="22"/>
+        </w:rPr>
+        <w:t>_custody_</w:t>
+      </w:r>
+      <w:proofErr w:type="gramStart"/>
+      <w:r>
+        <w:rPr>
+          <w:rFonts w:ascii="Arial" w:hAnsi="Arial" w:cs="Arial"/>
+          <w:color w:val="156082" w:themeColor="accent1"/>
+          <w:sz w:val="22"/>
+          <w:szCs w:val="22"/>
+        </w:rPr>
+        <w:t>holder }</w:t>
+      </w:r>
+      <w:proofErr w:type="gramEnd"/>
+      <w:r>
+        <w:rPr>
+          <w:rFonts w:ascii="Arial" w:hAnsi="Arial" w:cs="Arial"/>
+          <w:color w:val="156082" w:themeColor="accent1"/>
+          <w:sz w:val="22"/>
+          <w:szCs w:val="22"/>
+        </w:rPr>
+        <w:t xml:space="preserve">} </w:t>
+      </w:r>
+      <w:r>
+        <w:rPr>
+          <w:rFonts w:ascii="Arial" w:hAnsi="Arial" w:cs="Arial"/>
+          <w:sz w:val="22"/>
+          <w:szCs w:val="22"/>
+        </w:rPr>
+        <w:t>shall have sole legal and physical custody of the minor child(ren).</w:t>
+      </w:r>
+    </w:p>
+    <w:p>
+      <w:pPr>
+        <w:spacing w:after="0" w:line="276" w:lineRule="auto"/>
+        <w:jc w:val="both"/>
+        <w:rPr>
+          <w:rFonts w:ascii="Arial" w:hAnsi="Arial" w:cs="Arial"/>
+          <w:sz w:val="22"/>
+          <w:szCs w:val="22"/>
+        </w:rPr>
+      </w:pPr>
       <w:r>
         <w:rPr>
           <w:rFonts w:ascii="Arial" w:hAnsi="Arial" w:cs="Arial"/>
@@ -8649,96 +9935,8 @@
           <w:sz w:val="22"/>
           <w:szCs w:val="22"/>
         </w:rPr>
-        <w:t>{% if custody_sole %}</w:t>
-      </w:r>
-      <w:proofErr w:type="spellStart"/>
-      <w:proofErr w:type="spellEnd"/>
-    </w:p>
-    <w:p>
-      <w:pPr>
-        <w:spacing w:after="0" w:line="276" w:lineRule="auto"/>
-        <w:jc w:val="both"/>
-        <w:rPr>
-          <w:rFonts w:ascii="Arial" w:hAnsi="Arial" w:cs="Arial"/>
-          <w:sz w:val="22"/>
-          <w:szCs w:val="22"/>
-        </w:rPr>
-      </w:pPr>
-      <w:proofErr w:type="gramStart"/>
-      <w:r>
-        <w:rPr>
-          <w:rFonts w:ascii="Arial" w:hAnsi="Arial" w:cs="Arial"/>
-          <w:color w:val="156082" w:themeColor="accent1"/>
-          <w:sz w:val="22"/>
-          <w:szCs w:val="22"/>
-        </w:rPr>
-        <w:t>{{ sole_custody_holder }}</w:t>
-      </w:r>
-      <w:proofErr w:type="spellStart"/>
-      <w:proofErr w:type="gramEnd"/>
-      <w:proofErr w:type="gramStart"/>
-      <w:proofErr w:type="spellEnd"/>
-      <w:proofErr w:type="gramEnd"/>
-      <w:r>
-        <w:rPr>
-          <w:rFonts w:ascii="Arial" w:hAnsi="Arial" w:cs="Arial"/>
-          <w:color w:val="156082" w:themeColor="accent1"/>
-          <w:sz w:val="22"/>
-          <w:szCs w:val="22"/>
-        </w:rPr>
-        <w:t xml:space="preserve"> </w:t>
-      </w:r>
-      <w:r>
-        <w:rPr>
-          <w:rFonts w:ascii="Arial" w:hAnsi="Arial" w:cs="Arial"/>
-          <w:sz w:val="22"/>
-          <w:szCs w:val="22"/>
-        </w:rPr>
-        <w:t>shall have sole legal and physical custody of the minor child(ren).</w:t>
-      </w:r>
-    </w:p>
-    <w:p>
-      <w:pPr>
-        <w:spacing w:after="0" w:line="276" w:lineRule="auto"/>
-        <w:jc w:val="both"/>
-        <w:rPr>
-          <w:rFonts w:ascii="Arial" w:hAnsi="Arial" w:cs="Arial"/>
-          <w:sz w:val="22"/>
-          <w:szCs w:val="22"/>
-        </w:rPr>
-      </w:pPr>
-      <w:r>
-        <w:rPr>
-          <w:rFonts w:ascii="Arial" w:hAnsi="Arial" w:cs="Arial"/>
-          <w:color w:val="156082" w:themeColor="accent1"/>
-          <w:sz w:val="22"/>
-          <w:szCs w:val="22"/>
-        </w:rPr>
-        <w:t>{% endif %}</w:t>
-      </w:r>
-    </w:p>
-    <w:p>
-      <w:pPr>
-        <w:spacing w:after="0" w:line="276" w:lineRule="auto"/>
-        <w:jc w:val="both"/>
-        <w:rPr>
-          <w:rFonts w:ascii="Arial" w:hAnsi="Arial" w:cs="Arial"/>
-          <w:color w:val="156082" w:themeColor="accent1"/>
-          <w:sz w:val="22"/>
-          <w:szCs w:val="22"/>
-        </w:rPr>
-      </w:pPr>
-      <w:r>
-        <w:rPr>
-          <w:rFonts w:ascii="Arial" w:hAnsi="Arial" w:cs="Arial"/>
-          <w:color w:val="156082" w:themeColor="accent1"/>
-          <w:sz w:val="22"/>
-          <w:szCs w:val="22"/>
-        </w:rPr>
         <w:t>{% if custody_custom_terms %}</w:t>
       </w:r>
-      <w:proofErr w:type="spellStart"/>
-      <w:proofErr w:type="spellEnd"/>
     </w:p>
     <w:p>
       <w:pPr>
@@ -8777,13 +9975,38 @@
           <w:sz w:val="22"/>
           <w:szCs w:val="22"/>
         </w:rPr>
-        <w:t>{{ custody_custom_description }}</w:t>
-      </w:r>
-      <w:proofErr w:type="spellStart"/>
-      <w:proofErr w:type="gramEnd"/>
-      <w:proofErr w:type="gramStart"/>
-      <w:proofErr w:type="spellEnd"/>
-      <w:proofErr w:type="gramEnd"/>
+        <w:t>{{ custody</w:t>
+      </w:r>
+      <w:proofErr w:type="gramEnd"/>
+      <w:r>
+        <w:rPr>
+          <w:rFonts w:ascii="Arial" w:hAnsi="Arial" w:cs="Arial"/>
+          <w:color w:val="156082" w:themeColor="accent1"/>
+          <w:sz w:val="22"/>
+          <w:szCs w:val="22"/>
+        </w:rPr>
+        <w:t>_custom_</w:t>
+      </w:r>
+      <w:proofErr w:type="gramStart"/>
+      <w:r>
+        <w:rPr>
+          <w:rFonts w:ascii="Arial" w:hAnsi="Arial" w:cs="Arial"/>
+          <w:color w:val="156082" w:themeColor="accent1"/>
+          <w:sz w:val="22"/>
+          <w:szCs w:val="22"/>
+        </w:rPr>
+        <w:t>description }</w:t>
+      </w:r>
+      <w:proofErr w:type="gramEnd"/>
+      <w:r>
+        <w:rPr>
+          <w:rFonts w:ascii="Arial" w:hAnsi="Arial" w:cs="Arial"/>
+          <w:color w:val="156082" w:themeColor="accent1"/>
+          <w:sz w:val="22"/>
+          <w:szCs w:val="22"/>
+        </w:rPr>
+        <w:t>}</w:t>
+      </w:r>
     </w:p>
     <w:p>
       <w:pPr>
@@ -8860,8 +10083,6 @@
         </w:rPr>
         <w:t>{% if parenting_time_assigned %}</w:t>
       </w:r>
-      <w:proofErr w:type="spellStart"/>
-      <w:proofErr w:type="spellEnd"/>
     </w:p>
     <w:p>
       <w:pPr>
@@ -8889,21 +10110,37 @@
           <w:sz w:val="22"/>
           <w:szCs w:val="22"/>
         </w:rPr>
-        <w:t>{{ parenting_time_recipient }}</w:t>
-      </w:r>
-      <w:proofErr w:type="spellStart"/>
-      <w:proofErr w:type="gramEnd"/>
-      <w:proofErr w:type="gramStart"/>
-      <w:proofErr w:type="spellEnd"/>
-      <w:proofErr w:type="gramEnd"/>
-      <w:r>
-        <w:rPr>
-          <w:rFonts w:ascii="Arial" w:hAnsi="Arial" w:cs="Arial"/>
-          <w:color w:val="156082" w:themeColor="accent1"/>
-          <w:sz w:val="22"/>
-          <w:szCs w:val="22"/>
-        </w:rPr>
-        <w:t xml:space="preserve"> </w:t>
+        <w:t>{{ parenting</w:t>
+      </w:r>
+      <w:proofErr w:type="gramEnd"/>
+      <w:r>
+        <w:rPr>
+          <w:rFonts w:ascii="Arial" w:hAnsi="Arial" w:cs="Arial"/>
+          <w:color w:val="156082" w:themeColor="accent1"/>
+          <w:sz w:val="22"/>
+          <w:szCs w:val="22"/>
+        </w:rPr>
+        <w:t>_time_</w:t>
+      </w:r>
+      <w:proofErr w:type="gramStart"/>
+      <w:r>
+        <w:rPr>
+          <w:rFonts w:ascii="Arial" w:hAnsi="Arial" w:cs="Arial"/>
+          <w:color w:val="156082" w:themeColor="accent1"/>
+          <w:sz w:val="22"/>
+          <w:szCs w:val="22"/>
+        </w:rPr>
+        <w:t>recipient }</w:t>
+      </w:r>
+      <w:proofErr w:type="gramEnd"/>
+      <w:r>
+        <w:rPr>
+          <w:rFonts w:ascii="Arial" w:hAnsi="Arial" w:cs="Arial"/>
+          <w:color w:val="156082" w:themeColor="accent1"/>
+          <w:sz w:val="22"/>
+          <w:szCs w:val="22"/>
+        </w:rPr>
+        <w:t xml:space="preserve">} </w:t>
       </w:r>
       <w:r>
         <w:rPr>
@@ -8933,13 +10170,38 @@
           <w:sz w:val="22"/>
           <w:szCs w:val="22"/>
         </w:rPr>
-        <w:t>{{ parenting_time_description }}</w:t>
-      </w:r>
-      <w:proofErr w:type="spellStart"/>
-      <w:proofErr w:type="gramEnd"/>
-      <w:proofErr w:type="gramStart"/>
-      <w:proofErr w:type="spellEnd"/>
-      <w:proofErr w:type="gramEnd"/>
+        <w:t>{{ parenting</w:t>
+      </w:r>
+      <w:proofErr w:type="gramEnd"/>
+      <w:r>
+        <w:rPr>
+          <w:rFonts w:ascii="Arial" w:hAnsi="Arial" w:cs="Arial"/>
+          <w:color w:val="156082" w:themeColor="accent1"/>
+          <w:sz w:val="22"/>
+          <w:szCs w:val="22"/>
+        </w:rPr>
+        <w:t>_time_</w:t>
+      </w:r>
+      <w:proofErr w:type="gramStart"/>
+      <w:r>
+        <w:rPr>
+          <w:rFonts w:ascii="Arial" w:hAnsi="Arial" w:cs="Arial"/>
+          <w:color w:val="156082" w:themeColor="accent1"/>
+          <w:sz w:val="22"/>
+          <w:szCs w:val="22"/>
+        </w:rPr>
+        <w:t>description }</w:t>
+      </w:r>
+      <w:proofErr w:type="gramEnd"/>
+      <w:r>
+        <w:rPr>
+          <w:rFonts w:ascii="Arial" w:hAnsi="Arial" w:cs="Arial"/>
+          <w:color w:val="156082" w:themeColor="accent1"/>
+          <w:sz w:val="22"/>
+          <w:szCs w:val="22"/>
+        </w:rPr>
+        <w:t>}</w:t>
+      </w:r>
     </w:p>
     <w:p>
       <w:pPr>
@@ -8982,8 +10244,6 @@
         </w:rPr>
         <w:t>{% if parenting_time_attached_schedule %}</w:t>
       </w:r>
-      <w:proofErr w:type="spellStart"/>
-      <w:proofErr w:type="spellEnd"/>
     </w:p>
     <w:p>
       <w:pPr>
@@ -9043,6 +10303,7 @@
           <w:sz w:val="22"/>
           <w:szCs w:val="22"/>
         </w:rPr>
+        <w:lastRenderedPageBreak/>
         <w:t>{% endif %}</w:t>
       </w:r>
       <w:r>
@@ -9185,7 +10446,6 @@
           <w:sz w:val="28"/>
           <w:szCs w:val="28"/>
         </w:rPr>
-        <w:lastRenderedPageBreak/>
         <w:t>EXHIBIT I</w:t>
       </w:r>
     </w:p>
@@ -9244,8 +10504,6 @@
         </w:rPr>
         <w:t>{% if has_children %}</w:t>
       </w:r>
-      <w:proofErr w:type="spellStart"/>
-      <w:proofErr w:type="spellEnd"/>
     </w:p>
     <w:p>
       <w:pPr>
@@ -9267,8 +10525,6 @@
         </w:rPr>
         <w:t>{% if child_support_wage_assignment %}</w:t>
       </w:r>
-      <w:proofErr w:type="spellStart"/>
-      <w:proofErr w:type="spellEnd"/>
     </w:p>
     <w:p>
       <w:pPr>
@@ -9289,12 +10545,695 @@
           <w:sz w:val="22"/>
           <w:szCs w:val="22"/>
         </w:rPr>
-        <w:t>{{ child_support_payer }}</w:t>
-      </w:r>
-      <w:proofErr w:type="spellStart"/>
-      <w:proofErr w:type="gramEnd"/>
-      <w:proofErr w:type="gramStart"/>
-      <w:proofErr w:type="spellEnd"/>
+        <w:t>{{ child</w:t>
+      </w:r>
+      <w:proofErr w:type="gramEnd"/>
+      <w:r>
+        <w:rPr>
+          <w:rFonts w:ascii="Arial" w:hAnsi="Arial" w:cs="Arial"/>
+          <w:color w:val="156082" w:themeColor="accent1"/>
+          <w:sz w:val="22"/>
+          <w:szCs w:val="22"/>
+        </w:rPr>
+        <w:t>_support_</w:t>
+      </w:r>
+      <w:proofErr w:type="gramStart"/>
+      <w:r>
+        <w:rPr>
+          <w:rFonts w:ascii="Arial" w:hAnsi="Arial" w:cs="Arial"/>
+          <w:color w:val="156082" w:themeColor="accent1"/>
+          <w:sz w:val="22"/>
+          <w:szCs w:val="22"/>
+        </w:rPr>
+        <w:t>payer }</w:t>
+      </w:r>
+      <w:proofErr w:type="gramEnd"/>
+      <w:r>
+        <w:rPr>
+          <w:rFonts w:ascii="Arial" w:hAnsi="Arial" w:cs="Arial"/>
+          <w:color w:val="156082" w:themeColor="accent1"/>
+          <w:sz w:val="22"/>
+          <w:szCs w:val="22"/>
+        </w:rPr>
+        <w:t xml:space="preserve">} </w:t>
+      </w:r>
+      <w:r>
+        <w:rPr>
+          <w:rFonts w:ascii="Arial" w:hAnsi="Arial" w:cs="Arial"/>
+          <w:color w:val="000000" w:themeColor="text1"/>
+          <w:sz w:val="22"/>
+          <w:szCs w:val="22"/>
+        </w:rPr>
+        <w:t xml:space="preserve">shall pay child support to </w:t>
+      </w:r>
+      <w:proofErr w:type="gramStart"/>
+      <w:r>
+        <w:rPr>
+          <w:rFonts w:ascii="Arial" w:hAnsi="Arial" w:cs="Arial"/>
+          <w:color w:val="156082" w:themeColor="accent1"/>
+          <w:sz w:val="22"/>
+          <w:szCs w:val="22"/>
+        </w:rPr>
+        <w:t>{{ child</w:t>
+      </w:r>
+      <w:proofErr w:type="gramEnd"/>
+      <w:r>
+        <w:rPr>
+          <w:rFonts w:ascii="Arial" w:hAnsi="Arial" w:cs="Arial"/>
+          <w:color w:val="156082" w:themeColor="accent1"/>
+          <w:sz w:val="22"/>
+          <w:szCs w:val="22"/>
+        </w:rPr>
+        <w:t>_support_</w:t>
+      </w:r>
+      <w:proofErr w:type="gramStart"/>
+      <w:r>
+        <w:rPr>
+          <w:rFonts w:ascii="Arial" w:hAnsi="Arial" w:cs="Arial"/>
+          <w:color w:val="156082" w:themeColor="accent1"/>
+          <w:sz w:val="22"/>
+          <w:szCs w:val="22"/>
+        </w:rPr>
+        <w:t>recipient }</w:t>
+      </w:r>
+      <w:proofErr w:type="gramEnd"/>
+      <w:r>
+        <w:rPr>
+          <w:rFonts w:ascii="Arial" w:hAnsi="Arial" w:cs="Arial"/>
+          <w:color w:val="156082" w:themeColor="accent1"/>
+          <w:sz w:val="22"/>
+          <w:szCs w:val="22"/>
+        </w:rPr>
+        <w:t xml:space="preserve">} </w:t>
+      </w:r>
+      <w:r>
+        <w:rPr>
+          <w:rFonts w:ascii="Arial" w:hAnsi="Arial" w:cs="Arial"/>
+          <w:color w:val="000000" w:themeColor="text1"/>
+          <w:sz w:val="22"/>
+          <w:szCs w:val="22"/>
+        </w:rPr>
+        <w:t>in the amount of $</w:t>
+      </w:r>
+      <w:proofErr w:type="gramStart"/>
+      <w:r>
+        <w:rPr>
+          <w:rFonts w:ascii="Arial" w:hAnsi="Arial" w:cs="Arial"/>
+          <w:color w:val="156082" w:themeColor="accent1"/>
+          <w:sz w:val="22"/>
+          <w:szCs w:val="22"/>
+        </w:rPr>
+        <w:t>{{ child</w:t>
+      </w:r>
+      <w:proofErr w:type="gramEnd"/>
+      <w:r>
+        <w:rPr>
+          <w:rFonts w:ascii="Arial" w:hAnsi="Arial" w:cs="Arial"/>
+          <w:color w:val="156082" w:themeColor="accent1"/>
+          <w:sz w:val="22"/>
+          <w:szCs w:val="22"/>
+        </w:rPr>
+        <w:t>_support_amount_</w:t>
+      </w:r>
+      <w:proofErr w:type="gramStart"/>
+      <w:r>
+        <w:rPr>
+          <w:rFonts w:ascii="Arial" w:hAnsi="Arial" w:cs="Arial"/>
+          <w:color w:val="156082" w:themeColor="accent1"/>
+          <w:sz w:val="22"/>
+          <w:szCs w:val="22"/>
+        </w:rPr>
+        <w:t>value }</w:t>
+      </w:r>
+      <w:proofErr w:type="gramEnd"/>
+      <w:r>
+        <w:rPr>
+          <w:rFonts w:ascii="Arial" w:hAnsi="Arial" w:cs="Arial"/>
+          <w:color w:val="156082" w:themeColor="accent1"/>
+          <w:sz w:val="22"/>
+          <w:szCs w:val="22"/>
+        </w:rPr>
+        <w:t xml:space="preserve">} </w:t>
+      </w:r>
+      <w:r>
+        <w:rPr>
+          <w:rFonts w:ascii="Arial" w:hAnsi="Arial" w:cs="Arial"/>
+          <w:color w:val="000000" w:themeColor="text1"/>
+          <w:sz w:val="22"/>
+          <w:szCs w:val="22"/>
+        </w:rPr>
+        <w:t xml:space="preserve">per </w:t>
+      </w:r>
+      <w:proofErr w:type="gramStart"/>
+      <w:r>
+        <w:rPr>
+          <w:rFonts w:ascii="Arial" w:hAnsi="Arial" w:cs="Arial"/>
+          <w:color w:val="156082" w:themeColor="accent1"/>
+          <w:sz w:val="22"/>
+          <w:szCs w:val="22"/>
+        </w:rPr>
+        <w:t>{{ child</w:t>
+      </w:r>
+      <w:proofErr w:type="gramEnd"/>
+      <w:r>
+        <w:rPr>
+          <w:rFonts w:ascii="Arial" w:hAnsi="Arial" w:cs="Arial"/>
+          <w:color w:val="156082" w:themeColor="accent1"/>
+          <w:sz w:val="22"/>
+          <w:szCs w:val="22"/>
+        </w:rPr>
+        <w:t>_support_</w:t>
+      </w:r>
+      <w:proofErr w:type="gramStart"/>
+      <w:r>
+        <w:rPr>
+          <w:rFonts w:ascii="Arial" w:hAnsi="Arial" w:cs="Arial"/>
+          <w:color w:val="156082" w:themeColor="accent1"/>
+          <w:sz w:val="22"/>
+          <w:szCs w:val="22"/>
+        </w:rPr>
+        <w:t>frequency }</w:t>
+      </w:r>
+      <w:proofErr w:type="gramEnd"/>
+      <w:r>
+        <w:rPr>
+          <w:rFonts w:ascii="Arial" w:hAnsi="Arial" w:cs="Arial"/>
+          <w:color w:val="156082" w:themeColor="accent1"/>
+          <w:sz w:val="22"/>
+          <w:szCs w:val="22"/>
+        </w:rPr>
+        <w:t>}</w:t>
+      </w:r>
+      <w:r>
+        <w:rPr>
+          <w:rFonts w:ascii="Arial" w:hAnsi="Arial" w:cs="Arial"/>
+          <w:color w:val="000000" w:themeColor="text1"/>
+          <w:sz w:val="22"/>
+          <w:szCs w:val="22"/>
+        </w:rPr>
+        <w:t>, by wage assignment to the Department of Revenue. The party receiving child support must complete a DOR application to request services and must provide all necessary child support orders and judgments to DOR.</w:t>
+      </w:r>
+    </w:p>
+    <w:p>
+      <w:pPr>
+        <w:spacing w:after="0" w:line="276" w:lineRule="auto"/>
+        <w:jc w:val="both"/>
+        <w:rPr>
+          <w:rFonts w:ascii="Arial" w:hAnsi="Arial" w:cs="Arial"/>
+          <w:color w:val="000000" w:themeColor="text1"/>
+          <w:sz w:val="22"/>
+          <w:szCs w:val="22"/>
+        </w:rPr>
+      </w:pPr>
+    </w:p>
+    <w:p>
+      <w:pPr>
+        <w:spacing w:after="0" w:line="276" w:lineRule="auto"/>
+        <w:jc w:val="both"/>
+        <w:rPr>
+          <w:rFonts w:ascii="Arial" w:hAnsi="Arial" w:cs="Arial"/>
+          <w:color w:val="000000" w:themeColor="text1"/>
+          <w:sz w:val="22"/>
+          <w:szCs w:val="22"/>
+        </w:rPr>
+      </w:pPr>
+      <w:r>
+        <w:rPr>
+          <w:rFonts w:ascii="Arial" w:hAnsi="Arial" w:cs="Arial"/>
+          <w:color w:val="000000" w:themeColor="text1"/>
+          <w:sz w:val="22"/>
+          <w:szCs w:val="22"/>
+        </w:rPr>
+        <w:t xml:space="preserve">If the wage assignment is not in effect, or is in effect for less than the full amount ordered, the difference shall be paid directly by </w:t>
+      </w:r>
+      <w:proofErr w:type="gramStart"/>
+      <w:r>
+        <w:rPr>
+          <w:rFonts w:ascii="Arial" w:hAnsi="Arial" w:cs="Arial"/>
+          <w:color w:val="156082" w:themeColor="accent1"/>
+          <w:sz w:val="22"/>
+          <w:szCs w:val="22"/>
+        </w:rPr>
+        <w:t>{{ child</w:t>
+      </w:r>
+      <w:proofErr w:type="gramEnd"/>
+      <w:r>
+        <w:rPr>
+          <w:rFonts w:ascii="Arial" w:hAnsi="Arial" w:cs="Arial"/>
+          <w:color w:val="156082" w:themeColor="accent1"/>
+          <w:sz w:val="22"/>
+          <w:szCs w:val="22"/>
+        </w:rPr>
+        <w:t>_support_shortfall_</w:t>
+      </w:r>
+      <w:proofErr w:type="gramStart"/>
+      <w:r>
+        <w:rPr>
+          <w:rFonts w:ascii="Arial" w:hAnsi="Arial" w:cs="Arial"/>
+          <w:color w:val="156082" w:themeColor="accent1"/>
+          <w:sz w:val="22"/>
+          <w:szCs w:val="22"/>
+        </w:rPr>
+        <w:t>payer }</w:t>
+      </w:r>
+      <w:proofErr w:type="gramEnd"/>
+      <w:r>
+        <w:rPr>
+          <w:rFonts w:ascii="Arial" w:hAnsi="Arial" w:cs="Arial"/>
+          <w:color w:val="156082" w:themeColor="accent1"/>
+          <w:sz w:val="22"/>
+          <w:szCs w:val="22"/>
+        </w:rPr>
+        <w:t xml:space="preserve">} </w:t>
+      </w:r>
+      <w:r>
+        <w:rPr>
+          <w:rFonts w:ascii="Arial" w:hAnsi="Arial" w:cs="Arial"/>
+          <w:color w:val="000000" w:themeColor="text1"/>
+          <w:sz w:val="22"/>
+          <w:szCs w:val="22"/>
+        </w:rPr>
+        <w:t xml:space="preserve">by mail, payable to the Commonwealth of Massachusetts, and mailed to:  </w:t>
+      </w:r>
+    </w:p>
+    <w:p>
+      <w:pPr>
+        <w:spacing w:after="0" w:line="276" w:lineRule="auto"/>
+        <w:jc w:val="both"/>
+        <w:rPr>
+          <w:rFonts w:ascii="Arial" w:hAnsi="Arial" w:cs="Arial"/>
+          <w:color w:val="000000" w:themeColor="text1"/>
+          <w:sz w:val="22"/>
+          <w:szCs w:val="22"/>
+          <w:lang w:val="fr-FR"/>
+        </w:rPr>
+      </w:pPr>
+      <w:r>
+        <w:rPr>
+          <w:rFonts w:ascii="Arial" w:hAnsi="Arial" w:cs="Arial"/>
+          <w:color w:val="000000" w:themeColor="text1"/>
+          <w:sz w:val="22"/>
+          <w:szCs w:val="22"/>
+          <w:lang w:val="fr-FR"/>
+        </w:rPr>
+        <w:t>DOR/CSE – P.O. BOX 55144 – BOSTON, MA 02205-5144</w:t>
+      </w:r>
+    </w:p>
+    <w:p>
+      <w:pPr>
+        <w:spacing w:after="0" w:line="276" w:lineRule="auto"/>
+        <w:jc w:val="both"/>
+        <w:rPr>
+          <w:rFonts w:ascii="Arial" w:hAnsi="Arial" w:cs="Arial"/>
+          <w:color w:val="156082" w:themeColor="accent1"/>
+          <w:sz w:val="22"/>
+          <w:szCs w:val="22"/>
+        </w:rPr>
+      </w:pPr>
+      <w:r>
+        <w:rPr>
+          <w:rFonts w:ascii="Arial" w:hAnsi="Arial" w:cs="Arial"/>
+          <w:color w:val="156082" w:themeColor="accent1"/>
+          <w:sz w:val="22"/>
+          <w:szCs w:val="22"/>
+        </w:rPr>
+        <w:t>{% endif %}</w:t>
+      </w:r>
+    </w:p>
+    <w:p>
+      <w:pPr>
+        <w:spacing w:after="0" w:line="276" w:lineRule="auto"/>
+        <w:jc w:val="both"/>
+        <w:rPr>
+          <w:rFonts w:ascii="Arial" w:hAnsi="Arial" w:cs="Arial"/>
+          <w:color w:val="156082" w:themeColor="accent1"/>
+          <w:sz w:val="22"/>
+          <w:szCs w:val="22"/>
+        </w:rPr>
+      </w:pPr>
+    </w:p>
+    <w:p>
+      <w:pPr>
+        <w:spacing w:after="0" w:line="276" w:lineRule="auto"/>
+        <w:jc w:val="both"/>
+        <w:rPr>
+          <w:rFonts w:ascii="Arial" w:hAnsi="Arial" w:cs="Arial"/>
+          <w:color w:val="156082" w:themeColor="accent1"/>
+          <w:sz w:val="22"/>
+          <w:szCs w:val="22"/>
+        </w:rPr>
+      </w:pPr>
+      <w:r>
+        <w:rPr>
+          <w:rFonts w:ascii="Arial" w:hAnsi="Arial" w:cs="Arial"/>
+          <w:color w:val="156082" w:themeColor="accent1"/>
+          <w:sz w:val="22"/>
+          <w:szCs w:val="22"/>
+        </w:rPr>
+        <w:t>{% if child_support_direct_payment %}</w:t>
+      </w:r>
+    </w:p>
+    <w:p>
+      <w:pPr>
+        <w:spacing w:after="0" w:line="276" w:lineRule="auto"/>
+        <w:jc w:val="both"/>
+        <w:rPr>
+          <w:rFonts w:ascii="Arial" w:hAnsi="Arial" w:cs="Arial"/>
+          <w:color w:val="000000" w:themeColor="text1"/>
+          <w:sz w:val="22"/>
+          <w:szCs w:val="22"/>
+        </w:rPr>
+      </w:pPr>
+      <w:proofErr w:type="gramStart"/>
+      <w:r>
+        <w:rPr>
+          <w:rFonts w:ascii="Arial" w:hAnsi="Arial" w:cs="Arial"/>
+          <w:color w:val="156082" w:themeColor="accent1"/>
+          <w:sz w:val="22"/>
+          <w:szCs w:val="22"/>
+        </w:rPr>
+        <w:t>{{ child</w:t>
+      </w:r>
+      <w:proofErr w:type="gramEnd"/>
+      <w:r>
+        <w:rPr>
+          <w:rFonts w:ascii="Arial" w:hAnsi="Arial" w:cs="Arial"/>
+          <w:color w:val="156082" w:themeColor="accent1"/>
+          <w:sz w:val="22"/>
+          <w:szCs w:val="22"/>
+        </w:rPr>
+        <w:t>_support_</w:t>
+      </w:r>
+      <w:proofErr w:type="gramStart"/>
+      <w:r>
+        <w:rPr>
+          <w:rFonts w:ascii="Arial" w:hAnsi="Arial" w:cs="Arial"/>
+          <w:color w:val="156082" w:themeColor="accent1"/>
+          <w:sz w:val="22"/>
+          <w:szCs w:val="22"/>
+        </w:rPr>
+        <w:t>payer }</w:t>
+      </w:r>
+      <w:proofErr w:type="gramEnd"/>
+      <w:r>
+        <w:rPr>
+          <w:rFonts w:ascii="Arial" w:hAnsi="Arial" w:cs="Arial"/>
+          <w:color w:val="156082" w:themeColor="accent1"/>
+          <w:sz w:val="22"/>
+          <w:szCs w:val="22"/>
+        </w:rPr>
+        <w:t xml:space="preserve">} </w:t>
+      </w:r>
+      <w:r>
+        <w:rPr>
+          <w:rFonts w:ascii="Arial" w:hAnsi="Arial" w:cs="Arial"/>
+          <w:color w:val="000000" w:themeColor="text1"/>
+          <w:sz w:val="22"/>
+          <w:szCs w:val="22"/>
+        </w:rPr>
+        <w:t xml:space="preserve">shall pay child support directly to </w:t>
+      </w:r>
+      <w:proofErr w:type="gramStart"/>
+      <w:r>
+        <w:rPr>
+          <w:rFonts w:ascii="Arial" w:hAnsi="Arial" w:cs="Arial"/>
+          <w:color w:val="156082" w:themeColor="accent1"/>
+          <w:sz w:val="22"/>
+          <w:szCs w:val="22"/>
+        </w:rPr>
+        <w:t>{{ child</w:t>
+      </w:r>
+      <w:proofErr w:type="gramEnd"/>
+      <w:r>
+        <w:rPr>
+          <w:rFonts w:ascii="Arial" w:hAnsi="Arial" w:cs="Arial"/>
+          <w:color w:val="156082" w:themeColor="accent1"/>
+          <w:sz w:val="22"/>
+          <w:szCs w:val="22"/>
+        </w:rPr>
+        <w:t>_support_</w:t>
+      </w:r>
+      <w:proofErr w:type="gramStart"/>
+      <w:r>
+        <w:rPr>
+          <w:rFonts w:ascii="Arial" w:hAnsi="Arial" w:cs="Arial"/>
+          <w:color w:val="156082" w:themeColor="accent1"/>
+          <w:sz w:val="22"/>
+          <w:szCs w:val="22"/>
+        </w:rPr>
+        <w:t>recipient }</w:t>
+      </w:r>
+      <w:proofErr w:type="gramEnd"/>
+      <w:r>
+        <w:rPr>
+          <w:rFonts w:ascii="Arial" w:hAnsi="Arial" w:cs="Arial"/>
+          <w:color w:val="156082" w:themeColor="accent1"/>
+          <w:sz w:val="22"/>
+          <w:szCs w:val="22"/>
+        </w:rPr>
+        <w:t xml:space="preserve">} </w:t>
+      </w:r>
+      <w:r>
+        <w:rPr>
+          <w:rFonts w:ascii="Arial" w:hAnsi="Arial" w:cs="Arial"/>
+          <w:color w:val="000000" w:themeColor="text1"/>
+          <w:sz w:val="22"/>
+          <w:szCs w:val="22"/>
+        </w:rPr>
+        <w:t>in the amount of $</w:t>
+      </w:r>
+      <w:proofErr w:type="gramStart"/>
+      <w:r>
+        <w:rPr>
+          <w:rFonts w:ascii="Arial" w:hAnsi="Arial" w:cs="Arial"/>
+          <w:color w:val="156082" w:themeColor="accent1"/>
+          <w:sz w:val="22"/>
+          <w:szCs w:val="22"/>
+        </w:rPr>
+        <w:t>{{ child</w:t>
+      </w:r>
+      <w:proofErr w:type="gramEnd"/>
+      <w:r>
+        <w:rPr>
+          <w:rFonts w:ascii="Arial" w:hAnsi="Arial" w:cs="Arial"/>
+          <w:color w:val="156082" w:themeColor="accent1"/>
+          <w:sz w:val="22"/>
+          <w:szCs w:val="22"/>
+        </w:rPr>
+        <w:t>_support_amount_</w:t>
+      </w:r>
+      <w:proofErr w:type="gramStart"/>
+      <w:r>
+        <w:rPr>
+          <w:rFonts w:ascii="Arial" w:hAnsi="Arial" w:cs="Arial"/>
+          <w:color w:val="156082" w:themeColor="accent1"/>
+          <w:sz w:val="22"/>
+          <w:szCs w:val="22"/>
+        </w:rPr>
+        <w:t>value }</w:t>
+      </w:r>
+      <w:proofErr w:type="gramEnd"/>
+      <w:r>
+        <w:rPr>
+          <w:rFonts w:ascii="Arial" w:hAnsi="Arial" w:cs="Arial"/>
+          <w:color w:val="156082" w:themeColor="accent1"/>
+          <w:sz w:val="22"/>
+          <w:szCs w:val="22"/>
+        </w:rPr>
+        <w:t xml:space="preserve">} </w:t>
+      </w:r>
+      <w:r>
+        <w:rPr>
+          <w:rFonts w:ascii="Arial" w:hAnsi="Arial" w:cs="Arial"/>
+          <w:color w:val="000000" w:themeColor="text1"/>
+          <w:sz w:val="22"/>
+          <w:szCs w:val="22"/>
+        </w:rPr>
+        <w:t xml:space="preserve">per </w:t>
+      </w:r>
+      <w:proofErr w:type="gramStart"/>
+      <w:r>
+        <w:rPr>
+          <w:rFonts w:ascii="Arial" w:hAnsi="Arial" w:cs="Arial"/>
+          <w:color w:val="156082" w:themeColor="accent1"/>
+          <w:sz w:val="22"/>
+          <w:szCs w:val="22"/>
+        </w:rPr>
+        <w:t>{{ child</w:t>
+      </w:r>
+      <w:proofErr w:type="gramEnd"/>
+      <w:r>
+        <w:rPr>
+          <w:rFonts w:ascii="Arial" w:hAnsi="Arial" w:cs="Arial"/>
+          <w:color w:val="156082" w:themeColor="accent1"/>
+          <w:sz w:val="22"/>
+          <w:szCs w:val="22"/>
+        </w:rPr>
+        <w:t>_support_</w:t>
+      </w:r>
+      <w:proofErr w:type="gramStart"/>
+      <w:r>
+        <w:rPr>
+          <w:rFonts w:ascii="Arial" w:hAnsi="Arial" w:cs="Arial"/>
+          <w:color w:val="156082" w:themeColor="accent1"/>
+          <w:sz w:val="22"/>
+          <w:szCs w:val="22"/>
+        </w:rPr>
+        <w:t>frequency }</w:t>
+      </w:r>
+      <w:proofErr w:type="gramEnd"/>
+      <w:r>
+        <w:rPr>
+          <w:rFonts w:ascii="Arial" w:hAnsi="Arial" w:cs="Arial"/>
+          <w:color w:val="156082" w:themeColor="accent1"/>
+          <w:sz w:val="22"/>
+          <w:szCs w:val="22"/>
+        </w:rPr>
+        <w:t>}</w:t>
+      </w:r>
+      <w:r>
+        <w:rPr>
+          <w:rFonts w:ascii="Arial" w:hAnsi="Arial" w:cs="Arial"/>
+          <w:color w:val="000000" w:themeColor="text1"/>
+          <w:sz w:val="22"/>
+          <w:szCs w:val="22"/>
+        </w:rPr>
+        <w:t>. Weekly payments are due every Friday and monthly payments are due on the first of each month.</w:t>
+      </w:r>
+    </w:p>
+    <w:p>
+      <w:pPr>
+        <w:spacing w:after="0" w:line="276" w:lineRule="auto"/>
+        <w:jc w:val="both"/>
+        <w:rPr>
+          <w:rFonts w:ascii="Arial" w:hAnsi="Arial" w:cs="Arial"/>
+          <w:color w:val="156082" w:themeColor="accent1"/>
+          <w:sz w:val="22"/>
+          <w:szCs w:val="22"/>
+        </w:rPr>
+      </w:pPr>
+      <w:r>
+        <w:rPr>
+          <w:rFonts w:ascii="Arial" w:hAnsi="Arial" w:cs="Arial"/>
+          <w:color w:val="156082" w:themeColor="accent1"/>
+          <w:sz w:val="22"/>
+          <w:szCs w:val="22"/>
+        </w:rPr>
+        <w:t>{% endif %}</w:t>
+      </w:r>
+    </w:p>
+    <w:p>
+      <w:pPr>
+        <w:spacing w:after="0" w:line="276" w:lineRule="auto"/>
+        <w:jc w:val="both"/>
+        <w:rPr>
+          <w:rFonts w:ascii="Arial" w:hAnsi="Arial" w:cs="Arial"/>
+          <w:color w:val="156082" w:themeColor="accent1"/>
+          <w:sz w:val="22"/>
+          <w:szCs w:val="22"/>
+        </w:rPr>
+      </w:pPr>
+    </w:p>
+    <w:p>
+      <w:pPr>
+        <w:spacing w:after="0" w:line="276" w:lineRule="auto"/>
+        <w:jc w:val="both"/>
+        <w:rPr>
+          <w:rFonts w:ascii="Arial" w:hAnsi="Arial" w:cs="Arial"/>
+          <w:color w:val="156082" w:themeColor="accent1"/>
+          <w:sz w:val="22"/>
+          <w:szCs w:val="22"/>
+        </w:rPr>
+      </w:pPr>
+      <w:r>
+        <w:rPr>
+          <w:rFonts w:ascii="Arial" w:hAnsi="Arial" w:cs="Arial"/>
+          <w:color w:val="156082" w:themeColor="accent1"/>
+          <w:sz w:val="22"/>
+          <w:szCs w:val="22"/>
+        </w:rPr>
+        <w:t>{% if child_support_ends_at_21 %}</w:t>
+      </w:r>
+    </w:p>
+    <w:p>
+      <w:pPr>
+        <w:spacing w:after="0" w:line="276" w:lineRule="auto"/>
+        <w:jc w:val="both"/>
+        <w:rPr>
+          <w:rFonts w:ascii="Arial" w:hAnsi="Arial" w:cs="Arial"/>
+          <w:color w:val="000000" w:themeColor="text1"/>
+          <w:sz w:val="22"/>
+          <w:szCs w:val="22"/>
+        </w:rPr>
+      </w:pPr>
+      <w:r>
+        <w:rPr>
+          <w:rFonts w:ascii="Arial" w:hAnsi="Arial" w:cs="Arial"/>
+          <w:color w:val="000000" w:themeColor="text1"/>
+          <w:sz w:val="22"/>
+          <w:szCs w:val="22"/>
+        </w:rPr>
+        <w:t xml:space="preserve">The obligation to pay current child support ends on the 21st birthday of </w:t>
+      </w:r>
+      <w:proofErr w:type="gramStart"/>
+      <w:r>
+        <w:rPr>
+          <w:rFonts w:ascii="Arial" w:hAnsi="Arial" w:cs="Arial"/>
+          <w:color w:val="000000" w:themeColor="text1"/>
+          <w:sz w:val="22"/>
+          <w:szCs w:val="22"/>
+        </w:rPr>
+        <w:t xml:space="preserve">the </w:t>
+      </w:r>
+      <w:r>
+        <w:rPr>
+          <w:rFonts w:ascii="Arial" w:hAnsi="Arial" w:cs="Arial"/>
+          <w:color w:val="156082" w:themeColor="accent1"/>
+          <w:sz w:val="22"/>
+          <w:szCs w:val="22"/>
+        </w:rPr>
+        <w:t>{%</w:t>
+      </w:r>
+      <w:proofErr w:type="gramEnd"/>
+      <w:r>
+        <w:rPr>
+          <w:rFonts w:ascii="Arial" w:hAnsi="Arial" w:cs="Arial"/>
+          <w:color w:val="156082" w:themeColor="accent1"/>
+          <w:sz w:val="22"/>
+          <w:szCs w:val="22"/>
+        </w:rPr>
+        <w:t xml:space="preserve"> if child_support_applies_to == "child" </w:t>
+      </w:r>
+      <w:proofErr w:type="gramStart"/>
+      <w:r>
+        <w:rPr>
+          <w:rFonts w:ascii="Arial" w:hAnsi="Arial" w:cs="Arial"/>
+          <w:color w:val="156082" w:themeColor="accent1"/>
+          <w:sz w:val="22"/>
+          <w:szCs w:val="22"/>
+        </w:rPr>
+        <w:t>%}child</w:t>
+      </w:r>
+      <w:proofErr w:type="gramEnd"/>
+      <w:r>
+        <w:rPr>
+          <w:rFonts w:ascii="Arial" w:hAnsi="Arial" w:cs="Arial"/>
+          <w:color w:val="156082" w:themeColor="accent1"/>
+          <w:sz w:val="22"/>
+          <w:szCs w:val="22"/>
+        </w:rPr>
+        <w:t xml:space="preserve">{% else </w:t>
+      </w:r>
+      <w:proofErr w:type="gramStart"/>
+      <w:r>
+        <w:rPr>
+          <w:rFonts w:ascii="Arial" w:hAnsi="Arial" w:cs="Arial"/>
+          <w:color w:val="156082" w:themeColor="accent1"/>
+          <w:sz w:val="22"/>
+          <w:szCs w:val="22"/>
+        </w:rPr>
+        <w:t>%}youngest</w:t>
+      </w:r>
       <w:proofErr w:type="gramEnd"/>
       <w:r>
         <w:rPr>
@@ -9305,6 +11244,37 @@
         </w:rPr>
         <w:t xml:space="preserve"> </w:t>
       </w:r>
+      <w:proofErr w:type="gramStart"/>
+      <w:r>
+        <w:rPr>
+          <w:rFonts w:ascii="Arial" w:hAnsi="Arial" w:cs="Arial"/>
+          <w:color w:val="156082" w:themeColor="accent1"/>
+          <w:sz w:val="22"/>
+          <w:szCs w:val="22"/>
+        </w:rPr>
+        <w:t>child{</w:t>
+      </w:r>
+      <w:proofErr w:type="gramEnd"/>
+      <w:r>
+        <w:rPr>
+          <w:rFonts w:ascii="Arial" w:hAnsi="Arial" w:cs="Arial"/>
+          <w:color w:val="156082" w:themeColor="accent1"/>
+          <w:sz w:val="22"/>
+          <w:szCs w:val="22"/>
+        </w:rPr>
+        <w:t xml:space="preserve">% </w:t>
+      </w:r>
+      <w:proofErr w:type="gramStart"/>
+      <w:r>
+        <w:rPr>
+          <w:rFonts w:ascii="Arial" w:hAnsi="Arial" w:cs="Arial"/>
+          <w:color w:val="156082" w:themeColor="accent1"/>
+          <w:sz w:val="22"/>
+          <w:szCs w:val="22"/>
+        </w:rPr>
+        <w:t>endif %}</w:t>
+      </w:r>
+      <w:proofErr w:type="gramEnd"/>
       <w:r>
         <w:rPr>
           <w:rFonts w:ascii="Arial" w:hAnsi="Arial" w:cs="Arial"/>
@@ -9312,23 +11282,8 @@
           <w:sz w:val="22"/>
           <w:szCs w:val="22"/>
         </w:rPr>
-        <w:t xml:space="preserve">shall pay child support to </w:t>
-      </w:r>
-      <w:proofErr w:type="gramStart"/>
-      <w:r>
-        <w:rPr>
-          <w:rFonts w:ascii="Arial" w:hAnsi="Arial" w:cs="Arial"/>
-          <w:color w:val="156082" w:themeColor="accent1"/>
-          <w:sz w:val="22"/>
-          <w:szCs w:val="22"/>
-        </w:rPr>
-        <w:t>{{ child_support_recipient }}</w:t>
-      </w:r>
-      <w:proofErr w:type="spellStart"/>
-      <w:proofErr w:type="gramEnd"/>
-      <w:proofErr w:type="gramStart"/>
-      <w:proofErr w:type="spellEnd"/>
-      <w:proofErr w:type="gramEnd"/>
+        <w:t>,</w:t>
+      </w:r>
       <w:r>
         <w:rPr>
           <w:rFonts w:ascii="Arial" w:hAnsi="Arial" w:cs="Arial"/>
@@ -9345,56 +11300,74 @@
           <w:sz w:val="22"/>
           <w:szCs w:val="22"/>
         </w:rPr>
-        <w:t>in the amount of $</w:t>
-      </w:r>
-      <w:proofErr w:type="gramStart"/>
-      <w:r>
-        <w:rPr>
-          <w:rFonts w:ascii="Arial" w:hAnsi="Arial" w:cs="Arial"/>
-          <w:color w:val="156082" w:themeColor="accent1"/>
-          <w:sz w:val="22"/>
-          <w:szCs w:val="22"/>
-        </w:rPr>
-        <w:t>{{ child_support_amount_value }}</w:t>
-      </w:r>
-      <w:proofErr w:type="spellStart"/>
-      <w:proofErr w:type="gramEnd"/>
-      <w:proofErr w:type="gramStart"/>
-      <w:proofErr w:type="spellEnd"/>
-      <w:proofErr w:type="gramEnd"/>
-      <w:r>
-        <w:rPr>
-          <w:rFonts w:ascii="Arial" w:hAnsi="Arial" w:cs="Arial"/>
-          <w:color w:val="156082" w:themeColor="accent1"/>
-          <w:sz w:val="22"/>
-          <w:szCs w:val="22"/>
-        </w:rPr>
-        <w:t xml:space="preserve"> </w:t>
-      </w:r>
-      <w:r>
+        <w:t>unless otherwise ordered by the Court.</w:t>
+      </w:r>
+    </w:p>
+    <w:p>
+      <w:pPr>
+        <w:spacing w:after="0" w:line="276" w:lineRule="auto"/>
+        <w:jc w:val="both"/>
+        <w:rPr>
+          <w:rFonts w:ascii="Arial" w:hAnsi="Arial" w:cs="Arial"/>
+          <w:color w:val="156082" w:themeColor="accent1"/>
+          <w:sz w:val="22"/>
+          <w:szCs w:val="22"/>
+        </w:rPr>
+      </w:pPr>
+      <w:r>
+        <w:rPr>
+          <w:rFonts w:ascii="Arial" w:hAnsi="Arial" w:cs="Arial"/>
+          <w:color w:val="156082" w:themeColor="accent1"/>
+          <w:sz w:val="22"/>
+          <w:szCs w:val="22"/>
+        </w:rPr>
+        <w:t>{% endif %}</w:t>
+      </w:r>
+    </w:p>
+    <w:p>
+      <w:pPr>
+        <w:spacing w:after="0" w:line="276" w:lineRule="auto"/>
+        <w:jc w:val="both"/>
+        <w:rPr>
+          <w:rFonts w:ascii="Arial" w:hAnsi="Arial" w:cs="Arial"/>
+          <w:color w:val="156082" w:themeColor="accent1"/>
+          <w:sz w:val="22"/>
+          <w:szCs w:val="22"/>
+        </w:rPr>
+      </w:pPr>
+    </w:p>
+    <w:p>
+      <w:pPr>
+        <w:spacing w:after="0" w:line="276" w:lineRule="auto"/>
+        <w:jc w:val="both"/>
+        <w:rPr>
+          <w:rFonts w:ascii="Arial" w:hAnsi="Arial" w:cs="Arial"/>
+          <w:color w:val="156082" w:themeColor="accent1"/>
+          <w:sz w:val="22"/>
+          <w:szCs w:val="22"/>
+        </w:rPr>
+      </w:pPr>
+      <w:r>
+        <w:rPr>
+          <w:rFonts w:ascii="Arial" w:hAnsi="Arial" w:cs="Arial"/>
+          <w:color w:val="156082" w:themeColor="accent1"/>
+          <w:sz w:val="22"/>
+          <w:szCs w:val="22"/>
+        </w:rPr>
+        <w:t>{% if child_support_deviation %}</w:t>
+      </w:r>
+    </w:p>
+    <w:p>
+      <w:pPr>
+        <w:spacing w:after="0" w:line="276" w:lineRule="auto"/>
+        <w:jc w:val="both"/>
         <w:rPr>
           <w:rFonts w:ascii="Arial" w:hAnsi="Arial" w:cs="Arial"/>
           <w:color w:val="000000" w:themeColor="text1"/>
           <w:sz w:val="22"/>
           <w:szCs w:val="22"/>
         </w:rPr>
-        <w:t xml:space="preserve">per </w:t>
-      </w:r>
-      <w:proofErr w:type="gramStart"/>
-      <w:r>
-        <w:rPr>
-          <w:rFonts w:ascii="Arial" w:hAnsi="Arial" w:cs="Arial"/>
-          <w:color w:val="156082" w:themeColor="accent1"/>
-          <w:sz w:val="22"/>
-          <w:szCs w:val="22"/>
-        </w:rPr>
-        <w:t>{{ child_support_frequency }}</w:t>
-      </w:r>
-      <w:proofErr w:type="spellStart"/>
-      <w:proofErr w:type="gramEnd"/>
-      <w:proofErr w:type="gramStart"/>
-      <w:proofErr w:type="spellEnd"/>
-      <w:proofErr w:type="gramEnd"/>
+      </w:pPr>
       <w:r>
         <w:rPr>
           <w:rFonts w:ascii="Arial" w:hAnsi="Arial" w:cs="Arial"/>
@@ -9402,558 +11375,56 @@
           <w:sz w:val="22"/>
           <w:szCs w:val="22"/>
         </w:rPr>
-        <w:t>, by wage assignment to the Department of Revenue. The party receiving child support must complete a DOR application to request services and must provide all necessary child support orders and judgments to DOR.</w:t>
-      </w:r>
-    </w:p>
-    <w:p>
-      <w:pPr>
-        <w:spacing w:after="0" w:line="276" w:lineRule="auto"/>
-        <w:jc w:val="both"/>
+        <w:lastRenderedPageBreak/>
+        <w:t>The parties acknowledge that the amount of child support that results from running the Child Support Guidelines is $</w:t>
+      </w:r>
+      <w:proofErr w:type="gramStart"/>
+      <w:r>
+        <w:rPr>
+          <w:rFonts w:ascii="Arial" w:hAnsi="Arial" w:cs="Arial"/>
+          <w:color w:val="156082" w:themeColor="accent1"/>
+          <w:sz w:val="22"/>
+          <w:szCs w:val="22"/>
+        </w:rPr>
+        <w:t>{{ child</w:t>
+      </w:r>
+      <w:proofErr w:type="gramEnd"/>
+      <w:r>
+        <w:rPr>
+          <w:rFonts w:ascii="Arial" w:hAnsi="Arial" w:cs="Arial"/>
+          <w:color w:val="156082" w:themeColor="accent1"/>
+          <w:sz w:val="22"/>
+          <w:szCs w:val="22"/>
+        </w:rPr>
+        <w:t>_support_guideline_</w:t>
+      </w:r>
+      <w:proofErr w:type="gramStart"/>
+      <w:r>
+        <w:rPr>
+          <w:rFonts w:ascii="Arial" w:hAnsi="Arial" w:cs="Arial"/>
+          <w:color w:val="156082" w:themeColor="accent1"/>
+          <w:sz w:val="22"/>
+          <w:szCs w:val="22"/>
+        </w:rPr>
+        <w:t>amount }</w:t>
+      </w:r>
+      <w:proofErr w:type="gramEnd"/>
+      <w:r>
+        <w:rPr>
+          <w:rFonts w:ascii="Arial" w:hAnsi="Arial" w:cs="Arial"/>
+          <w:color w:val="156082" w:themeColor="accent1"/>
+          <w:sz w:val="22"/>
+          <w:szCs w:val="22"/>
+        </w:rPr>
+        <w:t xml:space="preserve">} </w:t>
+      </w:r>
+      <w:r>
         <w:rPr>
           <w:rFonts w:ascii="Arial" w:hAnsi="Arial" w:cs="Arial"/>
           <w:color w:val="000000" w:themeColor="text1"/>
           <w:sz w:val="22"/>
           <w:szCs w:val="22"/>
         </w:rPr>
-      </w:pPr>
-    </w:p>
-    <w:p>
-      <w:pPr>
-        <w:spacing w:after="0" w:line="276" w:lineRule="auto"/>
-        <w:jc w:val="both"/>
-        <w:rPr>
-          <w:rFonts w:ascii="Arial" w:hAnsi="Arial" w:cs="Arial"/>
-          <w:color w:val="000000" w:themeColor="text1"/>
-          <w:sz w:val="22"/>
-          <w:szCs w:val="22"/>
-        </w:rPr>
-      </w:pPr>
-      <w:r>
-        <w:rPr>
-          <w:rFonts w:ascii="Arial" w:hAnsi="Arial" w:cs="Arial"/>
-          <w:color w:val="000000" w:themeColor="text1"/>
-          <w:sz w:val="22"/>
-          <w:szCs w:val="22"/>
-        </w:rPr>
-        <w:t xml:space="preserve">If the wage assignment is not in effect, or is in effect for less than the full amount ordered, the difference shall be paid directly by </w:t>
-      </w:r>
-      <w:proofErr w:type="gramStart"/>
-      <w:r>
-        <w:rPr>
-          <w:rFonts w:ascii="Arial" w:hAnsi="Arial" w:cs="Arial"/>
-          <w:color w:val="156082" w:themeColor="accent1"/>
-          <w:sz w:val="22"/>
-          <w:szCs w:val="22"/>
-        </w:rPr>
-        <w:t>{{ child_support_shortfall_payer }}</w:t>
-      </w:r>
-      <w:proofErr w:type="spellStart"/>
-      <w:proofErr w:type="gramEnd"/>
-      <w:proofErr w:type="gramStart"/>
-      <w:proofErr w:type="spellEnd"/>
-      <w:proofErr w:type="gramEnd"/>
-      <w:r>
-        <w:rPr>
-          <w:rFonts w:ascii="Arial" w:hAnsi="Arial" w:cs="Arial"/>
-          <w:color w:val="156082" w:themeColor="accent1"/>
-          <w:sz w:val="22"/>
-          <w:szCs w:val="22"/>
-        </w:rPr>
-        <w:t xml:space="preserve"> </w:t>
-      </w:r>
-      <w:r>
-        <w:rPr>
-          <w:rFonts w:ascii="Arial" w:hAnsi="Arial" w:cs="Arial"/>
-          <w:color w:val="000000" w:themeColor="text1"/>
-          <w:sz w:val="22"/>
-          <w:szCs w:val="22"/>
-        </w:rPr>
-        <w:t xml:space="preserve">by mail, payable to the Commonwealth of Massachusetts, and mailed to:  </w:t>
-      </w:r>
-    </w:p>
-    <w:p>
-      <w:pPr>
-        <w:spacing w:after="0" w:line="276" w:lineRule="auto"/>
-        <w:jc w:val="both"/>
-        <w:rPr>
-          <w:rFonts w:ascii="Arial" w:hAnsi="Arial" w:cs="Arial"/>
-          <w:color w:val="000000" w:themeColor="text1"/>
-          <w:sz w:val="22"/>
-          <w:szCs w:val="22"/>
-        </w:rPr>
-      </w:pPr>
-      <w:r>
-        <w:rPr>
-          <w:rFonts w:ascii="Arial" w:hAnsi="Arial" w:cs="Arial"/>
-          <w:color w:val="000000" w:themeColor="text1"/>
-          <w:sz w:val="22"/>
-          <w:szCs w:val="22"/>
-        </w:rPr>
-        <w:t>DOR/CSE – P.O. BOX 55144 – BOSTON, MA 02205-5144</w:t>
-      </w:r>
-    </w:p>
-    <w:p>
-      <w:pPr>
-        <w:spacing w:after="0" w:line="276" w:lineRule="auto"/>
-        <w:jc w:val="both"/>
-        <w:rPr>
-          <w:rFonts w:ascii="Arial" w:hAnsi="Arial" w:cs="Arial"/>
-          <w:color w:val="156082" w:themeColor="accent1"/>
-          <w:sz w:val="22"/>
-          <w:szCs w:val="22"/>
-        </w:rPr>
-      </w:pPr>
-      <w:r>
-        <w:rPr>
-          <w:rFonts w:ascii="Arial" w:hAnsi="Arial" w:cs="Arial"/>
-          <w:color w:val="156082" w:themeColor="accent1"/>
-          <w:sz w:val="22"/>
-          <w:szCs w:val="22"/>
-        </w:rPr>
-        <w:t>{% endif %}</w:t>
-      </w:r>
-    </w:p>
-    <w:p>
-      <w:pPr>
-        <w:spacing w:after="0" w:line="276" w:lineRule="auto"/>
-        <w:jc w:val="both"/>
-        <w:rPr>
-          <w:rFonts w:ascii="Arial" w:hAnsi="Arial" w:cs="Arial"/>
-          <w:color w:val="156082" w:themeColor="accent1"/>
-          <w:sz w:val="22"/>
-          <w:szCs w:val="22"/>
-        </w:rPr>
-      </w:pPr>
-    </w:p>
-    <w:p>
-      <w:pPr>
-        <w:spacing w:after="0" w:line="276" w:lineRule="auto"/>
-        <w:jc w:val="both"/>
-        <w:rPr>
-          <w:rFonts w:ascii="Arial" w:hAnsi="Arial" w:cs="Arial"/>
-          <w:color w:val="156082" w:themeColor="accent1"/>
-          <w:sz w:val="22"/>
-          <w:szCs w:val="22"/>
-        </w:rPr>
-      </w:pPr>
-      <w:r>
-        <w:rPr>
-          <w:rFonts w:ascii="Arial" w:hAnsi="Arial" w:cs="Arial"/>
-          <w:color w:val="156082" w:themeColor="accent1"/>
-          <w:sz w:val="22"/>
-          <w:szCs w:val="22"/>
-        </w:rPr>
-        <w:t>{% if child_support_direct_payment %}</w:t>
-      </w:r>
-      <w:proofErr w:type="spellStart"/>
-      <w:proofErr w:type="spellEnd"/>
-    </w:p>
-    <w:p>
-      <w:pPr>
-        <w:spacing w:after="0" w:line="276" w:lineRule="auto"/>
-        <w:jc w:val="both"/>
-        <w:rPr>
-          <w:rFonts w:ascii="Arial" w:hAnsi="Arial" w:cs="Arial"/>
-          <w:color w:val="000000" w:themeColor="text1"/>
-          <w:sz w:val="22"/>
-          <w:szCs w:val="22"/>
-        </w:rPr>
-      </w:pPr>
-      <w:proofErr w:type="gramStart"/>
-      <w:r>
-        <w:rPr>
-          <w:rFonts w:ascii="Arial" w:hAnsi="Arial" w:cs="Arial"/>
-          <w:color w:val="156082" w:themeColor="accent1"/>
-          <w:sz w:val="22"/>
-          <w:szCs w:val="22"/>
-        </w:rPr>
-        <w:t>{{ child_support_payer }}</w:t>
-      </w:r>
-      <w:proofErr w:type="spellStart"/>
-      <w:proofErr w:type="gramEnd"/>
-      <w:proofErr w:type="gramStart"/>
-      <w:proofErr w:type="spellEnd"/>
-      <w:proofErr w:type="gramEnd"/>
-      <w:r>
-        <w:rPr>
-          <w:rFonts w:ascii="Arial" w:hAnsi="Arial" w:cs="Arial"/>
-          <w:color w:val="156082" w:themeColor="accent1"/>
-          <w:sz w:val="22"/>
-          <w:szCs w:val="22"/>
-        </w:rPr>
-        <w:t xml:space="preserve"> </w:t>
-      </w:r>
-      <w:r>
-        <w:rPr>
-          <w:rFonts w:ascii="Arial" w:hAnsi="Arial" w:cs="Arial"/>
-          <w:color w:val="000000" w:themeColor="text1"/>
-          <w:sz w:val="22"/>
-          <w:szCs w:val="22"/>
-        </w:rPr>
-        <w:t xml:space="preserve">shall pay child support directly to </w:t>
-      </w:r>
-      <w:proofErr w:type="gramStart"/>
-      <w:r>
-        <w:rPr>
-          <w:rFonts w:ascii="Arial" w:hAnsi="Arial" w:cs="Arial"/>
-          <w:color w:val="156082" w:themeColor="accent1"/>
-          <w:sz w:val="22"/>
-          <w:szCs w:val="22"/>
-        </w:rPr>
-        <w:t>{{ child_support_recipient }}</w:t>
-      </w:r>
-      <w:proofErr w:type="spellStart"/>
-      <w:proofErr w:type="gramEnd"/>
-      <w:proofErr w:type="gramStart"/>
-      <w:proofErr w:type="spellEnd"/>
-      <w:proofErr w:type="gramEnd"/>
-      <w:r>
-        <w:rPr>
-          <w:rFonts w:ascii="Arial" w:hAnsi="Arial" w:cs="Arial"/>
-          <w:color w:val="156082" w:themeColor="accent1"/>
-          <w:sz w:val="22"/>
-          <w:szCs w:val="22"/>
-        </w:rPr>
-        <w:t xml:space="preserve"> </w:t>
-      </w:r>
-      <w:r>
-        <w:rPr>
-          <w:rFonts w:ascii="Arial" w:hAnsi="Arial" w:cs="Arial"/>
-          <w:color w:val="000000" w:themeColor="text1"/>
-          <w:sz w:val="22"/>
-          <w:szCs w:val="22"/>
-        </w:rPr>
-        <w:t>in the amount of $</w:t>
-      </w:r>
-      <w:proofErr w:type="gramStart"/>
-      <w:r>
-        <w:rPr>
-          <w:rFonts w:ascii="Arial" w:hAnsi="Arial" w:cs="Arial"/>
-          <w:color w:val="156082" w:themeColor="accent1"/>
-          <w:sz w:val="22"/>
-          <w:szCs w:val="22"/>
-        </w:rPr>
-        <w:t>{{ child_support_amount_value }}</w:t>
-      </w:r>
-      <w:proofErr w:type="spellStart"/>
-      <w:proofErr w:type="gramEnd"/>
-      <w:proofErr w:type="gramStart"/>
-      <w:proofErr w:type="spellEnd"/>
-      <w:proofErr w:type="gramEnd"/>
-      <w:r>
-        <w:rPr>
-          <w:rFonts w:ascii="Arial" w:hAnsi="Arial" w:cs="Arial"/>
-          <w:color w:val="156082" w:themeColor="accent1"/>
-          <w:sz w:val="22"/>
-          <w:szCs w:val="22"/>
-        </w:rPr>
-        <w:t xml:space="preserve"> </w:t>
-      </w:r>
-      <w:r>
-        <w:rPr>
-          <w:rFonts w:ascii="Arial" w:hAnsi="Arial" w:cs="Arial"/>
-          <w:color w:val="000000" w:themeColor="text1"/>
-          <w:sz w:val="22"/>
-          <w:szCs w:val="22"/>
-        </w:rPr>
-        <w:t xml:space="preserve">per </w:t>
-      </w:r>
-      <w:proofErr w:type="gramStart"/>
-      <w:r>
-        <w:rPr>
-          <w:rFonts w:ascii="Arial" w:hAnsi="Arial" w:cs="Arial"/>
-          <w:color w:val="156082" w:themeColor="accent1"/>
-          <w:sz w:val="22"/>
-          <w:szCs w:val="22"/>
-        </w:rPr>
-        <w:t>{{ child_support_frequency }}</w:t>
-      </w:r>
-      <w:proofErr w:type="spellStart"/>
-      <w:proofErr w:type="gramEnd"/>
-      <w:proofErr w:type="gramStart"/>
-      <w:proofErr w:type="spellEnd"/>
-      <w:proofErr w:type="gramEnd"/>
-      <w:r>
-        <w:rPr>
-          <w:rFonts w:ascii="Arial" w:hAnsi="Arial" w:cs="Arial"/>
-          <w:color w:val="000000" w:themeColor="text1"/>
-          <w:sz w:val="22"/>
-          <w:szCs w:val="22"/>
-        </w:rPr>
-        <w:t>. Weekly payments are due every Friday and monthly payments are due on the first of each month.</w:t>
-      </w:r>
-    </w:p>
-    <w:p>
-      <w:pPr>
-        <w:spacing w:after="0" w:line="276" w:lineRule="auto"/>
-        <w:jc w:val="both"/>
-        <w:rPr>
-          <w:rFonts w:ascii="Arial" w:hAnsi="Arial" w:cs="Arial"/>
-          <w:color w:val="156082" w:themeColor="accent1"/>
-          <w:sz w:val="22"/>
-          <w:szCs w:val="22"/>
-        </w:rPr>
-      </w:pPr>
-      <w:r>
-        <w:rPr>
-          <w:rFonts w:ascii="Arial" w:hAnsi="Arial" w:cs="Arial"/>
-          <w:color w:val="156082" w:themeColor="accent1"/>
-          <w:sz w:val="22"/>
-          <w:szCs w:val="22"/>
-        </w:rPr>
-        <w:t>{% endif %}</w:t>
-      </w:r>
-    </w:p>
-    <w:p>
-      <w:pPr>
-        <w:spacing w:after="0" w:line="276" w:lineRule="auto"/>
-        <w:jc w:val="both"/>
-        <w:rPr>
-          <w:rFonts w:ascii="Arial" w:hAnsi="Arial" w:cs="Arial"/>
-          <w:color w:val="156082" w:themeColor="accent1"/>
-          <w:sz w:val="22"/>
-          <w:szCs w:val="22"/>
-        </w:rPr>
-      </w:pPr>
-    </w:p>
-    <w:p>
-      <w:pPr>
-        <w:spacing w:after="0" w:line="276" w:lineRule="auto"/>
-        <w:jc w:val="both"/>
-        <w:rPr>
-          <w:rFonts w:ascii="Arial" w:hAnsi="Arial" w:cs="Arial"/>
-          <w:color w:val="156082" w:themeColor="accent1"/>
-          <w:sz w:val="22"/>
-          <w:szCs w:val="22"/>
-        </w:rPr>
-      </w:pPr>
-      <w:r>
-        <w:rPr>
-          <w:rFonts w:ascii="Arial" w:hAnsi="Arial" w:cs="Arial"/>
-          <w:color w:val="156082" w:themeColor="accent1"/>
-          <w:sz w:val="22"/>
-          <w:szCs w:val="22"/>
-        </w:rPr>
-        <w:t>{% if child_support_ends_at_21 %}</w:t>
-      </w:r>
-    </w:p>
-    <w:p>
-      <w:pPr>
-        <w:spacing w:after="0" w:line="276" w:lineRule="auto"/>
-        <w:jc w:val="both"/>
-        <w:rPr>
-          <w:rFonts w:ascii="Arial" w:hAnsi="Arial" w:cs="Arial"/>
-          <w:color w:val="000000" w:themeColor="text1"/>
-          <w:sz w:val="22"/>
-          <w:szCs w:val="22"/>
-        </w:rPr>
-      </w:pPr>
-      <w:r>
-        <w:rPr>
-          <w:rFonts w:ascii="Arial" w:hAnsi="Arial" w:cs="Arial"/>
-          <w:color w:val="000000" w:themeColor="text1"/>
-          <w:sz w:val="22"/>
-          <w:szCs w:val="22"/>
-        </w:rPr>
-        <w:t xml:space="preserve">The obligation to pay current child support ends on the 21st birthday of the </w:t>
-      </w:r>
-      <w:r>
-        <w:rPr>
-          <w:rFonts w:ascii="Arial" w:hAnsi="Arial" w:cs="Arial"/>
-          <w:color w:val="156082" w:themeColor="accent1"/>
-          <w:sz w:val="22"/>
-          <w:szCs w:val="22"/>
-        </w:rPr>
-        <w:t>{% if child_support_applies_to == "child" %}</w:t>
-      </w:r>
-      <w:proofErr w:type="spellStart"/>
-      <w:proofErr w:type="spellEnd"/>
-      <w:proofErr w:type="gramStart"/>
-      <w:r>
-        <w:rPr>
-          <w:rFonts w:ascii="Arial" w:hAnsi="Arial" w:cs="Arial"/>
-          <w:color w:val="156082" w:themeColor="accent1"/>
-          <w:sz w:val="22"/>
-          <w:szCs w:val="22"/>
-        </w:rPr>
-        <w:t>child</w:t>
-      </w:r>
-      <w:proofErr w:type="gramEnd"/>
-      <w:r>
-        <w:rPr>
-          <w:rFonts w:ascii="Arial" w:hAnsi="Arial" w:cs="Arial"/>
-          <w:color w:val="156082" w:themeColor="accent1"/>
-          <w:sz w:val="22"/>
-          <w:szCs w:val="22"/>
-        </w:rPr>
-        <w:t>{% else %}</w:t>
-      </w:r>
-      <w:proofErr w:type="gramStart"/>
-      <w:r>
-        <w:rPr>
-          <w:rFonts w:ascii="Arial" w:hAnsi="Arial" w:cs="Arial"/>
-          <w:color w:val="156082" w:themeColor="accent1"/>
-          <w:sz w:val="22"/>
-          <w:szCs w:val="22"/>
-        </w:rPr>
-        <w:t>youngest</w:t>
-      </w:r>
-      <w:proofErr w:type="gramEnd"/>
-      <w:r>
-        <w:rPr>
-          <w:rFonts w:ascii="Arial" w:hAnsi="Arial" w:cs="Arial"/>
-          <w:color w:val="156082" w:themeColor="accent1"/>
-          <w:sz w:val="22"/>
-          <w:szCs w:val="22"/>
-        </w:rPr>
-        <w:t xml:space="preserve"> </w:t>
-      </w:r>
-      <w:proofErr w:type="gramStart"/>
-      <w:r>
-        <w:rPr>
-          <w:rFonts w:ascii="Arial" w:hAnsi="Arial" w:cs="Arial"/>
-          <w:color w:val="156082" w:themeColor="accent1"/>
-          <w:sz w:val="22"/>
-          <w:szCs w:val="22"/>
-        </w:rPr>
-        <w:t>child{% endif %}</w:t>
-      </w:r>
-      <w:proofErr w:type="gramEnd"/>
-      <w:r>
-        <w:rPr>
-          <w:rFonts w:ascii="Arial" w:hAnsi="Arial" w:cs="Arial"/>
-          <w:color w:val="000000" w:themeColor="text1"/>
-          <w:sz w:val="22"/>
-          <w:szCs w:val="22"/>
-        </w:rPr>
-        <w:t>,</w:t>
-      </w:r>
-      <w:r>
-        <w:rPr>
-          <w:rFonts w:ascii="Arial" w:hAnsi="Arial" w:cs="Arial"/>
-          <w:color w:val="156082" w:themeColor="accent1"/>
-          <w:sz w:val="22"/>
-          <w:szCs w:val="22"/>
-        </w:rPr>
-        <w:t xml:space="preserve"> </w:t>
-      </w:r>
-      <w:r>
-        <w:rPr>
-          <w:rFonts w:ascii="Arial" w:hAnsi="Arial" w:cs="Arial"/>
-          <w:color w:val="000000" w:themeColor="text1"/>
-          <w:sz w:val="22"/>
-          <w:szCs w:val="22"/>
-        </w:rPr>
-        <w:t>unless otherwise ordered by the Court.</w:t>
-      </w:r>
-    </w:p>
-    <w:p>
-      <w:pPr>
-        <w:spacing w:after="0" w:line="276" w:lineRule="auto"/>
-        <w:jc w:val="both"/>
-        <w:rPr>
-          <w:rFonts w:ascii="Arial" w:hAnsi="Arial" w:cs="Arial"/>
-          <w:color w:val="156082" w:themeColor="accent1"/>
-          <w:sz w:val="22"/>
-          <w:szCs w:val="22"/>
-        </w:rPr>
-      </w:pPr>
-      <w:r>
-        <w:rPr>
-          <w:rFonts w:ascii="Arial" w:hAnsi="Arial" w:cs="Arial"/>
-          <w:color w:val="156082" w:themeColor="accent1"/>
-          <w:sz w:val="22"/>
-          <w:szCs w:val="22"/>
-        </w:rPr>
-        <w:t>{% endif %}</w:t>
-      </w:r>
-    </w:p>
-    <w:p>
-      <w:pPr>
-        <w:spacing w:after="0" w:line="276" w:lineRule="auto"/>
-        <w:jc w:val="both"/>
-        <w:rPr>
-          <w:rFonts w:ascii="Arial" w:hAnsi="Arial" w:cs="Arial"/>
-          <w:color w:val="156082" w:themeColor="accent1"/>
-          <w:sz w:val="22"/>
-          <w:szCs w:val="22"/>
-        </w:rPr>
-      </w:pPr>
-    </w:p>
-    <w:p>
-      <w:pPr>
-        <w:spacing w:after="0" w:line="276" w:lineRule="auto"/>
-        <w:jc w:val="both"/>
-        <w:rPr>
-          <w:rFonts w:ascii="Arial" w:hAnsi="Arial" w:cs="Arial"/>
-          <w:color w:val="156082" w:themeColor="accent1"/>
-          <w:sz w:val="22"/>
-          <w:szCs w:val="22"/>
-        </w:rPr>
-      </w:pPr>
-      <w:r>
-        <w:rPr>
-          <w:rFonts w:ascii="Arial" w:hAnsi="Arial" w:cs="Arial"/>
-          <w:color w:val="156082" w:themeColor="accent1"/>
-          <w:sz w:val="22"/>
-          <w:szCs w:val="22"/>
-        </w:rPr>
-        <w:t>{% if child_support_deviation %}</w:t>
-      </w:r>
-      <w:proofErr w:type="spellStart"/>
-      <w:proofErr w:type="spellEnd"/>
-    </w:p>
-    <w:p>
-      <w:pPr>
-        <w:spacing w:after="0" w:line="276" w:lineRule="auto"/>
-        <w:jc w:val="both"/>
-        <w:rPr>
-          <w:rFonts w:ascii="Arial" w:hAnsi="Arial" w:cs="Arial"/>
-          <w:color w:val="000000" w:themeColor="text1"/>
-          <w:sz w:val="22"/>
-          <w:szCs w:val="22"/>
-        </w:rPr>
-      </w:pPr>
-      <w:r>
-        <w:rPr>
-          <w:rFonts w:ascii="Arial" w:hAnsi="Arial" w:cs="Arial"/>
-          <w:color w:val="000000" w:themeColor="text1"/>
-          <w:sz w:val="22"/>
-          <w:szCs w:val="22"/>
-        </w:rPr>
-        <w:t>The parties acknowledge that the amount of child support that results from running the Child Support Guidelines is $</w:t>
-      </w:r>
-      <w:proofErr w:type="gramStart"/>
-      <w:r>
-        <w:rPr>
-          <w:rFonts w:ascii="Arial" w:hAnsi="Arial" w:cs="Arial"/>
-          <w:color w:val="156082" w:themeColor="accent1"/>
-          <w:sz w:val="22"/>
-          <w:szCs w:val="22"/>
-        </w:rPr>
-        <w:t>{{ child_support_guideline_amount }}</w:t>
-      </w:r>
-      <w:proofErr w:type="spellStart"/>
-      <w:proofErr w:type="gramEnd"/>
-      <w:proofErr w:type="gramStart"/>
-      <w:proofErr w:type="spellEnd"/>
-      <w:proofErr w:type="gramEnd"/>
-      <w:r>
-        <w:rPr>
-          <w:rFonts w:ascii="Arial" w:hAnsi="Arial" w:cs="Arial"/>
-          <w:color w:val="156082" w:themeColor="accent1"/>
-          <w:sz w:val="22"/>
-          <w:szCs w:val="22"/>
-        </w:rPr>
-        <w:t xml:space="preserve"> </w:t>
-      </w:r>
-      <w:r>
-        <w:rPr>
-          <w:rFonts w:ascii="Arial" w:hAnsi="Arial" w:cs="Arial"/>
-          <w:color w:val="000000" w:themeColor="text1"/>
-          <w:sz w:val="22"/>
-          <w:szCs w:val="22"/>
-        </w:rPr>
         <w:t xml:space="preserve">per week; however, the parties agree to deviate from the Guidelines amount because:  </w:t>
       </w:r>
     </w:p>
@@ -9976,13 +11447,38 @@
           <w:sz w:val="22"/>
           <w:szCs w:val="22"/>
         </w:rPr>
-        <w:t>{{ child_support_deviation_reason }}</w:t>
-      </w:r>
-      <w:proofErr w:type="spellStart"/>
-      <w:proofErr w:type="gramEnd"/>
-      <w:proofErr w:type="gramStart"/>
-      <w:proofErr w:type="spellEnd"/>
-      <w:proofErr w:type="gramEnd"/>
+        <w:t>{{ child</w:t>
+      </w:r>
+      <w:proofErr w:type="gramEnd"/>
+      <w:r>
+        <w:rPr>
+          <w:rFonts w:ascii="Arial" w:hAnsi="Arial" w:cs="Arial"/>
+          <w:color w:val="156082" w:themeColor="accent1"/>
+          <w:sz w:val="22"/>
+          <w:szCs w:val="22"/>
+        </w:rPr>
+        <w:t>_support_deviation_</w:t>
+      </w:r>
+      <w:proofErr w:type="gramStart"/>
+      <w:r>
+        <w:rPr>
+          <w:rFonts w:ascii="Arial" w:hAnsi="Arial" w:cs="Arial"/>
+          <w:color w:val="156082" w:themeColor="accent1"/>
+          <w:sz w:val="22"/>
+          <w:szCs w:val="22"/>
+        </w:rPr>
+        <w:t>reason }</w:t>
+      </w:r>
+      <w:proofErr w:type="gramEnd"/>
+      <w:r>
+        <w:rPr>
+          <w:rFonts w:ascii="Arial" w:hAnsi="Arial" w:cs="Arial"/>
+          <w:color w:val="156082" w:themeColor="accent1"/>
+          <w:sz w:val="22"/>
+          <w:szCs w:val="22"/>
+        </w:rPr>
+        <w:t>}</w:t>
+      </w:r>
     </w:p>
     <w:p>
       <w:pPr>
@@ -10103,7 +11599,6 @@
           <w:sz w:val="28"/>
           <w:szCs w:val="28"/>
         </w:rPr>
-        <w:lastRenderedPageBreak/>
         <w:t>EXHIBIT J</w:t>
       </w:r>
     </w:p>
@@ -10141,8 +11636,6 @@
         </w:rPr>
         <w:t>{% if has_children %}</w:t>
       </w:r>
-      <w:proofErr w:type="spellStart"/>
-      <w:proofErr w:type="spellEnd"/>
     </w:p>
     <w:p>
       <w:pPr>
@@ -10201,8 +11694,6 @@
         </w:rPr>
         <w:t>{% if education_cost_based_on_ability %}</w:t>
       </w:r>
-      <w:proofErr w:type="spellStart"/>
-      <w:proofErr w:type="spellEnd"/>
     </w:p>
     <w:p>
       <w:pPr>
@@ -10278,8 +11769,6 @@
         </w:rPr>
         <w:t>{% if education_custom_terms %}</w:t>
       </w:r>
-      <w:proofErr w:type="spellStart"/>
-      <w:proofErr w:type="spellEnd"/>
     </w:p>
     <w:p>
       <w:pPr>
@@ -10319,13 +11808,38 @@
           <w:sz w:val="22"/>
           <w:szCs w:val="22"/>
         </w:rPr>
-        <w:t>{{ education_custom_description }}</w:t>
-      </w:r>
-      <w:proofErr w:type="spellStart"/>
-      <w:proofErr w:type="gramEnd"/>
-      <w:proofErr w:type="gramStart"/>
-      <w:proofErr w:type="spellEnd"/>
-      <w:proofErr w:type="gramEnd"/>
+        <w:t>{{ education</w:t>
+      </w:r>
+      <w:proofErr w:type="gramEnd"/>
+      <w:r>
+        <w:rPr>
+          <w:rFonts w:ascii="Arial" w:hAnsi="Arial" w:cs="Arial"/>
+          <w:color w:val="156082" w:themeColor="accent1"/>
+          <w:sz w:val="22"/>
+          <w:szCs w:val="22"/>
+        </w:rPr>
+        <w:t>_custom_</w:t>
+      </w:r>
+      <w:proofErr w:type="gramStart"/>
+      <w:r>
+        <w:rPr>
+          <w:rFonts w:ascii="Arial" w:hAnsi="Arial" w:cs="Arial"/>
+          <w:color w:val="156082" w:themeColor="accent1"/>
+          <w:sz w:val="22"/>
+          <w:szCs w:val="22"/>
+        </w:rPr>
+        <w:t>description }</w:t>
+      </w:r>
+      <w:proofErr w:type="gramEnd"/>
+      <w:r>
+        <w:rPr>
+          <w:rFonts w:ascii="Arial" w:hAnsi="Arial" w:cs="Arial"/>
+          <w:color w:val="156082" w:themeColor="accent1"/>
+          <w:sz w:val="22"/>
+          <w:szCs w:val="22"/>
+        </w:rPr>
+        <w:t>}</w:t>
+      </w:r>
     </w:p>
     <w:p>
       <w:pPr>
@@ -10415,8 +11929,6 @@
         </w:rPr>
         <w:t>{% if extracurricular_custom_terms %}</w:t>
       </w:r>
-      <w:proofErr w:type="spellStart"/>
-      <w:proofErr w:type="spellEnd"/>
     </w:p>
     <w:p>
       <w:pPr>
@@ -10456,13 +11968,38 @@
           <w:sz w:val="22"/>
           <w:szCs w:val="22"/>
         </w:rPr>
-        <w:t>{{ extracurricular_description }}</w:t>
-      </w:r>
-      <w:proofErr w:type="spellStart"/>
-      <w:proofErr w:type="gramEnd"/>
-      <w:proofErr w:type="gramStart"/>
-      <w:proofErr w:type="spellEnd"/>
-      <w:proofErr w:type="gramEnd"/>
+        <w:t>{{ extracurricular</w:t>
+      </w:r>
+      <w:proofErr w:type="gramEnd"/>
+      <w:r>
+        <w:rPr>
+          <w:rFonts w:ascii="Arial" w:hAnsi="Arial" w:cs="Arial"/>
+          <w:color w:val="156082" w:themeColor="accent1"/>
+          <w:sz w:val="22"/>
+          <w:szCs w:val="22"/>
+        </w:rPr>
+        <w:t>_</w:t>
+      </w:r>
+      <w:proofErr w:type="gramStart"/>
+      <w:r>
+        <w:rPr>
+          <w:rFonts w:ascii="Arial" w:hAnsi="Arial" w:cs="Arial"/>
+          <w:color w:val="156082" w:themeColor="accent1"/>
+          <w:sz w:val="22"/>
+          <w:szCs w:val="22"/>
+        </w:rPr>
+        <w:t>description }</w:t>
+      </w:r>
+      <w:proofErr w:type="gramEnd"/>
+      <w:r>
+        <w:rPr>
+          <w:rFonts w:ascii="Arial" w:hAnsi="Arial" w:cs="Arial"/>
+          <w:color w:val="156082" w:themeColor="accent1"/>
+          <w:sz w:val="22"/>
+          <w:szCs w:val="22"/>
+        </w:rPr>
+        <w:t>}</w:t>
+      </w:r>
     </w:p>
     <w:p>
       <w:pPr>
@@ -10556,6 +12093,11 @@
         <w:docPartUnique/>
       </w:docPartObj>
     </w:sdtPr>
+    <w:sdtEndPr>
+      <w:rPr>
+        <w:rStyle w:val="PageNumber"/>
+      </w:rPr>
+    </w:sdtEndPr>
     <w:sdtContent>
       <w:p>
         <w:pPr>
@@ -10613,6 +12155,11 @@
         <w:docPartUnique/>
       </w:docPartObj>
     </w:sdtPr>
+    <w:sdtEndPr>
+      <w:rPr>
+        <w:rStyle w:val="PageNumber"/>
+      </w:rPr>
+    </w:sdtEndPr>
     <w:sdtContent>
       <w:p>
         <w:pPr>
@@ -10740,7 +12287,7 @@
         </mc:Choice>
         <mc:Fallback>
           <w:pict>
-            <v:line w14:anchorId="0CF32D62" id="Straight Connector 2" o:spid="_x0000_s1026" style="position:absolute;z-index:251661312;visibility:visible;mso-wrap-style:square;mso-wrap-distance-left:9pt;mso-wrap-distance-top:0;mso-wrap-distance-right:9pt;mso-wrap-distance-bottom:0;mso-position-horizontal:absolute;mso-position-horizontal-relative:text;mso-position-vertical:absolute;mso-position-vertical-relative:text" from="145.6pt,11.85pt" to="214.35pt,11.85pt" o:gfxdata="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" strokecolor="black [3213]">
+            <v:line w14:anchorId="0CF32D62" id="Straight Connector 2" o:spid="_x0000_s1026" style="position:absolute;z-index:251661312;visibility:visible;mso-wrap-style:square;mso-wrap-distance-left:9pt;mso-wrap-distance-top:0;mso-wrap-distance-right:9pt;mso-wrap-distance-bottom:0;mso-position-horizontal:absolute;mso-position-horizontal-relative:text;mso-position-vertical:absolute;mso-position-vertical-relative:text" from="145.6pt,11.85pt" to="214.35pt,11.85pt" o:gfxdata="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" strokecolor="black [3213]">
               <v:stroke joinstyle="miter"/>
             </v:line>
           </w:pict>
@@ -10810,90 +12357,12 @@
         </mc:Choice>
         <mc:Fallback>
           <w:pict>
-            <v:line w14:anchorId="6A66ABE8" id="Straight Connector 2" o:spid="_x0000_s1026" style="position:absolute;z-index:251659264;visibility:visible;mso-wrap-style:square;mso-wrap-distance-left:9pt;mso-wrap-distance-top:0;mso-wrap-distance-right:9pt;mso-wrap-distance-bottom:0;mso-position-horizontal:absolute;mso-position-horizontal-relative:text;mso-position-vertical:absolute;mso-position-vertical-relative:text" from="-2.7pt,12.05pt" to="66.05pt,12.05pt" o:gfxdata="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" strokecolor="black [3213]">
+            <v:line w14:anchorId="6A66ABE8" id="Straight Connector 2" o:spid="_x0000_s1026" style="position:absolute;z-index:251659264;visibility:visible;mso-wrap-style:square;mso-wrap-distance-left:9pt;mso-wrap-distance-top:0;mso-wrap-distance-right:9pt;mso-wrap-distance-bottom:0;mso-position-horizontal:absolute;mso-position-horizontal-relative:text;mso-position-vertical:absolute;mso-position-vertical-relative:text" from="-2.7pt,12.05pt" to="66.05pt,12.05pt" o:gfxdata="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" strokecolor="black [3213]">
               <v:stroke joinstyle="miter"/>
             </v:line>
           </w:pict>
         </mc:Fallback>
       </mc:AlternateContent>
-    </w:r>
-    <w:proofErr w:type="gramStart"/>
-    <w:r>
-      <w:rPr>
-        <w:rFonts w:ascii="Calibri" w:eastAsia="Calibri" w:hAnsi="Calibri" w:cs="Calibri"/>
-        <w:sz w:val="16"/>
-      </w:rPr>
-      <w:t>{{ users</w:t>
-    </w:r>
-    <w:proofErr w:type="gramEnd"/>
-    <w:r>
-      <w:rPr>
-        <w:rFonts w:ascii="Calibri" w:eastAsia="Calibri" w:hAnsi="Calibri" w:cs="Calibri"/>
-        <w:sz w:val="16"/>
-      </w:rPr>
-      <w:t>1_</w:t>
-    </w:r>
-    <w:proofErr w:type="gramStart"/>
-    <w:r>
-      <w:rPr>
-        <w:rFonts w:ascii="Calibri" w:eastAsia="Calibri" w:hAnsi="Calibri" w:cs="Calibri"/>
-        <w:sz w:val="16"/>
-      </w:rPr>
-      <w:t>initials }}</w:t>
-    </w:r>
-    <w:r>
-      <w:rPr>
-        <w:rFonts w:ascii="Calibri" w:eastAsia="Calibri" w:hAnsi="Calibri" w:cs="Calibri"/>
-        <w:sz w:val="16"/>
-      </w:rPr>
-      <w:tab/>
-    </w:r>
-    <w:proofErr w:type="gramEnd"/>
-    <w:r>
-      <w:rPr>
-        <w:rFonts w:ascii="Calibri" w:eastAsia="Calibri" w:hAnsi="Calibri" w:cs="Calibri"/>
-        <w:sz w:val="16"/>
-      </w:rPr>
-      <w:tab/>
-    </w:r>
-    <w:r>
-      <w:rPr>
-        <w:rFonts w:ascii="Calibri" w:eastAsia="Calibri" w:hAnsi="Calibri" w:cs="Calibri"/>
-        <w:sz w:val="16"/>
-      </w:rPr>
-      <w:tab/>
-    </w:r>
-    <w:proofErr w:type="gramStart"/>
-    <w:r>
-      <w:rPr>
-        <w:rFonts w:ascii="Calibri" w:eastAsia="Calibri" w:hAnsi="Calibri" w:cs="Calibri"/>
-        <w:sz w:val="16"/>
-      </w:rPr>
-      <w:t>{{ other</w:t>
-    </w:r>
-    <w:proofErr w:type="gramEnd"/>
-    <w:r>
-      <w:rPr>
-        <w:rFonts w:ascii="Calibri" w:eastAsia="Calibri" w:hAnsi="Calibri" w:cs="Calibri"/>
-        <w:sz w:val="16"/>
-      </w:rPr>
-      <w:t>_parties1_</w:t>
-    </w:r>
-    <w:proofErr w:type="gramStart"/>
-    <w:r>
-      <w:rPr>
-        <w:rFonts w:ascii="Calibri" w:eastAsia="Calibri" w:hAnsi="Calibri" w:cs="Calibri"/>
-        <w:sz w:val="16"/>
-      </w:rPr>
-      <w:t>initials }</w:t>
-    </w:r>
-    <w:proofErr w:type="gramEnd"/>
-    <w:r>
-      <w:rPr>
-        <w:rFonts w:ascii="Calibri" w:eastAsia="Calibri" w:hAnsi="Calibri" w:cs="Calibri"/>
-        <w:sz w:val="16"/>
-      </w:rPr>
-      <w:t>}</w:t>
     </w:r>
   </w:p>
   <w:p>
